--- a/results/Final_Results_Report.docx
+++ b/results/Final_Results_Report.docx
@@ -33,7 +33,7 @@
           <w:sz w:val="20"/>
           <w:szCs w:val="20"/>
         </w:rPr>
-        <w:t xml:space="preserve">Master 2 Thesis — Deepfake Detection Track — Phases 1-5 Complete</w:t>
+        <w:t xml:space="preserve">Master 2 Thesis — Deepfake Detection Track — Phases 1-6 Complete</w:t>
       </w:r>
     </w:p>
     <w:p>
@@ -3624,7 +3624,7 @@
           <w:sz w:val="24"/>
           <w:szCs w:val="24"/>
         </w:rPr>
-        <w:t xml:space="preserve">10. Overall Conclusion (Phases 1-5)</w:t>
+        <w:t xml:space="preserve">10. Phase 6 — Mixed-Source Training</w:t>
       </w:r>
     </w:p>
     <w:p>
@@ -3637,24 +3637,575 @@
           <w:sz w:val="20"/>
           <w:szCs w:val="20"/>
         </w:rPr>
-        <w:t xml:space="preserve">Across all five phases, a consistent picture emerges. The fine-tuned ResNet18 achieves excellent in-distribution performance (98.8% accuracy, 0.999 AUC) when trained and tested on the same StyleGAN-based data source (Phases 1-2). However, this performance does not reflect a generally robust deepfake detector: the model collapses to near-chance accuracy on an unseen face-swap deepfake dataset (Phase 3); combining it with an independently trained EfficientNet-B0 via ensembling does not recover this generalization loss, as both models share the same single-source blind spot (Phase 4); and the model exhibits near-total vulnerability to imperceptible, deliberately crafted adversarial perturbations (Phase 5). Together, these results provide direct empirical evidence for the central open challenge identified in the thesis's state-of-the-art review (Section 8): high in-distribution accuracy is not equivalent to a robust or deployable deepfake detection system. This motivates the thesis's next direction: approaches that explicitly target generalization and robustness — such as mixed-source training, domain-generalization techniques, frequency-domain features, or adversarial training — rather than further optimizing in-distribution accuracy alone.</w:t>
-      </w:r>
-    </w:p>
-    <w:p>
-      <w:pPr>
-        <w:pStyle w:val="Heading1"/>
-        <w:spacing w:after="100" w:before="220"/>
+        <w:t xml:space="preserve">Motivated by the Phase 3 finding (generalization gap) and the Phase 4 finding (architecture/ensembling does not fix it), this phase tests whether the gap is fixable through training data diversity. A fresh ResNet18 was fine-tuned (identical recipe to Phase 2: unfreeze layer4) on a combined training set drawn from both sources used so far — StyleGAN-generated faces and face-swap deepfake video frames (30,000 real + 30,000 fake training images, 4,000 + 4,000 validation images, balanced across both sources) — then evaluated on held-out test sets from each source individually, compared directly against the single-source Phase 2 model.</w:t>
+      </w:r>
+    </w:p>
+    <w:p>
+      <w:pPr>
+        <w:spacing w:after="80" w:before="100"/>
       </w:pPr>
       <w:r>
         <w:rPr>
           <w:rFonts w:ascii="Calibri" w:cs="Calibri" w:eastAsia="Calibri" w:hAnsi="Calibri"/>
           <w:b/>
           <w:bCs/>
-          <w:color w:val="1F3864"/>
-          <w:sz w:val="24"/>
-          <w:szCs w:val="24"/>
-        </w:rPr>
-        <w:t xml:space="preserve">11. Next Steps</w:t>
+          <w:sz w:val="20"/>
+          <w:szCs w:val="20"/>
+        </w:rPr>
+        <w:t xml:space="preserve">Results:</w:t>
+      </w:r>
+    </w:p>
+    <w:tbl>
+      <w:tblPr>
+        <w:tblW w:type="dxa" w:w="8200"/>
+        <w:tblBorders>
+          <w:top w:val="single" w:color="auto" w:sz="4"/>
+          <w:left w:val="single" w:color="auto" w:sz="4"/>
+          <w:bottom w:val="single" w:color="auto" w:sz="4"/>
+          <w:right w:val="single" w:color="auto" w:sz="4"/>
+          <w:insideH w:val="single" w:color="auto" w:sz="4"/>
+          <w:insideV w:val="single" w:color="auto" w:sz="4"/>
+        </w:tblBorders>
+      </w:tblPr>
+      <w:tblGrid>
+        <w:gridCol w:w="2600"/>
+        <w:gridCol w:w="2000"/>
+        <w:gridCol w:w="1800"/>
+        <w:gridCol w:w="1800"/>
+      </w:tblGrid>
+      <w:tr>
+        <w:trPr>
+          <w:tblHeader/>
+        </w:trPr>
+        <w:tc>
+          <w:tcPr>
+            <w:tcW w:type="dxa" w:w="2600"/>
+            <w:shd w:fill="1F3864" w:val="clear"/>
+            <w:tcMar>
+              <w:top w:type="dxa" w:w="60"/>
+              <w:left w:type="dxa" w:w="100"/>
+              <w:bottom w:type="dxa" w:w="60"/>
+              <w:right w:type="dxa" w:w="100"/>
+            </w:tcMar>
+            <w:vAlign w:val="center"/>
+          </w:tcPr>
+          <w:p>
+            <w:r>
+              <w:rPr>
+                <w:rFonts w:ascii="Calibri" w:cs="Calibri" w:eastAsia="Calibri" w:hAnsi="Calibri"/>
+                <w:b/>
+                <w:bCs/>
+                <w:color w:val="FFFFFF"/>
+                <w:sz w:val="19"/>
+                <w:szCs w:val="19"/>
+              </w:rPr>
+              <w:t xml:space="preserve">Model</w:t>
+            </w:r>
+          </w:p>
+        </w:tc>
+        <w:tc>
+          <w:tcPr>
+            <w:tcW w:type="dxa" w:w="2000"/>
+            <w:shd w:fill="1F3864" w:val="clear"/>
+            <w:tcMar>
+              <w:top w:type="dxa" w:w="60"/>
+              <w:left w:type="dxa" w:w="100"/>
+              <w:bottom w:type="dxa" w:w="60"/>
+              <w:right w:type="dxa" w:w="100"/>
+            </w:tcMar>
+            <w:vAlign w:val="center"/>
+          </w:tcPr>
+          <w:p>
+            <w:r>
+              <w:rPr>
+                <w:rFonts w:ascii="Calibri" w:cs="Calibri" w:eastAsia="Calibri" w:hAnsi="Calibri"/>
+                <w:b/>
+                <w:bCs/>
+                <w:color w:val="FFFFFF"/>
+                <w:sz w:val="19"/>
+                <w:szCs w:val="19"/>
+              </w:rPr>
+              <w:t xml:space="preserve">Test Set</w:t>
+            </w:r>
+          </w:p>
+        </w:tc>
+        <w:tc>
+          <w:tcPr>
+            <w:tcW w:type="dxa" w:w="1800"/>
+            <w:shd w:fill="1F3864" w:val="clear"/>
+            <w:tcMar>
+              <w:top w:type="dxa" w:w="60"/>
+              <w:left w:type="dxa" w:w="100"/>
+              <w:bottom w:type="dxa" w:w="60"/>
+              <w:right w:type="dxa" w:w="100"/>
+            </w:tcMar>
+            <w:vAlign w:val="center"/>
+          </w:tcPr>
+          <w:p>
+            <w:r>
+              <w:rPr>
+                <w:rFonts w:ascii="Calibri" w:cs="Calibri" w:eastAsia="Calibri" w:hAnsi="Calibri"/>
+                <w:b/>
+                <w:bCs/>
+                <w:color w:val="FFFFFF"/>
+                <w:sz w:val="19"/>
+                <w:szCs w:val="19"/>
+              </w:rPr>
+              <w:t xml:space="preserve">Accuracy</w:t>
+            </w:r>
+          </w:p>
+        </w:tc>
+        <w:tc>
+          <w:tcPr>
+            <w:tcW w:type="dxa" w:w="1800"/>
+            <w:shd w:fill="1F3864" w:val="clear"/>
+            <w:tcMar>
+              <w:top w:type="dxa" w:w="60"/>
+              <w:left w:type="dxa" w:w="100"/>
+              <w:bottom w:type="dxa" w:w="60"/>
+              <w:right w:type="dxa" w:w="100"/>
+            </w:tcMar>
+            <w:vAlign w:val="center"/>
+          </w:tcPr>
+          <w:p>
+            <w:r>
+              <w:rPr>
+                <w:rFonts w:ascii="Calibri" w:cs="Calibri" w:eastAsia="Calibri" w:hAnsi="Calibri"/>
+                <w:b/>
+                <w:bCs/>
+                <w:color w:val="FFFFFF"/>
+                <w:sz w:val="19"/>
+                <w:szCs w:val="19"/>
+              </w:rPr>
+              <w:t xml:space="preserve">AUC</w:t>
+            </w:r>
+          </w:p>
+        </w:tc>
+      </w:tr>
+      <w:tr>
+        <w:tc>
+          <w:tcPr>
+            <w:tcW w:type="dxa" w:w="2600"/>
+            <w:tcMar>
+              <w:top w:type="dxa" w:w="60"/>
+              <w:left w:type="dxa" w:w="100"/>
+              <w:bottom w:type="dxa" w:w="60"/>
+              <w:right w:type="dxa" w:w="100"/>
+            </w:tcMar>
+            <w:vAlign w:val="center"/>
+          </w:tcPr>
+          <w:p>
+            <w:r>
+              <w:rPr>
+                <w:rFonts w:ascii="Calibri" w:cs="Calibri" w:eastAsia="Calibri" w:hAnsi="Calibri"/>
+                <w:b w:val="false"/>
+                <w:bCs w:val="false"/>
+                <w:color w:val="000000"/>
+                <w:sz w:val="19"/>
+                <w:szCs w:val="19"/>
+              </w:rPr>
+              <w:t xml:space="preserve">Phase 2 (single-source)</w:t>
+            </w:r>
+          </w:p>
+        </w:tc>
+        <w:tc>
+          <w:tcPr>
+            <w:tcW w:type="dxa" w:w="2000"/>
+            <w:tcMar>
+              <w:top w:type="dxa" w:w="60"/>
+              <w:left w:type="dxa" w:w="100"/>
+              <w:bottom w:type="dxa" w:w="60"/>
+              <w:right w:type="dxa" w:w="100"/>
+            </w:tcMar>
+            <w:vAlign w:val="center"/>
+          </w:tcPr>
+          <w:p>
+            <w:r>
+              <w:rPr>
+                <w:rFonts w:ascii="Calibri" w:cs="Calibri" w:eastAsia="Calibri" w:hAnsi="Calibri"/>
+                <w:b w:val="false"/>
+                <w:bCs w:val="false"/>
+                <w:color w:val="000000"/>
+                <w:sz w:val="19"/>
+                <w:szCs w:val="19"/>
+              </w:rPr>
+              <w:t xml:space="preserve">StyleGAN</w:t>
+            </w:r>
+          </w:p>
+        </w:tc>
+        <w:tc>
+          <w:tcPr>
+            <w:tcW w:type="dxa" w:w="1800"/>
+            <w:tcMar>
+              <w:top w:type="dxa" w:w="60"/>
+              <w:left w:type="dxa" w:w="100"/>
+              <w:bottom w:type="dxa" w:w="60"/>
+              <w:right w:type="dxa" w:w="100"/>
+            </w:tcMar>
+            <w:vAlign w:val="center"/>
+          </w:tcPr>
+          <w:p>
+            <w:r>
+              <w:rPr>
+                <w:rFonts w:ascii="Calibri" w:cs="Calibri" w:eastAsia="Calibri" w:hAnsi="Calibri"/>
+                <w:b w:val="false"/>
+                <w:bCs w:val="false"/>
+                <w:color w:val="000000"/>
+                <w:sz w:val="19"/>
+                <w:szCs w:val="19"/>
+              </w:rPr>
+              <w:t xml:space="preserve">98.68%</w:t>
+            </w:r>
+          </w:p>
+        </w:tc>
+        <w:tc>
+          <w:tcPr>
+            <w:tcW w:type="dxa" w:w="1800"/>
+            <w:tcMar>
+              <w:top w:type="dxa" w:w="60"/>
+              <w:left w:type="dxa" w:w="100"/>
+              <w:bottom w:type="dxa" w:w="60"/>
+              <w:right w:type="dxa" w:w="100"/>
+            </w:tcMar>
+            <w:vAlign w:val="center"/>
+          </w:tcPr>
+          <w:p>
+            <w:r>
+              <w:rPr>
+                <w:rFonts w:ascii="Calibri" w:cs="Calibri" w:eastAsia="Calibri" w:hAnsi="Calibri"/>
+                <w:b w:val="false"/>
+                <w:bCs w:val="false"/>
+                <w:color w:val="000000"/>
+                <w:sz w:val="19"/>
+                <w:szCs w:val="19"/>
+              </w:rPr>
+              <w:t xml:space="preserve">0.999</w:t>
+            </w:r>
+          </w:p>
+        </w:tc>
+      </w:tr>
+      <w:tr>
+        <w:tc>
+          <w:tcPr>
+            <w:tcW w:type="dxa" w:w="2600"/>
+            <w:tcMar>
+              <w:top w:type="dxa" w:w="60"/>
+              <w:left w:type="dxa" w:w="100"/>
+              <w:bottom w:type="dxa" w:w="60"/>
+              <w:right w:type="dxa" w:w="100"/>
+            </w:tcMar>
+            <w:vAlign w:val="center"/>
+          </w:tcPr>
+          <w:p>
+            <w:r>
+              <w:rPr>
+                <w:rFonts w:ascii="Calibri" w:cs="Calibri" w:eastAsia="Calibri" w:hAnsi="Calibri"/>
+                <w:b w:val="false"/>
+                <w:bCs w:val="false"/>
+                <w:color w:val="000000"/>
+                <w:sz w:val="19"/>
+                <w:szCs w:val="19"/>
+              </w:rPr>
+              <w:t xml:space="preserve">Phase 2 (single-source)</w:t>
+            </w:r>
+          </w:p>
+        </w:tc>
+        <w:tc>
+          <w:tcPr>
+            <w:tcW w:type="dxa" w:w="2000"/>
+            <w:tcMar>
+              <w:top w:type="dxa" w:w="60"/>
+              <w:left w:type="dxa" w:w="100"/>
+              <w:bottom w:type="dxa" w:w="60"/>
+              <w:right w:type="dxa" w:w="100"/>
+            </w:tcMar>
+            <w:vAlign w:val="center"/>
+          </w:tcPr>
+          <w:p>
+            <w:r>
+              <w:rPr>
+                <w:rFonts w:ascii="Calibri" w:cs="Calibri" w:eastAsia="Calibri" w:hAnsi="Calibri"/>
+                <w:b w:val="false"/>
+                <w:bCs w:val="false"/>
+                <w:color w:val="000000"/>
+                <w:sz w:val="19"/>
+                <w:szCs w:val="19"/>
+              </w:rPr>
+              <w:t xml:space="preserve">Face-swap</w:t>
+            </w:r>
+          </w:p>
+        </w:tc>
+        <w:tc>
+          <w:tcPr>
+            <w:tcW w:type="dxa" w:w="1800"/>
+            <w:tcMar>
+              <w:top w:type="dxa" w:w="60"/>
+              <w:left w:type="dxa" w:w="100"/>
+              <w:bottom w:type="dxa" w:w="60"/>
+              <w:right w:type="dxa" w:w="100"/>
+            </w:tcMar>
+            <w:vAlign w:val="center"/>
+          </w:tcPr>
+          <w:p>
+            <w:r>
+              <w:rPr>
+                <w:rFonts w:ascii="Calibri" w:cs="Calibri" w:eastAsia="Calibri" w:hAnsi="Calibri"/>
+                <w:b w:val="false"/>
+                <w:bCs w:val="false"/>
+                <w:color w:val="000000"/>
+                <w:sz w:val="19"/>
+                <w:szCs w:val="19"/>
+              </w:rPr>
+              <w:t xml:space="preserve">49.78%</w:t>
+            </w:r>
+          </w:p>
+        </w:tc>
+        <w:tc>
+          <w:tcPr>
+            <w:tcW w:type="dxa" w:w="1800"/>
+            <w:tcMar>
+              <w:top w:type="dxa" w:w="60"/>
+              <w:left w:type="dxa" w:w="100"/>
+              <w:bottom w:type="dxa" w:w="60"/>
+              <w:right w:type="dxa" w:w="100"/>
+            </w:tcMar>
+            <w:vAlign w:val="center"/>
+          </w:tcPr>
+          <w:p>
+            <w:r>
+              <w:rPr>
+                <w:rFonts w:ascii="Calibri" w:cs="Calibri" w:eastAsia="Calibri" w:hAnsi="Calibri"/>
+                <w:b w:val="false"/>
+                <w:bCs w:val="false"/>
+                <w:color w:val="000000"/>
+                <w:sz w:val="19"/>
+                <w:szCs w:val="19"/>
+              </w:rPr>
+              <w:t xml:space="preserve">0.525</w:t>
+            </w:r>
+          </w:p>
+        </w:tc>
+      </w:tr>
+      <w:tr>
+        <w:tc>
+          <w:tcPr>
+            <w:tcW w:type="dxa" w:w="2600"/>
+            <w:tcMar>
+              <w:top w:type="dxa" w:w="60"/>
+              <w:left w:type="dxa" w:w="100"/>
+              <w:bottom w:type="dxa" w:w="60"/>
+              <w:right w:type="dxa" w:w="100"/>
+            </w:tcMar>
+            <w:vAlign w:val="center"/>
+          </w:tcPr>
+          <w:p>
+            <w:r>
+              <w:rPr>
+                <w:rFonts w:ascii="Calibri" w:cs="Calibri" w:eastAsia="Calibri" w:hAnsi="Calibri"/>
+                <w:b w:val="false"/>
+                <w:bCs w:val="false"/>
+                <w:color w:val="000000"/>
+                <w:sz w:val="19"/>
+                <w:szCs w:val="19"/>
+              </w:rPr>
+              <w:t xml:space="preserve">Phase 6 (mixed-source)</w:t>
+            </w:r>
+          </w:p>
+        </w:tc>
+        <w:tc>
+          <w:tcPr>
+            <w:tcW w:type="dxa" w:w="2000"/>
+            <w:tcMar>
+              <w:top w:type="dxa" w:w="60"/>
+              <w:left w:type="dxa" w:w="100"/>
+              <w:bottom w:type="dxa" w:w="60"/>
+              <w:right w:type="dxa" w:w="100"/>
+            </w:tcMar>
+            <w:vAlign w:val="center"/>
+          </w:tcPr>
+          <w:p>
+            <w:r>
+              <w:rPr>
+                <w:rFonts w:ascii="Calibri" w:cs="Calibri" w:eastAsia="Calibri" w:hAnsi="Calibri"/>
+                <w:b w:val="false"/>
+                <w:bCs w:val="false"/>
+                <w:color w:val="000000"/>
+                <w:sz w:val="19"/>
+                <w:szCs w:val="19"/>
+              </w:rPr>
+              <w:t xml:space="preserve">StyleGAN</w:t>
+            </w:r>
+          </w:p>
+        </w:tc>
+        <w:tc>
+          <w:tcPr>
+            <w:tcW w:type="dxa" w:w="1800"/>
+            <w:tcMar>
+              <w:top w:type="dxa" w:w="60"/>
+              <w:left w:type="dxa" w:w="100"/>
+              <w:bottom w:type="dxa" w:w="60"/>
+              <w:right w:type="dxa" w:w="100"/>
+            </w:tcMar>
+            <w:vAlign w:val="center"/>
+          </w:tcPr>
+          <w:p>
+            <w:r>
+              <w:rPr>
+                <w:rFonts w:ascii="Calibri" w:cs="Calibri" w:eastAsia="Calibri" w:hAnsi="Calibri"/>
+                <w:b w:val="false"/>
+                <w:bCs w:val="false"/>
+                <w:color w:val="000000"/>
+                <w:sz w:val="19"/>
+                <w:szCs w:val="19"/>
+              </w:rPr>
+              <w:t xml:space="preserve">95.49%</w:t>
+            </w:r>
+          </w:p>
+        </w:tc>
+        <w:tc>
+          <w:tcPr>
+            <w:tcW w:type="dxa" w:w="1800"/>
+            <w:tcMar>
+              <w:top w:type="dxa" w:w="60"/>
+              <w:left w:type="dxa" w:w="100"/>
+              <w:bottom w:type="dxa" w:w="60"/>
+              <w:right w:type="dxa" w:w="100"/>
+            </w:tcMar>
+            <w:vAlign w:val="center"/>
+          </w:tcPr>
+          <w:p>
+            <w:r>
+              <w:rPr>
+                <w:rFonts w:ascii="Calibri" w:cs="Calibri" w:eastAsia="Calibri" w:hAnsi="Calibri"/>
+                <w:b w:val="false"/>
+                <w:bCs w:val="false"/>
+                <w:color w:val="000000"/>
+                <w:sz w:val="19"/>
+                <w:szCs w:val="19"/>
+              </w:rPr>
+              <w:t xml:space="preserve">0.995</w:t>
+            </w:r>
+          </w:p>
+        </w:tc>
+      </w:tr>
+      <w:tr>
+        <w:tc>
+          <w:tcPr>
+            <w:tcW w:type="dxa" w:w="2600"/>
+            <w:tcMar>
+              <w:top w:type="dxa" w:w="60"/>
+              <w:left w:type="dxa" w:w="100"/>
+              <w:bottom w:type="dxa" w:w="60"/>
+              <w:right w:type="dxa" w:w="100"/>
+            </w:tcMar>
+            <w:vAlign w:val="center"/>
+          </w:tcPr>
+          <w:p>
+            <w:r>
+              <w:rPr>
+                <w:rFonts w:ascii="Calibri" w:cs="Calibri" w:eastAsia="Calibri" w:hAnsi="Calibri"/>
+                <w:b w:val="false"/>
+                <w:bCs w:val="false"/>
+                <w:color w:val="000000"/>
+                <w:sz w:val="19"/>
+                <w:szCs w:val="19"/>
+              </w:rPr>
+              <w:t xml:space="preserve">Phase 6 (mixed-source)</w:t>
+            </w:r>
+          </w:p>
+        </w:tc>
+        <w:tc>
+          <w:tcPr>
+            <w:tcW w:type="dxa" w:w="2000"/>
+            <w:tcMar>
+              <w:top w:type="dxa" w:w="60"/>
+              <w:left w:type="dxa" w:w="100"/>
+              <w:bottom w:type="dxa" w:w="60"/>
+              <w:right w:type="dxa" w:w="100"/>
+            </w:tcMar>
+            <w:vAlign w:val="center"/>
+          </w:tcPr>
+          <w:p>
+            <w:r>
+              <w:rPr>
+                <w:rFonts w:ascii="Calibri" w:cs="Calibri" w:eastAsia="Calibri" w:hAnsi="Calibri"/>
+                <w:b w:val="false"/>
+                <w:bCs w:val="false"/>
+                <w:color w:val="000000"/>
+                <w:sz w:val="19"/>
+                <w:szCs w:val="19"/>
+              </w:rPr>
+              <w:t xml:space="preserve">Face-swap</w:t>
+            </w:r>
+          </w:p>
+        </w:tc>
+        <w:tc>
+          <w:tcPr>
+            <w:tcW w:type="dxa" w:w="1800"/>
+            <w:tcMar>
+              <w:top w:type="dxa" w:w="60"/>
+              <w:left w:type="dxa" w:w="100"/>
+              <w:bottom w:type="dxa" w:w="60"/>
+              <w:right w:type="dxa" w:w="100"/>
+            </w:tcMar>
+            <w:vAlign w:val="center"/>
+          </w:tcPr>
+          <w:p>
+            <w:r>
+              <w:rPr>
+                <w:rFonts w:ascii="Calibri" w:cs="Calibri" w:eastAsia="Calibri" w:hAnsi="Calibri"/>
+                <w:b w:val="false"/>
+                <w:bCs w:val="false"/>
+                <w:color w:val="000000"/>
+                <w:sz w:val="19"/>
+                <w:szCs w:val="19"/>
+              </w:rPr>
+              <w:t xml:space="preserve">82.42%</w:t>
+            </w:r>
+          </w:p>
+        </w:tc>
+        <w:tc>
+          <w:tcPr>
+            <w:tcW w:type="dxa" w:w="1800"/>
+            <w:tcMar>
+              <w:top w:type="dxa" w:w="60"/>
+              <w:left w:type="dxa" w:w="100"/>
+              <w:bottom w:type="dxa" w:w="60"/>
+              <w:right w:type="dxa" w:w="100"/>
+            </w:tcMar>
+            <w:vAlign w:val="center"/>
+          </w:tcPr>
+          <w:p>
+            <w:r>
+              <w:rPr>
+                <w:rFonts w:ascii="Calibri" w:cs="Calibri" w:eastAsia="Calibri" w:hAnsi="Calibri"/>
+                <w:b w:val="false"/>
+                <w:bCs w:val="false"/>
+                <w:color w:val="000000"/>
+                <w:sz w:val="19"/>
+                <w:szCs w:val="19"/>
+              </w:rPr>
+              <w:t xml:space="preserve">0.928</w:t>
+            </w:r>
+          </w:p>
+        </w:tc>
+      </w:tr>
+    </w:tbl>
+    <w:p>
+      <w:pPr>
+        <w:pStyle w:val="Heading2"/>
+        <w:spacing w:after="80" w:before="140"/>
+      </w:pPr>
+      <w:r>
+        <w:rPr>
+          <w:rFonts w:ascii="Calibri" w:cs="Calibri" w:eastAsia="Calibri" w:hAnsi="Calibri"/>
+          <w:b/>
+          <w:bCs/>
+          <w:color w:val="2E5395"/>
+          <w:sz w:val="21"/>
+          <w:szCs w:val="21"/>
+        </w:rPr>
+        <w:t xml:space="preserve">Interpretation</w:t>
       </w:r>
     </w:p>
     <w:p>
@@ -3672,7 +4223,7 @@
           <w:sz w:val="20"/>
           <w:szCs w:val="20"/>
         </w:rPr>
-        <w:t xml:space="preserve">Mixed-source training (StyleGAN + face-swap combined) to directly address the Phase 3 generalization gap.</w:t>
+        <w:t xml:space="preserve">On the face-swap test set — the domain Phase 2 was essentially blind to (49.8% accuracy, 0.525 AUC, near chance level) — the mixed-source model achieves 82.4% accuracy and 0.928 AUC, a gain of +32.6 accuracy points and +0.404 AUC. This closes roughly 85% of the total possible gap between chance-level performance (AUC 0.5) and near-ceiling performance (AUC 1.0).</w:t>
       </w:r>
     </w:p>
     <w:p>
@@ -3690,7 +4241,7 @@
           <w:sz w:val="20"/>
           <w:szCs w:val="20"/>
         </w:rPr>
-        <w:t xml:space="preserve">Adversarial training (or other defense, e.g. input preprocessing/randomization) to address the Phase 5 robustness gap.</w:t>
+        <w:t xml:space="preserve">On the StyleGAN test set, the mixed-source model shows only a small reduction relative to Phase 2 (95.5% vs. 98.7% accuracy; 0.995 vs. 0.999 AUC) — the model retains strong performance on the original domain while gaining substantial competence on the new one, rather than trading one for the other.</w:t>
       </w:r>
     </w:p>
     <w:p>
@@ -3708,7 +4259,126 @@
           <w:sz w:val="20"/>
           <w:szCs w:val="20"/>
         </w:rPr>
-        <w:t xml:space="preserve">Consider frequency-domain features (SOTA Section 4.2) or a foundation-model-based approach (e.g. CLIP adapter, SOTA Section 4.4) as more generalizable and/or robust alternatives to a plain fine-tuned CNN.</w:t>
+        <w:t xml:space="preserve">This result directly confirms the hypothesis raised by the Phase 3/4 findings: the generalization failure was primarily a consequence of training data diversity, not a fundamental limitation of the CNN architecture. Where Phase 4 (ensembling two models trained on the same single-source data) failed to improve cross-domain performance, diversifying the training data itself produced a large, measurable improvement.</w:t>
+      </w:r>
+    </w:p>
+    <w:p>
+      <w:pPr>
+        <w:pStyle w:val="ListParagraph"/>
+        <w:numPr>
+          <w:ilvl w:val="0"/>
+          <w:numId w:val="1"/>
+        </w:numPr>
+        <w:spacing w:after="60" w:line="250"/>
+      </w:pPr>
+      <w:r>
+        <w:rPr>
+          <w:rFonts w:ascii="Calibri" w:cs="Calibri" w:eastAsia="Calibri" w:hAnsi="Calibri"/>
+          <w:sz w:val="20"/>
+          <w:szCs w:val="20"/>
+        </w:rPr>
+        <w:t xml:space="preserve">This constitutes the thesis's strongest positive empirical result: a concrete, evidenced remedy for the generalization gap identified earlier in the work, achieved without any architectural changes beyond what was already used in Phase 2.</w:t>
+      </w:r>
+    </w:p>
+    <w:p>
+      <w:pPr>
+        <w:pStyle w:val="Heading1"/>
+        <w:spacing w:after="100" w:before="220"/>
+      </w:pPr>
+      <w:r>
+        <w:rPr>
+          <w:rFonts w:ascii="Calibri" w:cs="Calibri" w:eastAsia="Calibri" w:hAnsi="Calibri"/>
+          <w:b/>
+          <w:bCs/>
+          <w:color w:val="1F3864"/>
+          <w:sz w:val="24"/>
+          <w:szCs w:val="24"/>
+        </w:rPr>
+        <w:t xml:space="preserve">11. Overall Conclusion (Phases 1-6)</w:t>
+      </w:r>
+    </w:p>
+    <w:p>
+      <w:pPr>
+        <w:spacing w:after="120" w:line="260"/>
+      </w:pPr>
+      <w:r>
+        <w:rPr>
+          <w:rFonts w:ascii="Calibri" w:cs="Calibri" w:eastAsia="Calibri" w:hAnsi="Calibri"/>
+          <w:sz w:val="20"/>
+          <w:szCs w:val="20"/>
+        </w:rPr>
+        <w:t xml:space="preserve">Across six phases, this work establishes a complete empirical narrative. A fine-tuned ResNet18 achieves excellent in-distribution performance (98.8% accuracy, 0.999 AUC) when trained and tested on a single generator family (StyleGAN, Phases 1-2), but this performance does not reflect a generally robust deepfake detector: the model collapses to near-chance accuracy on an unseen face-swap deepfake dataset (Phase 3), and combining it with an independently trained EfficientNet-B0 via ensembling does not recover this generalization loss, since both models share the same single-source blind spot (Phase 4). The model additionally exhibits near-total vulnerability to imperceptible adversarial perturbations (Phase 5). However, when the training data itself is diversified to include both forgery types (Phase 6), the model recovers the large majority of its lost generalization performance (Face-swap AUC: 0.525 -&gt; 0.928) while retaining strong performance on the original domain. Together, these results provide direct empirical evidence for the central open challenge identified in the thesis's state-of-the-art review (Section 8) — and further demonstrate that, of the remedies tested, training data diversity is substantially more effective than architectural ensembling at addressing the cross-generator generalization gap. Adversarial robustness (Phase 5) remains an open weakness not addressed by mixed-source training, and is a natural direction for further work (e.g. adversarial training).</w:t>
+      </w:r>
+    </w:p>
+    <w:p>
+      <w:pPr>
+        <w:pStyle w:val="Heading1"/>
+        <w:spacing w:after="100" w:before="220"/>
+      </w:pPr>
+      <w:r>
+        <w:rPr>
+          <w:rFonts w:ascii="Calibri" w:cs="Calibri" w:eastAsia="Calibri" w:hAnsi="Calibri"/>
+          <w:b/>
+          <w:bCs/>
+          <w:color w:val="1F3864"/>
+          <w:sz w:val="24"/>
+          <w:szCs w:val="24"/>
+        </w:rPr>
+        <w:t xml:space="preserve">12. Next Steps</w:t>
+      </w:r>
+    </w:p>
+    <w:p>
+      <w:pPr>
+        <w:pStyle w:val="ListParagraph"/>
+        <w:numPr>
+          <w:ilvl w:val="0"/>
+          <w:numId w:val="1"/>
+        </w:numPr>
+        <w:spacing w:after="60" w:line="250"/>
+      </w:pPr>
+      <w:r>
+        <w:rPr>
+          <w:rFonts w:ascii="Calibri" w:cs="Calibri" w:eastAsia="Calibri" w:hAnsi="Calibri"/>
+          <w:sz w:val="20"/>
+          <w:szCs w:val="20"/>
+        </w:rPr>
+        <w:t xml:space="preserve">Adversarial training (or other defense, e.g. input preprocessing/randomization) to address the Phase 5 robustness gap, which mixed-source training (Phase 6) did not target.</w:t>
+      </w:r>
+    </w:p>
+    <w:p>
+      <w:pPr>
+        <w:pStyle w:val="ListParagraph"/>
+        <w:numPr>
+          <w:ilvl w:val="0"/>
+          <w:numId w:val="1"/>
+        </w:numPr>
+        <w:spacing w:after="60" w:line="250"/>
+      </w:pPr>
+      <w:r>
+        <w:rPr>
+          <w:rFonts w:ascii="Calibri" w:cs="Calibri" w:eastAsia="Calibri" w:hAnsi="Calibri"/>
+          <w:sz w:val="20"/>
+          <w:szCs w:val="20"/>
+        </w:rPr>
+        <w:t xml:space="preserve">Extend mixed-source training to additional forgery families (e.g. diffusion-generated faces) to test whether the Phase 6 result generalizes further, or whether it is specific to the two sources tested.</w:t>
+      </w:r>
+    </w:p>
+    <w:p>
+      <w:pPr>
+        <w:pStyle w:val="ListParagraph"/>
+        <w:numPr>
+          <w:ilvl w:val="0"/>
+          <w:numId w:val="1"/>
+        </w:numPr>
+        <w:spacing w:after="60" w:line="250"/>
+      </w:pPr>
+      <w:r>
+        <w:rPr>
+          <w:rFonts w:ascii="Calibri" w:cs="Calibri" w:eastAsia="Calibri" w:hAnsi="Calibri"/>
+          <w:sz w:val="20"/>
+          <w:szCs w:val="20"/>
+        </w:rPr>
+        <w:t xml:space="preserve">Consider frequency-domain features (SOTA Section 4.2) or a foundation-model-based approach (e.g. CLIP adapter, SOTA Section 4.4) as potential further improvements to both generalization and robustness.</w:t>
       </w:r>
     </w:p>
     <w:p>

--- a/results/Final_Results_Report.docx
+++ b/results/Final_Results_Report.docx
@@ -33,7 +33,7 @@
           <w:sz w:val="20"/>
           <w:szCs w:val="20"/>
         </w:rPr>
-        <w:t xml:space="preserve">Master 2 Thesis — Deepfake Detection Track — Phases 1-6 Complete</w:t>
+        <w:t xml:space="preserve">Master 2 Thesis — Deepfake Detection Track — Phases 1-7 Complete</w:t>
       </w:r>
     </w:p>
     <w:p>
@@ -63,7 +63,7 @@
           <w:sz w:val="20"/>
           <w:szCs w:val="20"/>
         </w:rPr>
-        <w:t xml:space="preserve">Build and validate an end-to-end pipeline for digital face forgery (deepfake) detection, then progressively evaluate and improve it following the roadmap agreed with the supervisor: (1) deeper fine-tuning, (2) cross-dataset generalization evaluation, (3) ensembling, (4) adversarial robustness. This report consolidates all five phases of the experimental work.</w:t>
+        <w:t xml:space="preserve">Build and validate an end-to-end pipeline for digital face forgery (deepfake) detection, then progressively evaluate and improve it following the roadmap agreed with the supervisor: (1) deeper fine-tuning, (2) cross-dataset generalization evaluation, (3) ensembling, (4) adversarial robustness — extended with two further self-directed phases testing the fixability and extent of the generalization gap found. This report consolidates all seven phases of the experimental work.</w:t>
       </w:r>
     </w:p>
     <w:p>
@@ -80,7 +80,7 @@
           <w:sz w:val="24"/>
           <w:szCs w:val="24"/>
         </w:rPr>
-        <w:t xml:space="preserve">2. Dataset &amp; Setup (common to Phases 1, 2 and 4)</w:t>
+        <w:t xml:space="preserve">2. Dataset &amp; Setup</w:t>
       </w:r>
     </w:p>
     <w:p>
@@ -98,7 +98,7 @@
           <w:sz w:val="20"/>
           <w:szCs w:val="20"/>
         </w:rPr>
-        <w:t xml:space="preserve">Dataset: "140k Real and Fake Faces" (Kaggle) — real photographs (FFHQ) vs. StyleGAN-generated faces. 100,000 train / 20,000 validation / 20,000 test images, perfectly class-balanced.</w:t>
+        <w:t xml:space="preserve">Primary dataset (Phases 1, 2, 4, 5, 6): "140k Real and Fake Faces" (Kaggle) — real photographs (FFHQ) vs. StyleGAN-generated faces.</w:t>
       </w:r>
     </w:p>
     <w:p>
@@ -116,7 +116,7 @@
           <w:sz w:val="20"/>
           <w:szCs w:val="20"/>
         </w:rPr>
-        <w:t xml:space="preserve">Base architectures: ResNet18 and EfficientNet-B0, both pretrained on ImageNet.</w:t>
+        <w:t xml:space="preserve">Cross-domain dataset (Phases 3, 6): "Deepfake and Real Images" (Kaggle) — real face-swap deepfake video frames.</w:t>
       </w:r>
     </w:p>
     <w:p>
@@ -134,7 +134,25 @@
           <w:sz w:val="20"/>
           <w:szCs w:val="20"/>
         </w:rPr>
-        <w:t xml:space="preserve">Training: Colab T4 GPU, Adam optimizer, batch size 64.</w:t>
+        <w:t xml:space="preserve">Third-domain dataset (Phase 7): "Face Dataset Using Stable Diffusion v.1.4" (Kaggle) — Stable Diffusion-generated faces, paired with held-out real photos from the primary dataset.</w:t>
+      </w:r>
+    </w:p>
+    <w:p>
+      <w:pPr>
+        <w:pStyle w:val="ListParagraph"/>
+        <w:numPr>
+          <w:ilvl w:val="0"/>
+          <w:numId w:val="1"/>
+        </w:numPr>
+        <w:spacing w:after="60" w:line="250"/>
+      </w:pPr>
+      <w:r>
+        <w:rPr>
+          <w:rFonts w:ascii="Calibri" w:cs="Calibri" w:eastAsia="Calibri" w:hAnsi="Calibri"/>
+          <w:sz w:val="20"/>
+          <w:szCs w:val="20"/>
+        </w:rPr>
+        <w:t xml:space="preserve">Base architectures: ResNet18 and EfficientNet-B0, both pretrained on ImageNet. Training: Colab T4 GPU, Adam optimizer, batch size 64.</w:t>
       </w:r>
     </w:p>
     <w:p>
@@ -561,24 +579,6 @@
           <w:sz w:val="20"/>
           <w:szCs w:val="20"/>
         </w:rPr>
-        <w:t xml:space="preserve">Training accuracy rose steadily to 99.3%; validation accuracy to 98.7%, with only a small train/val gap — no meaningful overfitting on the full dataset.</w:t>
-      </w:r>
-    </w:p>
-    <w:p>
-      <w:pPr>
-        <w:pStyle w:val="ListParagraph"/>
-        <w:numPr>
-          <w:ilvl w:val="0"/>
-          <w:numId w:val="1"/>
-        </w:numPr>
-        <w:spacing w:after="60" w:line="250"/>
-      </w:pPr>
-      <w:r>
-        <w:rPr>
-          <w:rFonts w:ascii="Calibri" w:cs="Calibri" w:eastAsia="Calibri" w:hAnsi="Calibri"/>
-          <w:sz w:val="20"/>
-          <w:szCs w:val="20"/>
-        </w:rPr>
         <w:t xml:space="preserve">Result: 98.8% test accuracy, 0.999 AUC.</w:t>
       </w:r>
     </w:p>
@@ -1294,17 +1294,12 @@
           <w:sz w:val="24"/>
           <w:szCs w:val="24"/>
         </w:rPr>
-        <w:t xml:space="preserve">6. Interpretation (Phases 1-2)</w:t>
-      </w:r>
-    </w:p>
-    <w:p>
-      <w:pPr>
-        <w:pStyle w:val="ListParagraph"/>
-        <w:numPr>
-          <w:ilvl w:val="0"/>
-          <w:numId w:val="1"/>
-        </w:numPr>
-        <w:spacing w:after="60" w:line="250"/>
+        <w:t xml:space="preserve">6. Phase 3 — Cross-Dataset Evaluation (Generalization / Drift)</w:t>
+      </w:r>
+    </w:p>
+    <w:p>
+      <w:pPr>
+        <w:spacing w:after="120" w:line="260"/>
       </w:pPr>
       <w:r>
         <w:rPr>
@@ -1312,88 +1307,7 @@
           <w:sz w:val="20"/>
           <w:szCs w:val="20"/>
         </w:rPr>
-        <w:t xml:space="preserve">Unfreezing layer4 produced a large, consistent improvement across every metric, confirming that forgery-specific cues require feature adaptation beyond generic ImageNet representations — consistent with the CNN-based detection literature reviewed in the thesis's state-of-the-art chapter (Section 4.1).</w:t>
-      </w:r>
-    </w:p>
-    <w:p>
-      <w:pPr>
-        <w:pStyle w:val="ListParagraph"/>
-        <w:numPr>
-          <w:ilvl w:val="0"/>
-          <w:numId w:val="1"/>
-        </w:numPr>
-        <w:spacing w:after="60" w:line="250"/>
-      </w:pPr>
-      <w:r>
-        <w:rPr>
-          <w:rFonts w:ascii="Calibri" w:cs="Calibri" w:eastAsia="Calibri" w:hAnsi="Calibri"/>
-          <w:sz w:val="20"/>
-          <w:szCs w:val="20"/>
-        </w:rPr>
-        <w:t xml:space="preserve">Both models remain well-balanced across classes (no bias toward predicting real or fake), and Phase 2's errors are small in absolute terms (237 misclassifications out of 20,000).</w:t>
-      </w:r>
-    </w:p>
-    <w:p>
-      <w:pPr>
-        <w:pStyle w:val="ListParagraph"/>
-        <w:numPr>
-          <w:ilvl w:val="0"/>
-          <w:numId w:val="1"/>
-        </w:numPr>
-        <w:spacing w:after="60" w:line="250"/>
-      </w:pPr>
-      <w:r>
-        <w:rPr>
-          <w:rFonts w:ascii="Calibri" w:cs="Calibri" w:eastAsia="Calibri" w:hAnsi="Calibri"/>
-          <w:sz w:val="20"/>
-          <w:szCs w:val="20"/>
-        </w:rPr>
-        <w:t xml:space="preserve">Important caveat: both results above are in-distribution — same dataset and generator (StyleGAN) used for both training and testing. This is not yet a generalization result.</w:t>
-      </w:r>
-    </w:p>
-    <w:p>
-      <w:pPr>
-        <w:pStyle w:val="Heading1"/>
-        <w:spacing w:after="100" w:before="220"/>
-      </w:pPr>
-      <w:r>
-        <w:rPr>
-          <w:rFonts w:ascii="Calibri" w:cs="Calibri" w:eastAsia="Calibri" w:hAnsi="Calibri"/>
-          <w:b/>
-          <w:bCs/>
-          <w:color w:val="1F3864"/>
-          <w:sz w:val="24"/>
-          <w:szCs w:val="24"/>
-        </w:rPr>
-        <w:t xml:space="preserve">7. Phase 3 — Cross-Dataset Evaluation (Generalization / Drift)</w:t>
-      </w:r>
-    </w:p>
-    <w:p>
-      <w:pPr>
-        <w:spacing w:after="120" w:line="260"/>
-      </w:pPr>
-      <w:r>
-        <w:rPr>
-          <w:rFonts w:ascii="Calibri" w:cs="Calibri" w:eastAsia="Calibri" w:hAnsi="Calibri"/>
-          <w:sz w:val="20"/>
-          <w:szCs w:val="20"/>
-        </w:rPr>
-        <w:t xml:space="preserve">Both trained models were evaluated, without any retraining, on an independent dataset built from real face-swap deepfake videos (Kaggle: "Deepfake and Real Images"), a different manipulation family from the StyleGAN full-face synthesis used for training. Test set size: 10,905 images.</w:t>
-      </w:r>
-    </w:p>
-    <w:p>
-      <w:pPr>
-        <w:spacing w:after="80" w:before="100"/>
-      </w:pPr>
-      <w:r>
-        <w:rPr>
-          <w:rFonts w:ascii="Calibri" w:cs="Calibri" w:eastAsia="Calibri" w:hAnsi="Calibri"/>
-          <w:b/>
-          <w:bCs/>
-          <w:sz w:val="20"/>
-          <w:szCs w:val="20"/>
-        </w:rPr>
-        <w:t xml:space="preserve">Cross-dataset results:</w:t>
+        <w:t xml:space="preserve">Both trained models were evaluated, without any retraining, on an independent dataset built from real face-swap deepfake videos, a different manipulation family from the StyleGAN full-face synthesis used for training. Test set size: 10,905 images.</w:t>
       </w:r>
     </w:p>
     <w:tbl>
@@ -1653,550 +1567,6 @@
     </w:tbl>
     <w:p>
       <w:pPr>
-        <w:spacing w:after="80" w:before="140"/>
-      </w:pPr>
-      <w:r>
-        <w:rPr>
-          <w:rFonts w:ascii="Calibri" w:cs="Calibri" w:eastAsia="Calibri" w:hAnsi="Calibri"/>
-          <w:b/>
-          <w:bCs/>
-          <w:sz w:val="20"/>
-          <w:szCs w:val="20"/>
-        </w:rPr>
-        <w:t xml:space="preserve">Confusion matrix — Baseline #1 on cross-dataset:</w:t>
-      </w:r>
-    </w:p>
-    <w:tbl>
-      <w:tblPr>
-        <w:tblW w:type="dxa" w:w="6000"/>
-        <w:tblBorders>
-          <w:top w:val="single" w:color="auto" w:sz="4"/>
-          <w:left w:val="single" w:color="auto" w:sz="4"/>
-          <w:bottom w:val="single" w:color="auto" w:sz="4"/>
-          <w:right w:val="single" w:color="auto" w:sz="4"/>
-          <w:insideH w:val="single" w:color="auto" w:sz="4"/>
-          <w:insideV w:val="single" w:color="auto" w:sz="4"/>
-        </w:tblBorders>
-      </w:tblPr>
-      <w:tblGrid>
-        <w:gridCol w:w="2000"/>
-        <w:gridCol w:w="2000"/>
-        <w:gridCol w:w="2000"/>
-      </w:tblGrid>
-      <w:tr>
-        <w:trPr>
-          <w:tblHeader/>
-        </w:trPr>
-        <w:tc>
-          <w:tcPr>
-            <w:tcW w:type="dxa" w:w="2000"/>
-            <w:shd w:fill="1F3864" w:val="clear"/>
-            <w:tcMar>
-              <w:top w:type="dxa" w:w="60"/>
-              <w:left w:type="dxa" w:w="100"/>
-              <w:bottom w:type="dxa" w:w="60"/>
-              <w:right w:type="dxa" w:w="100"/>
-            </w:tcMar>
-            <w:vAlign w:val="center"/>
-          </w:tcPr>
-          <w:p>
-            <w:r>
-              <w:rPr>
-                <w:rFonts w:ascii="Calibri" w:cs="Calibri" w:eastAsia="Calibri" w:hAnsi="Calibri"/>
-                <w:b/>
-                <w:bCs/>
-                <w:color w:val="FFFFFF"/>
-                <w:sz w:val="19"/>
-                <w:szCs w:val="19"/>
-              </w:rPr>
-              <w:t xml:space="preserve"/>
-            </w:r>
-          </w:p>
-        </w:tc>
-        <w:tc>
-          <w:tcPr>
-            <w:tcW w:type="dxa" w:w="2000"/>
-            <w:shd w:fill="1F3864" w:val="clear"/>
-            <w:tcMar>
-              <w:top w:type="dxa" w:w="60"/>
-              <w:left w:type="dxa" w:w="100"/>
-              <w:bottom w:type="dxa" w:w="60"/>
-              <w:right w:type="dxa" w:w="100"/>
-            </w:tcMar>
-            <w:vAlign w:val="center"/>
-          </w:tcPr>
-          <w:p>
-            <w:r>
-              <w:rPr>
-                <w:rFonts w:ascii="Calibri" w:cs="Calibri" w:eastAsia="Calibri" w:hAnsi="Calibri"/>
-                <w:b/>
-                <w:bCs/>
-                <w:color w:val="FFFFFF"/>
-                <w:sz w:val="19"/>
-                <w:szCs w:val="19"/>
-              </w:rPr>
-              <w:t xml:space="preserve">Pred: Fake</w:t>
-            </w:r>
-          </w:p>
-        </w:tc>
-        <w:tc>
-          <w:tcPr>
-            <w:tcW w:type="dxa" w:w="2000"/>
-            <w:shd w:fill="1F3864" w:val="clear"/>
-            <w:tcMar>
-              <w:top w:type="dxa" w:w="60"/>
-              <w:left w:type="dxa" w:w="100"/>
-              <w:bottom w:type="dxa" w:w="60"/>
-              <w:right w:type="dxa" w:w="100"/>
-            </w:tcMar>
-            <w:vAlign w:val="center"/>
-          </w:tcPr>
-          <w:p>
-            <w:r>
-              <w:rPr>
-                <w:rFonts w:ascii="Calibri" w:cs="Calibri" w:eastAsia="Calibri" w:hAnsi="Calibri"/>
-                <w:b/>
-                <w:bCs/>
-                <w:color w:val="FFFFFF"/>
-                <w:sz w:val="19"/>
-                <w:szCs w:val="19"/>
-              </w:rPr>
-              <w:t xml:space="preserve">Pred: Real</w:t>
-            </w:r>
-          </w:p>
-        </w:tc>
-      </w:tr>
-      <w:tr>
-        <w:tc>
-          <w:tcPr>
-            <w:tcW w:type="dxa" w:w="2000"/>
-            <w:shd w:fill="1F3864" w:val="clear"/>
-            <w:tcMar>
-              <w:top w:type="dxa" w:w="60"/>
-              <w:left w:type="dxa" w:w="100"/>
-              <w:bottom w:type="dxa" w:w="60"/>
-              <w:right w:type="dxa" w:w="100"/>
-            </w:tcMar>
-            <w:vAlign w:val="center"/>
-          </w:tcPr>
-          <w:p>
-            <w:r>
-              <w:rPr>
-                <w:rFonts w:ascii="Calibri" w:cs="Calibri" w:eastAsia="Calibri" w:hAnsi="Calibri"/>
-                <w:b/>
-                <w:bCs/>
-                <w:color w:val="FFFFFF"/>
-                <w:sz w:val="19"/>
-                <w:szCs w:val="19"/>
-              </w:rPr>
-              <w:t xml:space="preserve">True: Fake</w:t>
-            </w:r>
-          </w:p>
-        </w:tc>
-        <w:tc>
-          <w:tcPr>
-            <w:tcW w:type="dxa" w:w="2000"/>
-            <w:tcMar>
-              <w:top w:type="dxa" w:w="60"/>
-              <w:left w:type="dxa" w:w="100"/>
-              <w:bottom w:type="dxa" w:w="60"/>
-              <w:right w:type="dxa" w:w="100"/>
-            </w:tcMar>
-            <w:vAlign w:val="center"/>
-          </w:tcPr>
-          <w:p>
-            <w:r>
-              <w:rPr>
-                <w:rFonts w:ascii="Calibri" w:cs="Calibri" w:eastAsia="Calibri" w:hAnsi="Calibri"/>
-                <w:b w:val="false"/>
-                <w:bCs w:val="false"/>
-                <w:color w:val="000000"/>
-                <w:sz w:val="19"/>
-                <w:szCs w:val="19"/>
-              </w:rPr>
-              <w:t xml:space="preserve">289</w:t>
-            </w:r>
-          </w:p>
-        </w:tc>
-        <w:tc>
-          <w:tcPr>
-            <w:tcW w:type="dxa" w:w="2000"/>
-            <w:tcMar>
-              <w:top w:type="dxa" w:w="60"/>
-              <w:left w:type="dxa" w:w="100"/>
-              <w:bottom w:type="dxa" w:w="60"/>
-              <w:right w:type="dxa" w:w="100"/>
-            </w:tcMar>
-            <w:vAlign w:val="center"/>
-          </w:tcPr>
-          <w:p>
-            <w:r>
-              <w:rPr>
-                <w:rFonts w:ascii="Calibri" w:cs="Calibri" w:eastAsia="Calibri" w:hAnsi="Calibri"/>
-                <w:b w:val="false"/>
-                <w:bCs w:val="false"/>
-                <w:color w:val="000000"/>
-                <w:sz w:val="19"/>
-                <w:szCs w:val="19"/>
-              </w:rPr>
-              <w:t xml:space="preserve">5203</w:t>
-            </w:r>
-          </w:p>
-        </w:tc>
-      </w:tr>
-      <w:tr>
-        <w:tc>
-          <w:tcPr>
-            <w:tcW w:type="dxa" w:w="2000"/>
-            <w:shd w:fill="1F3864" w:val="clear"/>
-            <w:tcMar>
-              <w:top w:type="dxa" w:w="60"/>
-              <w:left w:type="dxa" w:w="100"/>
-              <w:bottom w:type="dxa" w:w="60"/>
-              <w:right w:type="dxa" w:w="100"/>
-            </w:tcMar>
-            <w:vAlign w:val="center"/>
-          </w:tcPr>
-          <w:p>
-            <w:r>
-              <w:rPr>
-                <w:rFonts w:ascii="Calibri" w:cs="Calibri" w:eastAsia="Calibri" w:hAnsi="Calibri"/>
-                <w:b/>
-                <w:bCs/>
-                <w:color w:val="FFFFFF"/>
-                <w:sz w:val="19"/>
-                <w:szCs w:val="19"/>
-              </w:rPr>
-              <w:t xml:space="preserve">True: Real</w:t>
-            </w:r>
-          </w:p>
-        </w:tc>
-        <w:tc>
-          <w:tcPr>
-            <w:tcW w:type="dxa" w:w="2000"/>
-            <w:tcMar>
-              <w:top w:type="dxa" w:w="60"/>
-              <w:left w:type="dxa" w:w="100"/>
-              <w:bottom w:type="dxa" w:w="60"/>
-              <w:right w:type="dxa" w:w="100"/>
-            </w:tcMar>
-            <w:vAlign w:val="center"/>
-          </w:tcPr>
-          <w:p>
-            <w:r>
-              <w:rPr>
-                <w:rFonts w:ascii="Calibri" w:cs="Calibri" w:eastAsia="Calibri" w:hAnsi="Calibri"/>
-                <w:b w:val="false"/>
-                <w:bCs w:val="false"/>
-                <w:color w:val="000000"/>
-                <w:sz w:val="19"/>
-                <w:szCs w:val="19"/>
-              </w:rPr>
-              <w:t xml:space="preserve">393</w:t>
-            </w:r>
-          </w:p>
-        </w:tc>
-        <w:tc>
-          <w:tcPr>
-            <w:tcW w:type="dxa" w:w="2000"/>
-            <w:tcMar>
-              <w:top w:type="dxa" w:w="60"/>
-              <w:left w:type="dxa" w:w="100"/>
-              <w:bottom w:type="dxa" w:w="60"/>
-              <w:right w:type="dxa" w:w="100"/>
-            </w:tcMar>
-            <w:vAlign w:val="center"/>
-          </w:tcPr>
-          <w:p>
-            <w:r>
-              <w:rPr>
-                <w:rFonts w:ascii="Calibri" w:cs="Calibri" w:eastAsia="Calibri" w:hAnsi="Calibri"/>
-                <w:b w:val="false"/>
-                <w:bCs w:val="false"/>
-                <w:color w:val="000000"/>
-                <w:sz w:val="19"/>
-                <w:szCs w:val="19"/>
-              </w:rPr>
-              <w:t xml:space="preserve">5020</w:t>
-            </w:r>
-          </w:p>
-        </w:tc>
-      </w:tr>
-    </w:tbl>
-    <w:p>
-      <w:pPr>
-        <w:spacing w:after="80" w:before="140"/>
-      </w:pPr>
-      <w:r>
-        <w:rPr>
-          <w:rFonts w:ascii="Calibri" w:cs="Calibri" w:eastAsia="Calibri" w:hAnsi="Calibri"/>
-          <w:b/>
-          <w:bCs/>
-          <w:sz w:val="20"/>
-          <w:szCs w:val="20"/>
-        </w:rPr>
-        <w:t xml:space="preserve">Confusion matrix — Phase 2 (fine-tuned) on cross-dataset:</w:t>
-      </w:r>
-    </w:p>
-    <w:tbl>
-      <w:tblPr>
-        <w:tblW w:type="dxa" w:w="6000"/>
-        <w:tblBorders>
-          <w:top w:val="single" w:color="auto" w:sz="4"/>
-          <w:left w:val="single" w:color="auto" w:sz="4"/>
-          <w:bottom w:val="single" w:color="auto" w:sz="4"/>
-          <w:right w:val="single" w:color="auto" w:sz="4"/>
-          <w:insideH w:val="single" w:color="auto" w:sz="4"/>
-          <w:insideV w:val="single" w:color="auto" w:sz="4"/>
-        </w:tblBorders>
-      </w:tblPr>
-      <w:tblGrid>
-        <w:gridCol w:w="2000"/>
-        <w:gridCol w:w="2000"/>
-        <w:gridCol w:w="2000"/>
-      </w:tblGrid>
-      <w:tr>
-        <w:trPr>
-          <w:tblHeader/>
-        </w:trPr>
-        <w:tc>
-          <w:tcPr>
-            <w:tcW w:type="dxa" w:w="2000"/>
-            <w:shd w:fill="1F3864" w:val="clear"/>
-            <w:tcMar>
-              <w:top w:type="dxa" w:w="60"/>
-              <w:left w:type="dxa" w:w="100"/>
-              <w:bottom w:type="dxa" w:w="60"/>
-              <w:right w:type="dxa" w:w="100"/>
-            </w:tcMar>
-            <w:vAlign w:val="center"/>
-          </w:tcPr>
-          <w:p>
-            <w:r>
-              <w:rPr>
-                <w:rFonts w:ascii="Calibri" w:cs="Calibri" w:eastAsia="Calibri" w:hAnsi="Calibri"/>
-                <w:b/>
-                <w:bCs/>
-                <w:color w:val="FFFFFF"/>
-                <w:sz w:val="19"/>
-                <w:szCs w:val="19"/>
-              </w:rPr>
-              <w:t xml:space="preserve"/>
-            </w:r>
-          </w:p>
-        </w:tc>
-        <w:tc>
-          <w:tcPr>
-            <w:tcW w:type="dxa" w:w="2000"/>
-            <w:shd w:fill="1F3864" w:val="clear"/>
-            <w:tcMar>
-              <w:top w:type="dxa" w:w="60"/>
-              <w:left w:type="dxa" w:w="100"/>
-              <w:bottom w:type="dxa" w:w="60"/>
-              <w:right w:type="dxa" w:w="100"/>
-            </w:tcMar>
-            <w:vAlign w:val="center"/>
-          </w:tcPr>
-          <w:p>
-            <w:r>
-              <w:rPr>
-                <w:rFonts w:ascii="Calibri" w:cs="Calibri" w:eastAsia="Calibri" w:hAnsi="Calibri"/>
-                <w:b/>
-                <w:bCs/>
-                <w:color w:val="FFFFFF"/>
-                <w:sz w:val="19"/>
-                <w:szCs w:val="19"/>
-              </w:rPr>
-              <w:t xml:space="preserve">Pred: Fake</w:t>
-            </w:r>
-          </w:p>
-        </w:tc>
-        <w:tc>
-          <w:tcPr>
-            <w:tcW w:type="dxa" w:w="2000"/>
-            <w:shd w:fill="1F3864" w:val="clear"/>
-            <w:tcMar>
-              <w:top w:type="dxa" w:w="60"/>
-              <w:left w:type="dxa" w:w="100"/>
-              <w:bottom w:type="dxa" w:w="60"/>
-              <w:right w:type="dxa" w:w="100"/>
-            </w:tcMar>
-            <w:vAlign w:val="center"/>
-          </w:tcPr>
-          <w:p>
-            <w:r>
-              <w:rPr>
-                <w:rFonts w:ascii="Calibri" w:cs="Calibri" w:eastAsia="Calibri" w:hAnsi="Calibri"/>
-                <w:b/>
-                <w:bCs/>
-                <w:color w:val="FFFFFF"/>
-                <w:sz w:val="19"/>
-                <w:szCs w:val="19"/>
-              </w:rPr>
-              <w:t xml:space="preserve">Pred: Real</w:t>
-            </w:r>
-          </w:p>
-        </w:tc>
-      </w:tr>
-      <w:tr>
-        <w:tc>
-          <w:tcPr>
-            <w:tcW w:type="dxa" w:w="2000"/>
-            <w:shd w:fill="1F3864" w:val="clear"/>
-            <w:tcMar>
-              <w:top w:type="dxa" w:w="60"/>
-              <w:left w:type="dxa" w:w="100"/>
-              <w:bottom w:type="dxa" w:w="60"/>
-              <w:right w:type="dxa" w:w="100"/>
-            </w:tcMar>
-            <w:vAlign w:val="center"/>
-          </w:tcPr>
-          <w:p>
-            <w:r>
-              <w:rPr>
-                <w:rFonts w:ascii="Calibri" w:cs="Calibri" w:eastAsia="Calibri" w:hAnsi="Calibri"/>
-                <w:b/>
-                <w:bCs/>
-                <w:color w:val="FFFFFF"/>
-                <w:sz w:val="19"/>
-                <w:szCs w:val="19"/>
-              </w:rPr>
-              <w:t xml:space="preserve">True: Fake</w:t>
-            </w:r>
-          </w:p>
-        </w:tc>
-        <w:tc>
-          <w:tcPr>
-            <w:tcW w:type="dxa" w:w="2000"/>
-            <w:tcMar>
-              <w:top w:type="dxa" w:w="60"/>
-              <w:left w:type="dxa" w:w="100"/>
-              <w:bottom w:type="dxa" w:w="60"/>
-              <w:right w:type="dxa" w:w="100"/>
-            </w:tcMar>
-            <w:vAlign w:val="center"/>
-          </w:tcPr>
-          <w:p>
-            <w:r>
-              <w:rPr>
-                <w:rFonts w:ascii="Calibri" w:cs="Calibri" w:eastAsia="Calibri" w:hAnsi="Calibri"/>
-                <w:b w:val="false"/>
-                <w:bCs w:val="false"/>
-                <w:color w:val="000000"/>
-                <w:sz w:val="19"/>
-                <w:szCs w:val="19"/>
-              </w:rPr>
-              <w:t xml:space="preserve">99</w:t>
-            </w:r>
-          </w:p>
-        </w:tc>
-        <w:tc>
-          <w:tcPr>
-            <w:tcW w:type="dxa" w:w="2000"/>
-            <w:tcMar>
-              <w:top w:type="dxa" w:w="60"/>
-              <w:left w:type="dxa" w:w="100"/>
-              <w:bottom w:type="dxa" w:w="60"/>
-              <w:right w:type="dxa" w:w="100"/>
-            </w:tcMar>
-            <w:vAlign w:val="center"/>
-          </w:tcPr>
-          <w:p>
-            <w:r>
-              <w:rPr>
-                <w:rFonts w:ascii="Calibri" w:cs="Calibri" w:eastAsia="Calibri" w:hAnsi="Calibri"/>
-                <w:b w:val="false"/>
-                <w:bCs w:val="false"/>
-                <w:color w:val="000000"/>
-                <w:sz w:val="19"/>
-                <w:szCs w:val="19"/>
-              </w:rPr>
-              <w:t xml:space="preserve">5393</w:t>
-            </w:r>
-          </w:p>
-        </w:tc>
-      </w:tr>
-      <w:tr>
-        <w:tc>
-          <w:tcPr>
-            <w:tcW w:type="dxa" w:w="2000"/>
-            <w:shd w:fill="1F3864" w:val="clear"/>
-            <w:tcMar>
-              <w:top w:type="dxa" w:w="60"/>
-              <w:left w:type="dxa" w:w="100"/>
-              <w:bottom w:type="dxa" w:w="60"/>
-              <w:right w:type="dxa" w:w="100"/>
-            </w:tcMar>
-            <w:vAlign w:val="center"/>
-          </w:tcPr>
-          <w:p>
-            <w:r>
-              <w:rPr>
-                <w:rFonts w:ascii="Calibri" w:cs="Calibri" w:eastAsia="Calibri" w:hAnsi="Calibri"/>
-                <w:b/>
-                <w:bCs/>
-                <w:color w:val="FFFFFF"/>
-                <w:sz w:val="19"/>
-                <w:szCs w:val="19"/>
-              </w:rPr>
-              <w:t xml:space="preserve">True: Real</w:t>
-            </w:r>
-          </w:p>
-        </w:tc>
-        <w:tc>
-          <w:tcPr>
-            <w:tcW w:type="dxa" w:w="2000"/>
-            <w:tcMar>
-              <w:top w:type="dxa" w:w="60"/>
-              <w:left w:type="dxa" w:w="100"/>
-              <w:bottom w:type="dxa" w:w="60"/>
-              <w:right w:type="dxa" w:w="100"/>
-            </w:tcMar>
-            <w:vAlign w:val="center"/>
-          </w:tcPr>
-          <w:p>
-            <w:r>
-              <w:rPr>
-                <w:rFonts w:ascii="Calibri" w:cs="Calibri" w:eastAsia="Calibri" w:hAnsi="Calibri"/>
-                <w:b w:val="false"/>
-                <w:bCs w:val="false"/>
-                <w:color w:val="000000"/>
-                <w:sz w:val="19"/>
-                <w:szCs w:val="19"/>
-              </w:rPr>
-              <w:t xml:space="preserve">120</w:t>
-            </w:r>
-          </w:p>
-        </w:tc>
-        <w:tc>
-          <w:tcPr>
-            <w:tcW w:type="dxa" w:w="2000"/>
-            <w:tcMar>
-              <w:top w:type="dxa" w:w="60"/>
-              <w:left w:type="dxa" w:w="100"/>
-              <w:bottom w:type="dxa" w:w="60"/>
-              <w:right w:type="dxa" w:w="100"/>
-            </w:tcMar>
-            <w:vAlign w:val="center"/>
-          </w:tcPr>
-          <w:p>
-            <w:r>
-              <w:rPr>
-                <w:rFonts w:ascii="Calibri" w:cs="Calibri" w:eastAsia="Calibri" w:hAnsi="Calibri"/>
-                <w:b w:val="false"/>
-                <w:bCs w:val="false"/>
-                <w:color w:val="000000"/>
-                <w:sz w:val="19"/>
-                <w:szCs w:val="19"/>
-              </w:rPr>
-              <w:t xml:space="preserve">5293</w:t>
-            </w:r>
-          </w:p>
-        </w:tc>
-      </w:tr>
-    </w:tbl>
-    <w:p>
-      <w:pPr>
         <w:pStyle w:val="Heading2"/>
         <w:spacing w:after="80" w:before="140"/>
       </w:pPr>
@@ -2227,7 +1597,7 @@
           <w:sz w:val="20"/>
           <w:szCs w:val="20"/>
         </w:rPr>
-        <w:t xml:space="preserve">Both models collapse to near-chance performance on the unseen dataset (AUC 0.489 and 0.525 respectively, vs. 0.888 and 0.999 in-distribution) — a complete loss of discriminative power outside the training distribution.</w:t>
+        <w:t xml:space="preserve">Both models collapse to near-chance performance on the unseen dataset (AUC 0.489 and 0.525, vs. 0.888 and 0.999 in-distribution).</w:t>
       </w:r>
     </w:p>
     <w:p>
@@ -2245,7 +1615,7 @@
           <w:sz w:val="20"/>
           <w:szCs w:val="20"/>
         </w:rPr>
-        <w:t xml:space="preserve">Both models are heavily biased toward predicting "Real": Baseline #1 predicts "Fake" for only 6.3% of images (682/10,905); Phase 2 for only 2.0% (219/10,905). Rather than failing randomly, both models systematically default to "Real" on this unseen data.</w:t>
+        <w:t xml:space="preserve">Both models are heavily biased toward predicting "Real" on this unseen data rather than failing randomly.</w:t>
       </w:r>
     </w:p>
     <w:p>
@@ -2263,42 +1633,6 @@
           <w:sz w:val="20"/>
           <w:szCs w:val="20"/>
         </w:rPr>
-        <w:t xml:space="preserve">Notably, Phase 2 — despite its far higher in-distribution accuracy (98.8%) — shows a slightly worse "Fake" recall on cross-dataset data than Baseline #1, suggesting that deeper fine-tuning made the model more specialized to StyleGAN-specific artifacts rather than more generally robust.</w:t>
-      </w:r>
-    </w:p>
-    <w:p>
-      <w:pPr>
-        <w:pStyle w:val="ListParagraph"/>
-        <w:numPr>
-          <w:ilvl w:val="0"/>
-          <w:numId w:val="1"/>
-        </w:numPr>
-        <w:spacing w:after="60" w:line="250"/>
-      </w:pPr>
-      <w:r>
-        <w:rPr>
-          <w:rFonts w:ascii="Calibri" w:cs="Calibri" w:eastAsia="Calibri" w:hAnsi="Calibri"/>
-          <w:sz w:val="20"/>
-          <w:szCs w:val="20"/>
-        </w:rPr>
-        <w:t xml:space="preserve">This is consistent with the literature: StyleGAN (full-image synthesis) and face-swap deepfakes leave fundamentally different visual traces (global statistical/texture artifacts vs. localized blending-boundary artifacts, per Face X-Ray and related work, SOTA Section 4.1), so a detector trained only on one leaves no learned signal for the other.</w:t>
-      </w:r>
-    </w:p>
-    <w:p>
-      <w:pPr>
-        <w:pStyle w:val="ListParagraph"/>
-        <w:numPr>
-          <w:ilvl w:val="0"/>
-          <w:numId w:val="1"/>
-        </w:numPr>
-        <w:spacing w:after="60" w:line="250"/>
-      </w:pPr>
-      <w:r>
-        <w:rPr>
-          <w:rFonts w:ascii="Calibri" w:cs="Calibri" w:eastAsia="Calibri" w:hAnsi="Calibri"/>
-          <w:sz w:val="20"/>
-          <w:szCs w:val="20"/>
-        </w:rPr>
         <w:t xml:space="preserve">This constitutes the thesis's first empirical generalization/drift result, directly evidencing the cross-generator generalization gap identified as the central open challenge in Section 8 of the state-of-the-art review.</w:t>
       </w:r>
     </w:p>
@@ -2316,7 +1650,7 @@
           <w:sz w:val="24"/>
           <w:szCs w:val="24"/>
         </w:rPr>
-        <w:t xml:space="preserve">8. Phase 4 — Ensemble (ResNet18 + EfficientNet-B0)</w:t>
+        <w:t xml:space="preserve">7. Phase 4 — Ensemble (ResNet18 + EfficientNet-B0)</w:t>
       </w:r>
     </w:p>
     <w:p>
@@ -2329,22 +1663,7 @@
           <w:sz w:val="20"/>
           <w:szCs w:val="20"/>
         </w:rPr>
-        <w:t xml:space="preserve">A second, independently trained architecture (EfficientNet-B0, last feature block + classifier head fine-tuned, 414,722 trainable parameters) was combined with the Phase 2 ResNet18 via simple probability averaging, and evaluated on both the in-distribution and cross-dataset test sets used previously.</w:t>
-      </w:r>
-    </w:p>
-    <w:p>
-      <w:pPr>
-        <w:spacing w:after="80" w:before="100"/>
-      </w:pPr>
-      <w:r>
-        <w:rPr>
-          <w:rFonts w:ascii="Calibri" w:cs="Calibri" w:eastAsia="Calibri" w:hAnsi="Calibri"/>
-          <w:b/>
-          <w:bCs/>
-          <w:sz w:val="20"/>
-          <w:szCs w:val="20"/>
-        </w:rPr>
-        <w:t xml:space="preserve">Results:</w:t>
+        <w:t xml:space="preserve">A second, independently trained architecture (EfficientNet-B0, last feature block + classifier head fine-tuned) was combined with the Phase 2 ResNet18 via simple probability averaging, and evaluated on both the in-distribution and cross-dataset test sets.</w:t>
       </w:r>
     </w:p>
     <w:tbl>
@@ -2915,7 +2234,7 @@
           <w:sz w:val="20"/>
           <w:szCs w:val="20"/>
         </w:rPr>
-        <w:t xml:space="preserve">In-distribution, the ensemble matches or marginally exceeds ResNet18 alone (98.99% vs. 98.81% accuracy) — a negligible improvement, as EfficientNet-B0 alone was the weaker of the two models (93.8% accuracy).</w:t>
+        <w:t xml:space="preserve">On the cross-dataset test, the ensemble's AUC (0.498) is slightly lower than ResNet18 alone (0.525) — EfficientNet-B0's cross-dataset AUC is essentially exact chance (0.499), so averaging pulls the combined result toward chance rather than improving it.</w:t>
       </w:r>
     </w:p>
     <w:p>
@@ -2933,43 +2252,7 @@
           <w:sz w:val="20"/>
           <w:szCs w:val="20"/>
         </w:rPr>
-        <w:t xml:space="preserve">On the cross-dataset test, the ensemble's AUC (0.498) is slightly lower than ResNet18 alone (0.525), not higher. EfficientNet-B0's cross-dataset AUC (0.499) is essentially exact chance level, so averaging it with ResNet18's weak-but-non-random signal pulls the combined result toward chance rather than improving it.</w:t>
-      </w:r>
-    </w:p>
-    <w:p>
-      <w:pPr>
-        <w:pStyle w:val="ListParagraph"/>
-        <w:numPr>
-          <w:ilvl w:val="0"/>
-          <w:numId w:val="1"/>
-        </w:numPr>
-        <w:spacing w:after="60" w:line="250"/>
-      </w:pPr>
-      <w:r>
-        <w:rPr>
-          <w:rFonts w:ascii="Calibri" w:cs="Calibri" w:eastAsia="Calibri" w:hAnsi="Calibri"/>
-          <w:sz w:val="20"/>
-          <w:szCs w:val="20"/>
-        </w:rPr>
-        <w:t xml:space="preserve">This demonstrates that architectural diversity alone does not resolve the generalization gap identified in Phase 3: both models were trained on the same single-source (StyleGAN) data and independently learned the same blind spot with respect to face-swap deepfakes, so ensembling combines two instances of the same failure mode rather than compensating for it.</w:t>
-      </w:r>
-    </w:p>
-    <w:p>
-      <w:pPr>
-        <w:pStyle w:val="ListParagraph"/>
-        <w:numPr>
-          <w:ilvl w:val="0"/>
-          <w:numId w:val="1"/>
-        </w:numPr>
-        <w:spacing w:after="60" w:line="250"/>
-      </w:pPr>
-      <w:r>
-        <w:rPr>
-          <w:rFonts w:ascii="Calibri" w:cs="Calibri" w:eastAsia="Calibri" w:hAnsi="Calibri"/>
-          <w:sz w:val="20"/>
-          <w:szCs w:val="20"/>
-        </w:rPr>
-        <w:t xml:space="preserve">This result supports the conclusion that the bottleneck is training data diversity rather than model architecture or capacity — motivating mixed-source training or domain-generalization techniques as more promising directions than further ensembling.</w:t>
+        <w:t xml:space="preserve">This demonstrates that architectural diversity alone does not resolve the generalization gap: both models share the same single-source blind spot, so ensembling combines two instances of the same failure mode.</w:t>
       </w:r>
     </w:p>
     <w:p>
@@ -2986,7 +2269,7 @@
           <w:sz w:val="24"/>
           <w:szCs w:val="24"/>
         </w:rPr>
-        <w:t xml:space="preserve">9. Phase 5 — Adversarial Robustness</w:t>
+        <w:t xml:space="preserve">8. Phase 5 — Adversarial Robustness</w:t>
       </w:r>
     </w:p>
     <w:p>
@@ -2999,22 +2282,7 @@
           <w:sz w:val="20"/>
           <w:szCs w:val="20"/>
         </w:rPr>
-        <w:t xml:space="preserve">The Phase 2 fine-tuned ResNet18 was evaluated against two standard white-box adversarial attacks — FGSM (single-step) and PGD (10-step iterative) — on a 1,000-image evaluation subset (500 real / 500 fake), across a range of perturbation strengths (epsilon, in [0,1] pixel space).</w:t>
-      </w:r>
-    </w:p>
-    <w:p>
-      <w:pPr>
-        <w:spacing w:after="80" w:before="100"/>
-      </w:pPr>
-      <w:r>
-        <w:rPr>
-          <w:rFonts w:ascii="Calibri" w:cs="Calibri" w:eastAsia="Calibri" w:hAnsi="Calibri"/>
-          <w:b/>
-          <w:bCs/>
-          <w:sz w:val="20"/>
-          <w:szCs w:val="20"/>
-        </w:rPr>
-        <w:t xml:space="preserve">Results:</w:t>
+        <w:t xml:space="preserve">The Phase 2 fine-tuned ResNet18 was evaluated against two standard white-box adversarial attacks — FGSM (single-step) and PGD (10-step iterative) — on a 1,000-image evaluation subset, across a range of perturbation strengths (epsilon).</w:t>
       </w:r>
     </w:p>
     <w:tbl>
@@ -3535,7 +2803,7 @@
           <w:sz w:val="20"/>
           <w:szCs w:val="20"/>
         </w:rPr>
-        <w:t xml:space="preserve">Clean accuracy (epsilon = 0) is 99.0%, consistent with Phase 2's in-distribution test accuracy (98.8%) — confirms the evaluation setup is correct.</w:t>
+        <w:t xml:space="preserve">At epsilon = 0.01 — a near-imperceptible perturbation — accuracy collapses to 0% under both attacks. PGD remains at 0% across all tested epsilon values.</w:t>
       </w:r>
     </w:p>
     <w:p>
@@ -3553,7 +2821,7 @@
           <w:sz w:val="20"/>
           <w:szCs w:val="20"/>
         </w:rPr>
-        <w:t xml:space="preserve">At epsilon = 0.01 — a perturbation small enough to be near-imperceptible to a human observer — accuracy collapses to 0% under both FGSM and PGD. The model is fooled on virtually every image by a single gradient-based nudge to the input pixels.</w:t>
+        <w:t xml:space="preserve">FGSM's non-monotonic behavior (0% -&gt; 44.9% as epsilon increases further) is a documented property of its single-step linear approximation breaking down at larger epsilon, not observed with the more reliable PGD attack.</w:t>
       </w:r>
     </w:p>
     <w:p>
@@ -3571,43 +2839,7 @@
           <w:sz w:val="20"/>
           <w:szCs w:val="20"/>
         </w:rPr>
-        <w:t xml:space="preserve">PGD accuracy remains at exactly 0% across all tested epsilon values, including the smallest. This is expected, as PGD (iterative) is strictly at least as strong an attack as FGSM (single-step), and indicates essentially zero adversarial robustness at any perturbation strength tested.</w:t>
-      </w:r>
-    </w:p>
-    <w:p>
-      <w:pPr>
-        <w:pStyle w:val="ListParagraph"/>
-        <w:numPr>
-          <w:ilvl w:val="0"/>
-          <w:numId w:val="1"/>
-        </w:numPr>
-        <w:spacing w:after="60" w:line="250"/>
-      </w:pPr>
-      <w:r>
-        <w:rPr>
-          <w:rFonts w:ascii="Calibri" w:cs="Calibri" w:eastAsia="Calibri" w:hAnsi="Calibri"/>
-          <w:sz w:val="20"/>
-          <w:szCs w:val="20"/>
-        </w:rPr>
-        <w:t xml:space="preserve">FGSM's accuracy is non-monotonic with epsilon (0% -&gt; 0.1% -&gt; 13.2% -&gt; 44.9% as epsilon increases from 0.01 to 0.1). This is a documented property of FGSM: as a single-step linear approximation of the loss surface, it becomes a progressively worse approximation at larger epsilon, occasionally causing the perturbed sample to land back on the correct side of the decision boundary by chance. This is not observed with PGD, which remains at 0% throughout, consistent with PGD's greater reliability as an attack.</w:t>
-      </w:r>
-    </w:p>
-    <w:p>
-      <w:pPr>
-        <w:pStyle w:val="ListParagraph"/>
-        <w:numPr>
-          <w:ilvl w:val="0"/>
-          <w:numId w:val="1"/>
-        </w:numPr>
-        <w:spacing w:after="60" w:line="250"/>
-      </w:pPr>
-      <w:r>
-        <w:rPr>
-          <w:rFonts w:ascii="Calibri" w:cs="Calibri" w:eastAsia="Calibri" w:hAnsi="Calibri"/>
-          <w:sz w:val="20"/>
-          <w:szCs w:val="20"/>
-        </w:rPr>
-        <w:t xml:space="preserve">No adversarial training or other defense was applied — this result characterizes the undefended model's baseline vulnerability, which is expected to be high for any standard CNN classifier not specifically trained for robustness, consistent with the broader adversarial ML literature.</w:t>
+        <w:t xml:space="preserve">This characterizes the undefended model's baseline vulnerability, expected to be high for any standard CNN not specifically trained for robustness.</w:t>
       </w:r>
     </w:p>
     <w:p>
@@ -3624,7 +2856,7 @@
           <w:sz w:val="24"/>
           <w:szCs w:val="24"/>
         </w:rPr>
-        <w:t xml:space="preserve">10. Phase 6 — Mixed-Source Training</w:t>
+        <w:t xml:space="preserve">9. Phase 6 — Mixed-Source Training</w:t>
       </w:r>
     </w:p>
     <w:p>
@@ -3637,22 +2869,7 @@
           <w:sz w:val="20"/>
           <w:szCs w:val="20"/>
         </w:rPr>
-        <w:t xml:space="preserve">Motivated by the Phase 3 finding (generalization gap) and the Phase 4 finding (architecture/ensembling does not fix it), this phase tests whether the gap is fixable through training data diversity. A fresh ResNet18 was fine-tuned (identical recipe to Phase 2: unfreeze layer4) on a combined training set drawn from both sources used so far — StyleGAN-generated faces and face-swap deepfake video frames (30,000 real + 30,000 fake training images, 4,000 + 4,000 validation images, balanced across both sources) — then evaluated on held-out test sets from each source individually, compared directly against the single-source Phase 2 model.</w:t>
-      </w:r>
-    </w:p>
-    <w:p>
-      <w:pPr>
-        <w:spacing w:after="80" w:before="100"/>
-      </w:pPr>
-      <w:r>
-        <w:rPr>
-          <w:rFonts w:ascii="Calibri" w:cs="Calibri" w:eastAsia="Calibri" w:hAnsi="Calibri"/>
-          <w:b/>
-          <w:bCs/>
-          <w:sz w:val="20"/>
-          <w:szCs w:val="20"/>
-        </w:rPr>
-        <w:t xml:space="preserve">Results:</w:t>
+        <w:t xml:space="preserve">Motivated by the Phase 3 and Phase 4 findings, this phase tests whether the generalization gap is fixable through training data diversity. A fresh ResNet18 was fine-tuned (identical recipe to Phase 2) on a combined training set drawn from both the StyleGAN and face-swap sources (30,000 real + 30,000 fake training images, balanced across both sources), then evaluated on held-out test sets from each source individually.</w:t>
       </w:r>
     </w:p>
     <w:tbl>
@@ -4223,7 +3440,7 @@
           <w:sz w:val="20"/>
           <w:szCs w:val="20"/>
         </w:rPr>
-        <w:t xml:space="preserve">On the face-swap test set — the domain Phase 2 was essentially blind to (49.8% accuracy, 0.525 AUC, near chance level) — the mixed-source model achieves 82.4% accuracy and 0.928 AUC, a gain of +32.6 accuracy points and +0.404 AUC. This closes roughly 85% of the total possible gap between chance-level performance (AUC 0.5) and near-ceiling performance (AUC 1.0).</w:t>
+        <w:t xml:space="preserve">On the face-swap test set — where Phase 2 was essentially blind (49.8% accuracy, 0.525 AUC) — the mixed-source model achieves 82.4% accuracy and 0.928 AUC, closing roughly 85% of the total possible gap between chance-level and near-ceiling performance.</w:t>
       </w:r>
     </w:p>
     <w:p>
@@ -4241,7 +3458,7 @@
           <w:sz w:val="20"/>
           <w:szCs w:val="20"/>
         </w:rPr>
-        <w:t xml:space="preserve">On the StyleGAN test set, the mixed-source model shows only a small reduction relative to Phase 2 (95.5% vs. 98.7% accuracy; 0.995 vs. 0.999 AUC) — the model retains strong performance on the original domain while gaining substantial competence on the new one, rather than trading one for the other.</w:t>
+        <w:t xml:space="preserve">On the StyleGAN test set, the mixed-source model shows only a small reduction relative to Phase 2 (95.5% vs. 98.7% accuracy) — strong performance on the original domain is retained while substantial competence is gained on the new one.</w:t>
       </w:r>
     </w:p>
     <w:p>
@@ -4259,7 +3476,309 @@
           <w:sz w:val="20"/>
           <w:szCs w:val="20"/>
         </w:rPr>
-        <w:t xml:space="preserve">This result directly confirms the hypothesis raised by the Phase 3/4 findings: the generalization failure was primarily a consequence of training data diversity, not a fundamental limitation of the CNN architecture. Where Phase 4 (ensembling two models trained on the same single-source data) failed to improve cross-domain performance, diversifying the training data itself produced a large, measurable improvement.</w:t>
+        <w:t xml:space="preserve">This directly confirms that the generalization failure was primarily a consequence of training data diversity, not a fundamental architectural limitation, and constitutes the thesis's strongest positive empirical result to this point.</w:t>
+      </w:r>
+    </w:p>
+    <w:p>
+      <w:pPr>
+        <w:pStyle w:val="Heading1"/>
+        <w:spacing w:after="100" w:before="220"/>
+      </w:pPr>
+      <w:r>
+        <w:rPr>
+          <w:rFonts w:ascii="Calibri" w:cs="Calibri" w:eastAsia="Calibri" w:hAnsi="Calibri"/>
+          <w:b/>
+          <w:bCs/>
+          <w:color w:val="1F3864"/>
+          <w:sz w:val="24"/>
+          <w:szCs w:val="24"/>
+        </w:rPr>
+        <w:t xml:space="preserve">10. Phase 7 — Third-Domain Generalization Test</w:t>
+      </w:r>
+    </w:p>
+    <w:p>
+      <w:pPr>
+        <w:spacing w:after="120" w:line="260"/>
+      </w:pPr>
+      <w:r>
+        <w:rPr>
+          <w:rFonts w:ascii="Calibri" w:cs="Calibri" w:eastAsia="Calibri" w:hAnsi="Calibri"/>
+          <w:sz w:val="20"/>
+          <w:szCs w:val="20"/>
+        </w:rPr>
+        <w:t xml:space="preserve">Phase 6 showed strong generalization gains on the two forgery types it was trained on. This phase tests a stricter, more skeptical question: does that benefit extend to a completely unrelated, unseen third forgery type, or is it specific to the two types trained on? Both the Phase 2 and Phase 6 models were evaluated, without retraining, on Stable Diffusion-generated faces (a fundamentally different generation paradigm from both GANs and face-swapping), paired with held-out real photographs never used in training. Note: due to the third-party dataset's size, this evaluation set is class-imbalanced (2,536 fake / 5,000 real), so AUC (threshold-independent) is the primary reliable metric; accuracy is reported for completeness only.</w:t>
+      </w:r>
+    </w:p>
+    <w:tbl>
+      <w:tblPr>
+        <w:tblW w:type="dxa" w:w="10000"/>
+        <w:tblBorders>
+          <w:top w:val="single" w:color="auto" w:sz="4"/>
+          <w:left w:val="single" w:color="auto" w:sz="4"/>
+          <w:bottom w:val="single" w:color="auto" w:sz="4"/>
+          <w:right w:val="single" w:color="auto" w:sz="4"/>
+          <w:insideH w:val="single" w:color="auto" w:sz="4"/>
+          <w:insideV w:val="single" w:color="auto" w:sz="4"/>
+        </w:tblBorders>
+      </w:tblPr>
+      <w:tblGrid>
+        <w:gridCol w:w="4100"/>
+        <w:gridCol w:w="2950"/>
+        <w:gridCol w:w="2950"/>
+      </w:tblGrid>
+      <w:tr>
+        <w:trPr>
+          <w:tblHeader/>
+        </w:trPr>
+        <w:tc>
+          <w:tcPr>
+            <w:tcW w:type="dxa" w:w="4100"/>
+            <w:shd w:fill="1F3864" w:val="clear"/>
+            <w:tcMar>
+              <w:top w:type="dxa" w:w="60"/>
+              <w:left w:type="dxa" w:w="100"/>
+              <w:bottom w:type="dxa" w:w="60"/>
+              <w:right w:type="dxa" w:w="100"/>
+            </w:tcMar>
+            <w:vAlign w:val="center"/>
+          </w:tcPr>
+          <w:p>
+            <w:r>
+              <w:rPr>
+                <w:rFonts w:ascii="Calibri" w:cs="Calibri" w:eastAsia="Calibri" w:hAnsi="Calibri"/>
+                <w:b/>
+                <w:bCs/>
+                <w:color w:val="FFFFFF"/>
+                <w:sz w:val="19"/>
+                <w:szCs w:val="19"/>
+              </w:rPr>
+              <w:t xml:space="preserve">Model</w:t>
+            </w:r>
+          </w:p>
+        </w:tc>
+        <w:tc>
+          <w:tcPr>
+            <w:tcW w:type="dxa" w:w="2950"/>
+            <w:shd w:fill="1F3864" w:val="clear"/>
+            <w:tcMar>
+              <w:top w:type="dxa" w:w="60"/>
+              <w:left w:type="dxa" w:w="100"/>
+              <w:bottom w:type="dxa" w:w="60"/>
+              <w:right w:type="dxa" w:w="100"/>
+            </w:tcMar>
+            <w:vAlign w:val="center"/>
+          </w:tcPr>
+          <w:p>
+            <w:r>
+              <w:rPr>
+                <w:rFonts w:ascii="Calibri" w:cs="Calibri" w:eastAsia="Calibri" w:hAnsi="Calibri"/>
+                <w:b/>
+                <w:bCs/>
+                <w:color w:val="FFFFFF"/>
+                <w:sz w:val="19"/>
+                <w:szCs w:val="19"/>
+              </w:rPr>
+              <w:t xml:space="preserve">Accuracy*</w:t>
+            </w:r>
+          </w:p>
+        </w:tc>
+        <w:tc>
+          <w:tcPr>
+            <w:tcW w:type="dxa" w:w="2950"/>
+            <w:shd w:fill="1F3864" w:val="clear"/>
+            <w:tcMar>
+              <w:top w:type="dxa" w:w="60"/>
+              <w:left w:type="dxa" w:w="100"/>
+              <w:bottom w:type="dxa" w:w="60"/>
+              <w:right w:type="dxa" w:w="100"/>
+            </w:tcMar>
+            <w:vAlign w:val="center"/>
+          </w:tcPr>
+          <w:p>
+            <w:r>
+              <w:rPr>
+                <w:rFonts w:ascii="Calibri" w:cs="Calibri" w:eastAsia="Calibri" w:hAnsi="Calibri"/>
+                <w:b/>
+                <w:bCs/>
+                <w:color w:val="FFFFFF"/>
+                <w:sz w:val="19"/>
+                <w:szCs w:val="19"/>
+              </w:rPr>
+              <w:t xml:space="preserve">AUC</w:t>
+            </w:r>
+          </w:p>
+        </w:tc>
+      </w:tr>
+      <w:tr>
+        <w:tc>
+          <w:tcPr>
+            <w:tcW w:type="dxa" w:w="4100"/>
+            <w:tcMar>
+              <w:top w:type="dxa" w:w="60"/>
+              <w:left w:type="dxa" w:w="100"/>
+              <w:bottom w:type="dxa" w:w="60"/>
+              <w:right w:type="dxa" w:w="100"/>
+            </w:tcMar>
+            <w:vAlign w:val="center"/>
+          </w:tcPr>
+          <w:p>
+            <w:r>
+              <w:rPr>
+                <w:rFonts w:ascii="Calibri" w:cs="Calibri" w:eastAsia="Calibri" w:hAnsi="Calibri"/>
+                <w:b w:val="false"/>
+                <w:bCs w:val="false"/>
+                <w:color w:val="000000"/>
+                <w:sz w:val="19"/>
+                <w:szCs w:val="19"/>
+              </w:rPr>
+              <w:t xml:space="preserve">Phase 2 (single-source)</w:t>
+            </w:r>
+          </w:p>
+        </w:tc>
+        <w:tc>
+          <w:tcPr>
+            <w:tcW w:type="dxa" w:w="2950"/>
+            <w:tcMar>
+              <w:top w:type="dxa" w:w="60"/>
+              <w:left w:type="dxa" w:w="100"/>
+              <w:bottom w:type="dxa" w:w="60"/>
+              <w:right w:type="dxa" w:w="100"/>
+            </w:tcMar>
+            <w:vAlign w:val="center"/>
+          </w:tcPr>
+          <w:p>
+            <w:r>
+              <w:rPr>
+                <w:rFonts w:ascii="Calibri" w:cs="Calibri" w:eastAsia="Calibri" w:hAnsi="Calibri"/>
+                <w:b w:val="false"/>
+                <w:bCs w:val="false"/>
+                <w:color w:val="000000"/>
+                <w:sz w:val="19"/>
+                <w:szCs w:val="19"/>
+              </w:rPr>
+              <w:t xml:space="preserve">65.5%</w:t>
+            </w:r>
+          </w:p>
+        </w:tc>
+        <w:tc>
+          <w:tcPr>
+            <w:tcW w:type="dxa" w:w="2950"/>
+            <w:tcMar>
+              <w:top w:type="dxa" w:w="60"/>
+              <w:left w:type="dxa" w:w="100"/>
+              <w:bottom w:type="dxa" w:w="60"/>
+              <w:right w:type="dxa" w:w="100"/>
+            </w:tcMar>
+            <w:vAlign w:val="center"/>
+          </w:tcPr>
+          <w:p>
+            <w:r>
+              <w:rPr>
+                <w:rFonts w:ascii="Calibri" w:cs="Calibri" w:eastAsia="Calibri" w:hAnsi="Calibri"/>
+                <w:b w:val="false"/>
+                <w:bCs w:val="false"/>
+                <w:color w:val="000000"/>
+                <w:sz w:val="19"/>
+                <w:szCs w:val="19"/>
+              </w:rPr>
+              <w:t xml:space="preserve">0.277</w:t>
+            </w:r>
+          </w:p>
+        </w:tc>
+      </w:tr>
+      <w:tr>
+        <w:tc>
+          <w:tcPr>
+            <w:tcW w:type="dxa" w:w="4100"/>
+            <w:tcMar>
+              <w:top w:type="dxa" w:w="60"/>
+              <w:left w:type="dxa" w:w="100"/>
+              <w:bottom w:type="dxa" w:w="60"/>
+              <w:right w:type="dxa" w:w="100"/>
+            </w:tcMar>
+            <w:vAlign w:val="center"/>
+          </w:tcPr>
+          <w:p>
+            <w:r>
+              <w:rPr>
+                <w:rFonts w:ascii="Calibri" w:cs="Calibri" w:eastAsia="Calibri" w:hAnsi="Calibri"/>
+                <w:b w:val="false"/>
+                <w:bCs w:val="false"/>
+                <w:color w:val="000000"/>
+                <w:sz w:val="19"/>
+                <w:szCs w:val="19"/>
+              </w:rPr>
+              <w:t xml:space="preserve">Phase 6 (mixed-source)</w:t>
+            </w:r>
+          </w:p>
+        </w:tc>
+        <w:tc>
+          <w:tcPr>
+            <w:tcW w:type="dxa" w:w="2950"/>
+            <w:tcMar>
+              <w:top w:type="dxa" w:w="60"/>
+              <w:left w:type="dxa" w:w="100"/>
+              <w:bottom w:type="dxa" w:w="60"/>
+              <w:right w:type="dxa" w:w="100"/>
+            </w:tcMar>
+            <w:vAlign w:val="center"/>
+          </w:tcPr>
+          <w:p>
+            <w:r>
+              <w:rPr>
+                <w:rFonts w:ascii="Calibri" w:cs="Calibri" w:eastAsia="Calibri" w:hAnsi="Calibri"/>
+                <w:b w:val="false"/>
+                <w:bCs w:val="false"/>
+                <w:color w:val="000000"/>
+                <w:sz w:val="19"/>
+                <w:szCs w:val="19"/>
+              </w:rPr>
+              <w:t xml:space="preserve">66.4%</w:t>
+            </w:r>
+          </w:p>
+        </w:tc>
+        <w:tc>
+          <w:tcPr>
+            <w:tcW w:type="dxa" w:w="2950"/>
+            <w:tcMar>
+              <w:top w:type="dxa" w:w="60"/>
+              <w:left w:type="dxa" w:w="100"/>
+              <w:bottom w:type="dxa" w:w="60"/>
+              <w:right w:type="dxa" w:w="100"/>
+            </w:tcMar>
+            <w:vAlign w:val="center"/>
+          </w:tcPr>
+          <w:p>
+            <w:r>
+              <w:rPr>
+                <w:rFonts w:ascii="Calibri" w:cs="Calibri" w:eastAsia="Calibri" w:hAnsi="Calibri"/>
+                <w:b w:val="false"/>
+                <w:bCs w:val="false"/>
+                <w:color w:val="000000"/>
+                <w:sz w:val="19"/>
+                <w:szCs w:val="19"/>
+              </w:rPr>
+              <w:t xml:space="preserve">0.552</w:t>
+            </w:r>
+          </w:p>
+        </w:tc>
+      </w:tr>
+    </w:tbl>
+    <w:p>
+      <w:pPr>
+        <w:pStyle w:val="Heading2"/>
+        <w:spacing w:after="80" w:before="140"/>
+      </w:pPr>
+      <w:r>
+        <w:rPr>
+          <w:rFonts w:ascii="Calibri" w:cs="Calibri" w:eastAsia="Calibri" w:hAnsi="Calibri"/>
+          <w:b/>
+          <w:bCs/>
+          <w:color w:val="2E5395"/>
+          <w:sz w:val="21"/>
+          <w:szCs w:val="21"/>
+        </w:rPr>
+        <w:t xml:space="preserve">Interpretation</w:t>
       </w:r>
     </w:p>
     <w:p>
@@ -4277,54 +3796,7 @@
           <w:sz w:val="20"/>
           <w:szCs w:val="20"/>
         </w:rPr>
-        <w:t xml:space="preserve">This constitutes the thesis's strongest positive empirical result: a concrete, evidenced remedy for the generalization gap identified earlier in the work, achieved without any architectural changes beyond what was already used in Phase 2.</w:t>
-      </w:r>
-    </w:p>
-    <w:p>
-      <w:pPr>
-        <w:pStyle w:val="Heading1"/>
-        <w:spacing w:after="100" w:before="220"/>
-      </w:pPr>
-      <w:r>
-        <w:rPr>
-          <w:rFonts w:ascii="Calibri" w:cs="Calibri" w:eastAsia="Calibri" w:hAnsi="Calibri"/>
-          <w:b/>
-          <w:bCs/>
-          <w:color w:val="1F3864"/>
-          <w:sz w:val="24"/>
-          <w:szCs w:val="24"/>
-        </w:rPr>
-        <w:t xml:space="preserve">11. Overall Conclusion (Phases 1-6)</w:t>
-      </w:r>
-    </w:p>
-    <w:p>
-      <w:pPr>
-        <w:spacing w:after="120" w:line="260"/>
-      </w:pPr>
-      <w:r>
-        <w:rPr>
-          <w:rFonts w:ascii="Calibri" w:cs="Calibri" w:eastAsia="Calibri" w:hAnsi="Calibri"/>
-          <w:sz w:val="20"/>
-          <w:szCs w:val="20"/>
-        </w:rPr>
-        <w:t xml:space="preserve">Across six phases, this work establishes a complete empirical narrative. A fine-tuned ResNet18 achieves excellent in-distribution performance (98.8% accuracy, 0.999 AUC) when trained and tested on a single generator family (StyleGAN, Phases 1-2), but this performance does not reflect a generally robust deepfake detector: the model collapses to near-chance accuracy on an unseen face-swap deepfake dataset (Phase 3), and combining it with an independently trained EfficientNet-B0 via ensembling does not recover this generalization loss, since both models share the same single-source blind spot (Phase 4). The model additionally exhibits near-total vulnerability to imperceptible adversarial perturbations (Phase 5). However, when the training data itself is diversified to include both forgery types (Phase 6), the model recovers the large majority of its lost generalization performance (Face-swap AUC: 0.525 -&gt; 0.928) while retaining strong performance on the original domain. Together, these results provide direct empirical evidence for the central open challenge identified in the thesis's state-of-the-art review (Section 8) — and further demonstrate that, of the remedies tested, training data diversity is substantially more effective than architectural ensembling at addressing the cross-generator generalization gap. Adversarial robustness (Phase 5) remains an open weakness not addressed by mixed-source training, and is a natural direction for further work (e.g. adversarial training).</w:t>
-      </w:r>
-    </w:p>
-    <w:p>
-      <w:pPr>
-        <w:pStyle w:val="Heading1"/>
-        <w:spacing w:after="100" w:before="220"/>
-      </w:pPr>
-      <w:r>
-        <w:rPr>
-          <w:rFonts w:ascii="Calibri" w:cs="Calibri" w:eastAsia="Calibri" w:hAnsi="Calibri"/>
-          <w:b/>
-          <w:bCs/>
-          <w:color w:val="1F3864"/>
-          <w:sz w:val="24"/>
-          <w:szCs w:val="24"/>
-        </w:rPr>
-        <w:t xml:space="preserve">12. Next Steps</w:t>
+        <w:t xml:space="preserve">Phase 2's AUC (0.277) is notably below 0.5, indicating a systematic inverse relationship: the single-source model rates diffusion-generated fakes as more likely to be real, on average, than it rates actual real photographs. The confusion matrix confirms this — only 4 of 2,536 diffusion fakes were correctly identified (a 99.8% miss rate). This suggests the StyleGAN-only model learned a feature correlated with "real" (e.g. image smoothness or cleanliness) that diffusion-generated images satisfy even more strongly than genuine photographs.</w:t>
       </w:r>
     </w:p>
     <w:p>
@@ -4342,7 +3814,7 @@
           <w:sz w:val="20"/>
           <w:szCs w:val="20"/>
         </w:rPr>
-        <w:t xml:space="preserve">Adversarial training (or other defense, e.g. input preprocessing/randomization) to address the Phase 5 robustness gap, which mixed-source training (Phase 6) did not target.</w:t>
+        <w:t xml:space="preserve">Phase 6's AUC (0.552) is a real, measurable improvement over Phase 2 — correcting the inverse relationship and reaching just above chance level — but remains far short of reliable detection (its fake catch rate improved from 0.2% to 14.6%, still low in absolute terms).</w:t>
       </w:r>
     </w:p>
     <w:p>
@@ -4360,7 +3832,54 @@
           <w:sz w:val="20"/>
           <w:szCs w:val="20"/>
         </w:rPr>
-        <w:t xml:space="preserve">Extend mixed-source training to additional forgery families (e.g. diffusion-generated faces) to test whether the Phase 6 result generalizes further, or whether it is specific to the two sources tested.</w:t>
+        <w:t xml:space="preserve">Overall, this is a more guarded finding than Phase 6's headline result: mixed-source training (on StyleGAN + face-swap) provides a partial, measurable benefit even on a completely unrelated third generation method (diffusion), but does not achieve reliable open-set generalization to an arbitrary unseen generator. This is a more precise and defensible claim than "mixed-source training solves generalization," and is consistent with the broader literature's view of cross-generator generalization as a substantially unresolved problem (SOTA Section 8).</w:t>
+      </w:r>
+    </w:p>
+    <w:p>
+      <w:pPr>
+        <w:pStyle w:val="Heading1"/>
+        <w:spacing w:after="100" w:before="220"/>
+      </w:pPr>
+      <w:r>
+        <w:rPr>
+          <w:rFonts w:ascii="Calibri" w:cs="Calibri" w:eastAsia="Calibri" w:hAnsi="Calibri"/>
+          <w:b/>
+          <w:bCs/>
+          <w:color w:val="1F3864"/>
+          <w:sz w:val="24"/>
+          <w:szCs w:val="24"/>
+        </w:rPr>
+        <w:t xml:space="preserve">11. Overall Conclusion (Phases 1-7)</w:t>
+      </w:r>
+    </w:p>
+    <w:p>
+      <w:pPr>
+        <w:spacing w:after="120" w:line="260"/>
+      </w:pPr>
+      <w:r>
+        <w:rPr>
+          <w:rFonts w:ascii="Calibri" w:cs="Calibri" w:eastAsia="Calibri" w:hAnsi="Calibri"/>
+          <w:sz w:val="20"/>
+          <w:szCs w:val="20"/>
+        </w:rPr>
+        <w:t xml:space="preserve">Across seven phases, this work establishes a complete and nuanced empirical narrative. A fine-tuned ResNet18 achieves excellent in-distribution performance (98.8% accuracy, 0.999 AUC) when trained and tested on a single generator family (Phases 1-2), but this does not reflect a generally robust deepfake detector: the model collapses to near-chance accuracy on an unseen face-swap dataset (Phase 3), and ensembling with an independently trained EfficientNet-B0 does not recover this loss (Phase 4), since both models share the same single-source blind spot. The model additionally exhibits near-total vulnerability to imperceptible adversarial perturbations (Phase 5). Diversifying the training data to include two forgery types (Phase 6) recovers the large majority of lost generalization performance on those two types (Face-swap AUC: 0.525 -&gt; 0.928) while retaining strong in-distribution performance — the thesis's strongest positive result. However, this benefit only partially transfers to a third, unrelated forgery paradigm (diffusion-generated faces, Phase 7): AUC improves from a below-chance 0.277 to a modest 0.552, correcting a systematic bias but falling well short of reliable detection. Together, these results provide direct empirical evidence for the central open challenge identified in the thesis's state-of-the-art review (Section 8), and additionally show that training data diversity, while substantially more effective than architectural ensembling at closing the generalization gap for known forgery types, does not by itself solve open-set generalization to arbitrary unseen generators. Adversarial robustness (Phase 5) also remains an entirely open weakness, unaddressed by mixed-source training.</w:t>
+      </w:r>
+    </w:p>
+    <w:p>
+      <w:pPr>
+        <w:pStyle w:val="Heading1"/>
+        <w:spacing w:after="100" w:before="220"/>
+      </w:pPr>
+      <w:r>
+        <w:rPr>
+          <w:rFonts w:ascii="Calibri" w:cs="Calibri" w:eastAsia="Calibri" w:hAnsi="Calibri"/>
+          <w:b/>
+          <w:bCs/>
+          <w:color w:val="1F3864"/>
+          <w:sz w:val="24"/>
+          <w:szCs w:val="24"/>
+        </w:rPr>
+        <w:t xml:space="preserve">12. Next Steps</w:t>
       </w:r>
     </w:p>
     <w:p>
@@ -4378,7 +3897,61 @@
           <w:sz w:val="20"/>
           <w:szCs w:val="20"/>
         </w:rPr>
-        <w:t xml:space="preserve">Consider frequency-domain features (SOTA Section 4.2) or a foundation-model-based approach (e.g. CLIP adapter, SOTA Section 4.4) as potential further improvements to both generalization and robustness.</w:t>
+        <w:t xml:space="preserve">Adversarial training (or other defense) to address the Phase 5 robustness gap, which mixed-source training did not target.</w:t>
+      </w:r>
+    </w:p>
+    <w:p>
+      <w:pPr>
+        <w:pStyle w:val="ListParagraph"/>
+        <w:numPr>
+          <w:ilvl w:val="0"/>
+          <w:numId w:val="1"/>
+        </w:numPr>
+        <w:spacing w:after="60" w:line="250"/>
+      </w:pPr>
+      <w:r>
+        <w:rPr>
+          <w:rFonts w:ascii="Calibri" w:cs="Calibri" w:eastAsia="Calibri" w:hAnsi="Calibri"/>
+          <w:sz w:val="20"/>
+          <w:szCs w:val="20"/>
+        </w:rPr>
+        <w:t xml:space="preserve">Investigate the Phase 7 below-chance AUC finding further (e.g. feature-level analysis of what the single-source model associates with "real") as a specific, well-defined sub-question.</w:t>
+      </w:r>
+    </w:p>
+    <w:p>
+      <w:pPr>
+        <w:pStyle w:val="ListParagraph"/>
+        <w:numPr>
+          <w:ilvl w:val="0"/>
+          <w:numId w:val="1"/>
+        </w:numPr>
+        <w:spacing w:after="60" w:line="250"/>
+      </w:pPr>
+      <w:r>
+        <w:rPr>
+          <w:rFonts w:ascii="Calibri" w:cs="Calibri" w:eastAsia="Calibri" w:hAnsi="Calibri"/>
+          <w:sz w:val="20"/>
+          <w:szCs w:val="20"/>
+        </w:rPr>
+        <w:t xml:space="preserve">Consider frequency-domain features (SOTA Section 4.2) or a foundation-model-based approach (e.g. CLIP adapter, SOTA Section 4.4), which may generalize more broadly across generation paradigms than a plain fine-tuned CNN, even with mixed-source training.</w:t>
+      </w:r>
+    </w:p>
+    <w:p>
+      <w:pPr>
+        <w:pStyle w:val="ListParagraph"/>
+        <w:numPr>
+          <w:ilvl w:val="0"/>
+          <w:numId w:val="1"/>
+        </w:numPr>
+        <w:spacing w:after="60" w:line="250"/>
+      </w:pPr>
+      <w:r>
+        <w:rPr>
+          <w:rFonts w:ascii="Calibri" w:cs="Calibri" w:eastAsia="Calibri" w:hAnsi="Calibri"/>
+          <w:sz w:val="20"/>
+          <w:szCs w:val="20"/>
+        </w:rPr>
+        <w:t xml:space="preserve">If pursuing broader open-set generalization further, consider domain-generalization techniques explicitly designed for this setting (e.g. adversarial domain discriminators, meta-learning-based approaches) rather than simple data mixing alone.</w:t>
       </w:r>
     </w:p>
     <w:p>

--- a/results/Final_Results_Report.docx
+++ b/results/Final_Results_Report.docx
@@ -33,7 +33,7 @@
           <w:sz w:val="20"/>
           <w:szCs w:val="20"/>
         </w:rPr>
-        <w:t xml:space="preserve">Master 2 Thesis — Deepfake Detection Track — Phases 1-7 Complete</w:t>
+        <w:t xml:space="preserve">Master 2 Thesis — Deepfake Detection Track — Phases 1-9 Complete</w:t>
       </w:r>
     </w:p>
     <w:p>
@@ -63,7 +63,7 @@
           <w:sz w:val="20"/>
           <w:szCs w:val="20"/>
         </w:rPr>
-        <w:t xml:space="preserve">Build and validate an end-to-end pipeline for digital face forgery (deepfake) detection, then progressively evaluate and improve it following the roadmap agreed with the supervisor: (1) deeper fine-tuning, (2) cross-dataset generalization evaluation, (3) ensembling, (4) adversarial robustness — extended with two further self-directed phases testing the fixability and extent of the generalization gap found. This report consolidates all seven phases of the experimental work.</w:t>
+        <w:t xml:space="preserve">Build and validate an end-to-end pipeline for digital face forgery (deepfake) detection, then progressively evaluate and improve it. This report consolidates all nine phases of the experimental work: the four items originally requested by the supervisor (fine-tuning, cross-dataset evaluation, ensembling, adversarial robustness), plus five self-directed extensions investigating the fixability, extent, representation-dependence, and few-shot recoverability of the generalization gap found.</w:t>
       </w:r>
     </w:p>
     <w:p>
@@ -98,7 +98,7 @@
           <w:sz w:val="20"/>
           <w:szCs w:val="20"/>
         </w:rPr>
-        <w:t xml:space="preserve">Primary dataset (Phases 1, 2, 4, 5, 6): "140k Real and Fake Faces" (Kaggle) — real photographs (FFHQ) vs. StyleGAN-generated faces.</w:t>
+        <w:t xml:space="preserve">Primary dataset (Phases 1, 2, 4, 5, 6, 8, 9): "140k Real and Fake Faces" (Kaggle) — real photographs (FFHQ) vs. StyleGAN-generated faces.</w:t>
       </w:r>
     </w:p>
     <w:p>
@@ -116,7 +116,7 @@
           <w:sz w:val="20"/>
           <w:szCs w:val="20"/>
         </w:rPr>
-        <w:t xml:space="preserve">Cross-domain dataset (Phases 3, 6): "Deepfake and Real Images" (Kaggle) — real face-swap deepfake video frames.</w:t>
+        <w:t xml:space="preserve">Cross-domain dataset (Phases 3, 6, 8, 9): "Deepfake and Real Images" (Kaggle) — real face-swap deepfake video frames.</w:t>
       </w:r>
     </w:p>
     <w:p>
@@ -134,7 +134,7 @@
           <w:sz w:val="20"/>
           <w:szCs w:val="20"/>
         </w:rPr>
-        <w:t xml:space="preserve">Third-domain dataset (Phase 7): "Face Dataset Using Stable Diffusion v.1.4" (Kaggle) — Stable Diffusion-generated faces, paired with held-out real photos from the primary dataset.</w:t>
+        <w:t xml:space="preserve">Third-domain dataset (Phases 7, 8, 9): "Face Dataset Using Stable Diffusion v.1.4" (Kaggle) — Stable Diffusion-generated faces.</w:t>
       </w:r>
     </w:p>
     <w:p>
@@ -188,24 +188,6 @@
           <w:szCs w:val="20"/>
         </w:rPr>
         <w:t xml:space="preserve">Only the final classification layer trained (1,026 parameters); entire ResNet18 backbone frozen at ImageNet weights.</w:t>
-      </w:r>
-    </w:p>
-    <w:p>
-      <w:pPr>
-        <w:pStyle w:val="ListParagraph"/>
-        <w:numPr>
-          <w:ilvl w:val="0"/>
-          <w:numId w:val="1"/>
-        </w:numPr>
-        <w:spacing w:after="60" w:line="250"/>
-      </w:pPr>
-      <w:r>
-        <w:rPr>
-          <w:rFonts w:ascii="Calibri" w:cs="Calibri" w:eastAsia="Calibri" w:hAnsi="Calibri"/>
-          <w:sz w:val="20"/>
-          <w:szCs w:val="20"/>
-        </w:rPr>
-        <w:t xml:space="preserve">5 epochs, learning rate 1e-3, ~31 minutes total training time.</w:t>
       </w:r>
     </w:p>
     <w:p>
@@ -525,7 +507,7 @@
           <w:sz w:val="20"/>
           <w:szCs w:val="20"/>
         </w:rPr>
-        <w:t xml:space="preserve">Rationale: Phase 1 plateaued quickly (~80% by epoch 1) because a single linear layer on frozen ImageNet features has limited capacity to specialize to forgery-specific artifacts. Phase 2 unfreezes the last residual block (layer4) of ResNet18, allowing the network's highest-level convolutional features to adapt directly to the task, while earlier layers (generic edges/textures/colors) remain frozen.</w:t>
+        <w:t xml:space="preserve">Unfreezing the last residual block (layer4) of ResNet18 allowed the network's highest-level convolutional features to adapt directly to the task, while earlier layers remained frozen.</w:t>
       </w:r>
     </w:p>
     <w:p>
@@ -544,24 +526,6 @@
           <w:szCs w:val="20"/>
         </w:rPr>
         <w:t xml:space="preserve">8,394,754 trainable parameters (vs. 1,026 in Phase 1).</w:t>
-      </w:r>
-    </w:p>
-    <w:p>
-      <w:pPr>
-        <w:pStyle w:val="ListParagraph"/>
-        <w:numPr>
-          <w:ilvl w:val="0"/>
-          <w:numId w:val="1"/>
-        </w:numPr>
-        <w:spacing w:after="60" w:line="250"/>
-      </w:pPr>
-      <w:r>
-        <w:rPr>
-          <w:rFonts w:ascii="Calibri" w:cs="Calibri" w:eastAsia="Calibri" w:hAnsi="Calibri"/>
-          <w:sz w:val="20"/>
-          <w:szCs w:val="20"/>
-        </w:rPr>
-        <w:t xml:space="preserve">5 epochs, learning rate 1e-4 (lowered vs. Phase 1 to protect pretrained weights given the much larger trainable capacity).</w:t>
       </w:r>
     </w:p>
     <w:p>
@@ -1307,7 +1271,7 @@
           <w:sz w:val="20"/>
           <w:szCs w:val="20"/>
         </w:rPr>
-        <w:t xml:space="preserve">Both trained models were evaluated, without any retraining, on an independent dataset built from real face-swap deepfake videos, a different manipulation family from the StyleGAN full-face synthesis used for training. Test set size: 10,905 images.</w:t>
+        <w:t xml:space="preserve">Both trained models were evaluated, without any retraining, on an independent dataset built from real face-swap deepfake videos. Test set size: 10,905 images.</w:t>
       </w:r>
     </w:p>
     <w:tbl>
@@ -1620,24 +1584,6 @@
     </w:p>
     <w:p>
       <w:pPr>
-        <w:pStyle w:val="ListParagraph"/>
-        <w:numPr>
-          <w:ilvl w:val="0"/>
-          <w:numId w:val="1"/>
-        </w:numPr>
-        <w:spacing w:after="60" w:line="250"/>
-      </w:pPr>
-      <w:r>
-        <w:rPr>
-          <w:rFonts w:ascii="Calibri" w:cs="Calibri" w:eastAsia="Calibri" w:hAnsi="Calibri"/>
-          <w:sz w:val="20"/>
-          <w:szCs w:val="20"/>
-        </w:rPr>
-        <w:t xml:space="preserve">This constitutes the thesis's first empirical generalization/drift result, directly evidencing the cross-generator generalization gap identified as the central open challenge in Section 8 of the state-of-the-art review.</w:t>
-      </w:r>
-    </w:p>
-    <w:p>
-      <w:pPr>
         <w:pStyle w:val="Heading1"/>
         <w:spacing w:after="100" w:before="220"/>
       </w:pPr>
@@ -1663,7 +1609,7 @@
           <w:sz w:val="20"/>
           <w:szCs w:val="20"/>
         </w:rPr>
-        <w:t xml:space="preserve">A second, independently trained architecture (EfficientNet-B0, last feature block + classifier head fine-tuned) was combined with the Phase 2 ResNet18 via simple probability averaging, and evaluated on both the in-distribution and cross-dataset test sets.</w:t>
+        <w:t xml:space="preserve">A second, independently trained architecture (EfficientNet-B0) was combined with the Phase 2 ResNet18 via simple probability averaging.</w:t>
       </w:r>
     </w:p>
     <w:tbl>
@@ -2234,25 +2180,7 @@
           <w:sz w:val="20"/>
           <w:szCs w:val="20"/>
         </w:rPr>
-        <w:t xml:space="preserve">On the cross-dataset test, the ensemble's AUC (0.498) is slightly lower than ResNet18 alone (0.525) — EfficientNet-B0's cross-dataset AUC is essentially exact chance (0.499), so averaging pulls the combined result toward chance rather than improving it.</w:t>
-      </w:r>
-    </w:p>
-    <w:p>
-      <w:pPr>
-        <w:pStyle w:val="ListParagraph"/>
-        <w:numPr>
-          <w:ilvl w:val="0"/>
-          <w:numId w:val="1"/>
-        </w:numPr>
-        <w:spacing w:after="60" w:line="250"/>
-      </w:pPr>
-      <w:r>
-        <w:rPr>
-          <w:rFonts w:ascii="Calibri" w:cs="Calibri" w:eastAsia="Calibri" w:hAnsi="Calibri"/>
-          <w:sz w:val="20"/>
-          <w:szCs w:val="20"/>
-        </w:rPr>
-        <w:t xml:space="preserve">This demonstrates that architectural diversity alone does not resolve the generalization gap: both models share the same single-source blind spot, so ensembling combines two instances of the same failure mode.</w:t>
+        <w:t xml:space="preserve">On the cross-dataset test, the ensemble's AUC (0.498) is slightly lower than ResNet18 alone (0.525) — architectural diversity alone does not resolve the generalization gap, since both models share the same single-source blind spot.</w:t>
       </w:r>
     </w:p>
     <w:p>
@@ -2282,7 +2210,7 @@
           <w:sz w:val="20"/>
           <w:szCs w:val="20"/>
         </w:rPr>
-        <w:t xml:space="preserve">The Phase 2 fine-tuned ResNet18 was evaluated against two standard white-box adversarial attacks — FGSM (single-step) and PGD (10-step iterative) — on a 1,000-image evaluation subset, across a range of perturbation strengths (epsilon).</w:t>
+        <w:t xml:space="preserve">The Phase 2 model was evaluated against FGSM (single-step) and PGD (10-step iterative) white-box adversarial attacks across a range of perturbation strengths (epsilon).</w:t>
       </w:r>
     </w:p>
     <w:tbl>
@@ -2821,25 +2749,7 @@
           <w:sz w:val="20"/>
           <w:szCs w:val="20"/>
         </w:rPr>
-        <w:t xml:space="preserve">FGSM's non-monotonic behavior (0% -&gt; 44.9% as epsilon increases further) is a documented property of its single-step linear approximation breaking down at larger epsilon, not observed with the more reliable PGD attack.</w:t>
-      </w:r>
-    </w:p>
-    <w:p>
-      <w:pPr>
-        <w:pStyle w:val="ListParagraph"/>
-        <w:numPr>
-          <w:ilvl w:val="0"/>
-          <w:numId w:val="1"/>
-        </w:numPr>
-        <w:spacing w:after="60" w:line="250"/>
-      </w:pPr>
-      <w:r>
-        <w:rPr>
-          <w:rFonts w:ascii="Calibri" w:cs="Calibri" w:eastAsia="Calibri" w:hAnsi="Calibri"/>
-          <w:sz w:val="20"/>
-          <w:szCs w:val="20"/>
-        </w:rPr>
-        <w:t xml:space="preserve">This characterizes the undefended model's baseline vulnerability, expected to be high for any standard CNN not specifically trained for robustness.</w:t>
+        <w:t xml:space="preserve">FGSM's non-monotonic behavior at larger epsilon is a documented property of its single-step linear approximation breaking down, not a recovery of robustness.</w:t>
       </w:r>
     </w:p>
     <w:p>
@@ -2869,7 +2779,7 @@
           <w:sz w:val="20"/>
           <w:szCs w:val="20"/>
         </w:rPr>
-        <w:t xml:space="preserve">Motivated by the Phase 3 and Phase 4 findings, this phase tests whether the generalization gap is fixable through training data diversity. A fresh ResNet18 was fine-tuned (identical recipe to Phase 2) on a combined training set drawn from both the StyleGAN and face-swap sources (30,000 real + 30,000 fake training images, balanced across both sources), then evaluated on held-out test sets from each source individually.</w:t>
+        <w:t xml:space="preserve">A fresh ResNet18 was fine-tuned (identical recipe to Phase 2) on a combined training set drawn from both the StyleGAN and face-swap sources.</w:t>
       </w:r>
     </w:p>
     <w:tbl>
@@ -3440,7 +3350,7 @@
           <w:sz w:val="20"/>
           <w:szCs w:val="20"/>
         </w:rPr>
-        <w:t xml:space="preserve">On the face-swap test set — where Phase 2 was essentially blind (49.8% accuracy, 0.525 AUC) — the mixed-source model achieves 82.4% accuracy and 0.928 AUC, closing roughly 85% of the total possible gap between chance-level and near-ceiling performance.</w:t>
+        <w:t xml:space="preserve">On the face-swap test set, the mixed-source model achieves 82.4% accuracy and 0.928 AUC (vs. 49.8%/0.525 for Phase 2) — closing roughly 85% of the total possible gap, while StyleGAN performance drops only slightly (95.5% vs 98.7%).</w:t>
       </w:r>
     </w:p>
     <w:p>
@@ -3458,25 +3368,7 @@
           <w:sz w:val="20"/>
           <w:szCs w:val="20"/>
         </w:rPr>
-        <w:t xml:space="preserve">On the StyleGAN test set, the mixed-source model shows only a small reduction relative to Phase 2 (95.5% vs. 98.7% accuracy) — strong performance on the original domain is retained while substantial competence is gained on the new one.</w:t>
-      </w:r>
-    </w:p>
-    <w:p>
-      <w:pPr>
-        <w:pStyle w:val="ListParagraph"/>
-        <w:numPr>
-          <w:ilvl w:val="0"/>
-          <w:numId w:val="1"/>
-        </w:numPr>
-        <w:spacing w:after="60" w:line="250"/>
-      </w:pPr>
-      <w:r>
-        <w:rPr>
-          <w:rFonts w:ascii="Calibri" w:cs="Calibri" w:eastAsia="Calibri" w:hAnsi="Calibri"/>
-          <w:sz w:val="20"/>
-          <w:szCs w:val="20"/>
-        </w:rPr>
-        <w:t xml:space="preserve">This directly confirms that the generalization failure was primarily a consequence of training data diversity, not a fundamental architectural limitation, and constitutes the thesis's strongest positive empirical result to this point.</w:t>
+        <w:t xml:space="preserve">This is the thesis's strongest positive result up to this point: the generalization failure was primarily a data-diversity problem, not an architectural limitation.</w:t>
       </w:r>
     </w:p>
     <w:p>
@@ -3493,7 +3385,7 @@
           <w:sz w:val="24"/>
           <w:szCs w:val="24"/>
         </w:rPr>
-        <w:t xml:space="preserve">10. Phase 7 — Third-Domain Generalization Test</w:t>
+        <w:t xml:space="preserve">10. Phase 7 — Third-Domain Generalization Test (Zero-Shot)</w:t>
       </w:r>
     </w:p>
     <w:p>
@@ -3506,7 +3398,7 @@
           <w:sz w:val="20"/>
           <w:szCs w:val="20"/>
         </w:rPr>
-        <w:t xml:space="preserve">Phase 6 showed strong generalization gains on the two forgery types it was trained on. This phase tests a stricter, more skeptical question: does that benefit extend to a completely unrelated, unseen third forgery type, or is it specific to the two types trained on? Both the Phase 2 and Phase 6 models were evaluated, without retraining, on Stable Diffusion-generated faces (a fundamentally different generation paradigm from both GANs and face-swapping), paired with held-out real photographs never used in training. Note: due to the third-party dataset's size, this evaluation set is class-imbalanced (2,536 fake / 5,000 real), so AUC (threshold-independent) is the primary reliable metric; accuracy is reported for completeness only.</w:t>
+        <w:t xml:space="preserve">Both the Phase 2 and Phase 6 models were evaluated on Stable Diffusion-generated faces, a generation paradigm entirely unrepresented in either model's training data (a zero-shot test). Evaluation set: 2,536 fake / 5,000 real (imbalanced — AUC is the reliable metric).</w:t>
       </w:r>
     </w:p>
     <w:tbl>
@@ -3796,7 +3688,7 @@
           <w:sz w:val="20"/>
           <w:szCs w:val="20"/>
         </w:rPr>
-        <w:t xml:space="preserve">Phase 2's AUC (0.277) is notably below 0.5, indicating a systematic inverse relationship: the single-source model rates diffusion-generated fakes as more likely to be real, on average, than it rates actual real photographs. The confusion matrix confirms this — only 4 of 2,536 diffusion fakes were correctly identified (a 99.8% miss rate). This suggests the StyleGAN-only model learned a feature correlated with "real" (e.g. image smoothness or cleanliness) that diffusion-generated images satisfy even more strongly than genuine photographs.</w:t>
+        <w:t xml:space="preserve">Phase 2's AUC (0.277) is below chance: it systematically rates diffusion fakes as more likely real than actual photos (99.8% miss rate on fakes).</w:t>
       </w:r>
     </w:p>
     <w:p>
@@ -3814,7 +3706,488 @@
           <w:sz w:val="20"/>
           <w:szCs w:val="20"/>
         </w:rPr>
-        <w:t xml:space="preserve">Phase 6's AUC (0.552) is a real, measurable improvement over Phase 2 — correcting the inverse relationship and reaching just above chance level — but remains far short of reliable detection (its fake catch rate improved from 0.2% to 14.6%, still low in absolute terms).</w:t>
+        <w:t xml:space="preserve">Phase 6's AUC (0.552) corrects this bias and is a real improvement, but remains far from reliable detection — mixed-source training's benefit only partially transfers, in a zero-shot setting, to a completely unrelated third forgery paradigm.</w:t>
+      </w:r>
+    </w:p>
+    <w:p>
+      <w:pPr>
+        <w:pStyle w:val="Heading1"/>
+        <w:spacing w:after="100" w:before="220"/>
+      </w:pPr>
+      <w:r>
+        <w:rPr>
+          <w:rFonts w:ascii="Calibri" w:cs="Calibri" w:eastAsia="Calibri" w:hAnsi="Calibri"/>
+          <w:b/>
+          <w:bCs/>
+          <w:color w:val="1F3864"/>
+          <w:sz w:val="24"/>
+          <w:szCs w:val="24"/>
+        </w:rPr>
+        <w:t xml:space="preserve">11. Phase 8 — Frequency-Domain Detection</w:t>
+      </w:r>
+    </w:p>
+    <w:p>
+      <w:pPr>
+        <w:spacing w:after="120" w:line="260"/>
+      </w:pPr>
+      <w:r>
+        <w:rPr>
+          <w:rFonts w:ascii="Calibri" w:cs="Calibri" w:eastAsia="Calibri" w:hAnsi="Calibri"/>
+          <w:sz w:val="20"/>
+          <w:szCs w:val="20"/>
+        </w:rPr>
+        <w:t xml:space="preserve">Tests whether representing images via their 2D FFT log-magnitude spectrum, rather than raw RGB pixels, improves cross-domain generalization (SOTA Section 4.2). A ResNet18 was fully fine-tuned (all layers unfrozen) on frequency-domain StyleGAN images only, then evaluated on the same three domains used in Phases 2, 3, and 7.</w:t>
+      </w:r>
+    </w:p>
+    <w:tbl>
+      <w:tblPr>
+        <w:tblW w:type="dxa" w:w="10000"/>
+        <w:tblBorders>
+          <w:top w:val="single" w:color="auto" w:sz="4"/>
+          <w:left w:val="single" w:color="auto" w:sz="4"/>
+          <w:bottom w:val="single" w:color="auto" w:sz="4"/>
+          <w:right w:val="single" w:color="auto" w:sz="4"/>
+          <w:insideH w:val="single" w:color="auto" w:sz="4"/>
+          <w:insideV w:val="single" w:color="auto" w:sz="4"/>
+        </w:tblBorders>
+      </w:tblPr>
+      <w:tblGrid>
+        <w:gridCol w:w="2600"/>
+        <w:gridCol w:w="2500"/>
+        <w:gridCol w:w="2500"/>
+        <w:gridCol w:w="2400"/>
+      </w:tblGrid>
+      <w:tr>
+        <w:trPr>
+          <w:tblHeader/>
+        </w:trPr>
+        <w:tc>
+          <w:tcPr>
+            <w:tcW w:type="dxa" w:w="2600"/>
+            <w:shd w:fill="1F3864" w:val="clear"/>
+            <w:tcMar>
+              <w:top w:type="dxa" w:w="60"/>
+              <w:left w:type="dxa" w:w="100"/>
+              <w:bottom w:type="dxa" w:w="60"/>
+              <w:right w:type="dxa" w:w="100"/>
+            </w:tcMar>
+            <w:vAlign w:val="center"/>
+          </w:tcPr>
+          <w:p>
+            <w:r>
+              <w:rPr>
+                <w:rFonts w:ascii="Calibri" w:cs="Calibri" w:eastAsia="Calibri" w:hAnsi="Calibri"/>
+                <w:b/>
+                <w:bCs/>
+                <w:color w:val="FFFFFF"/>
+                <w:sz w:val="19"/>
+                <w:szCs w:val="19"/>
+              </w:rPr>
+              <w:t xml:space="preserve">Domain</w:t>
+            </w:r>
+          </w:p>
+        </w:tc>
+        <w:tc>
+          <w:tcPr>
+            <w:tcW w:type="dxa" w:w="2500"/>
+            <w:shd w:fill="1F3864" w:val="clear"/>
+            <w:tcMar>
+              <w:top w:type="dxa" w:w="60"/>
+              <w:left w:type="dxa" w:w="100"/>
+              <w:bottom w:type="dxa" w:w="60"/>
+              <w:right w:type="dxa" w:w="100"/>
+            </w:tcMar>
+            <w:vAlign w:val="center"/>
+          </w:tcPr>
+          <w:p>
+            <w:r>
+              <w:rPr>
+                <w:rFonts w:ascii="Calibri" w:cs="Calibri" w:eastAsia="Calibri" w:hAnsi="Calibri"/>
+                <w:b/>
+                <w:bCs/>
+                <w:color w:val="FFFFFF"/>
+                <w:sz w:val="19"/>
+                <w:szCs w:val="19"/>
+              </w:rPr>
+              <w:t xml:space="preserve">Phase 2 (RGB) AUC</w:t>
+            </w:r>
+          </w:p>
+        </w:tc>
+        <w:tc>
+          <w:tcPr>
+            <w:tcW w:type="dxa" w:w="2500"/>
+            <w:shd w:fill="1F3864" w:val="clear"/>
+            <w:tcMar>
+              <w:top w:type="dxa" w:w="60"/>
+              <w:left w:type="dxa" w:w="100"/>
+              <w:bottom w:type="dxa" w:w="60"/>
+              <w:right w:type="dxa" w:w="100"/>
+            </w:tcMar>
+            <w:vAlign w:val="center"/>
+          </w:tcPr>
+          <w:p>
+            <w:r>
+              <w:rPr>
+                <w:rFonts w:ascii="Calibri" w:cs="Calibri" w:eastAsia="Calibri" w:hAnsi="Calibri"/>
+                <w:b/>
+                <w:bCs/>
+                <w:color w:val="FFFFFF"/>
+                <w:sz w:val="19"/>
+                <w:szCs w:val="19"/>
+              </w:rPr>
+              <w:t xml:space="preserve">Phase 8 (Frequency) AUC</w:t>
+            </w:r>
+          </w:p>
+        </w:tc>
+        <w:tc>
+          <w:tcPr>
+            <w:tcW w:type="dxa" w:w="2400"/>
+            <w:shd w:fill="1F3864" w:val="clear"/>
+            <w:tcMar>
+              <w:top w:type="dxa" w:w="60"/>
+              <w:left w:type="dxa" w:w="100"/>
+              <w:bottom w:type="dxa" w:w="60"/>
+              <w:right w:type="dxa" w:w="100"/>
+            </w:tcMar>
+            <w:vAlign w:val="center"/>
+          </w:tcPr>
+          <w:p>
+            <w:r>
+              <w:rPr>
+                <w:rFonts w:ascii="Calibri" w:cs="Calibri" w:eastAsia="Calibri" w:hAnsi="Calibri"/>
+                <w:b/>
+                <w:bCs/>
+                <w:color w:val="FFFFFF"/>
+                <w:sz w:val="19"/>
+                <w:szCs w:val="19"/>
+              </w:rPr>
+              <w:t xml:space="preserve">Change</w:t>
+            </w:r>
+          </w:p>
+        </w:tc>
+      </w:tr>
+      <w:tr>
+        <w:tc>
+          <w:tcPr>
+            <w:tcW w:type="dxa" w:w="2600"/>
+            <w:tcMar>
+              <w:top w:type="dxa" w:w="60"/>
+              <w:left w:type="dxa" w:w="100"/>
+              <w:bottom w:type="dxa" w:w="60"/>
+              <w:right w:type="dxa" w:w="100"/>
+            </w:tcMar>
+            <w:vAlign w:val="center"/>
+          </w:tcPr>
+          <w:p>
+            <w:r>
+              <w:rPr>
+                <w:rFonts w:ascii="Calibri" w:cs="Calibri" w:eastAsia="Calibri" w:hAnsi="Calibri"/>
+                <w:b w:val="false"/>
+                <w:bCs w:val="false"/>
+                <w:color w:val="000000"/>
+                <w:sz w:val="19"/>
+                <w:szCs w:val="19"/>
+              </w:rPr>
+              <w:t xml:space="preserve">StyleGAN (in-distribution)</w:t>
+            </w:r>
+          </w:p>
+        </w:tc>
+        <w:tc>
+          <w:tcPr>
+            <w:tcW w:type="dxa" w:w="2500"/>
+            <w:tcMar>
+              <w:top w:type="dxa" w:w="60"/>
+              <w:left w:type="dxa" w:w="100"/>
+              <w:bottom w:type="dxa" w:w="60"/>
+              <w:right w:type="dxa" w:w="100"/>
+            </w:tcMar>
+            <w:vAlign w:val="center"/>
+          </w:tcPr>
+          <w:p>
+            <w:r>
+              <w:rPr>
+                <w:rFonts w:ascii="Calibri" w:cs="Calibri" w:eastAsia="Calibri" w:hAnsi="Calibri"/>
+                <w:b w:val="false"/>
+                <w:bCs w:val="false"/>
+                <w:color w:val="000000"/>
+                <w:sz w:val="19"/>
+                <w:szCs w:val="19"/>
+              </w:rPr>
+              <w:t xml:space="preserve">0.999</w:t>
+            </w:r>
+          </w:p>
+        </w:tc>
+        <w:tc>
+          <w:tcPr>
+            <w:tcW w:type="dxa" w:w="2500"/>
+            <w:tcMar>
+              <w:top w:type="dxa" w:w="60"/>
+              <w:left w:type="dxa" w:w="100"/>
+              <w:bottom w:type="dxa" w:w="60"/>
+              <w:right w:type="dxa" w:w="100"/>
+            </w:tcMar>
+            <w:vAlign w:val="center"/>
+          </w:tcPr>
+          <w:p>
+            <w:r>
+              <w:rPr>
+                <w:rFonts w:ascii="Calibri" w:cs="Calibri" w:eastAsia="Calibri" w:hAnsi="Calibri"/>
+                <w:b w:val="false"/>
+                <w:bCs w:val="false"/>
+                <w:color w:val="000000"/>
+                <w:sz w:val="19"/>
+                <w:szCs w:val="19"/>
+              </w:rPr>
+              <w:t xml:space="preserve">0.920</w:t>
+            </w:r>
+          </w:p>
+        </w:tc>
+        <w:tc>
+          <w:tcPr>
+            <w:tcW w:type="dxa" w:w="2400"/>
+            <w:tcMar>
+              <w:top w:type="dxa" w:w="60"/>
+              <w:left w:type="dxa" w:w="100"/>
+              <w:bottom w:type="dxa" w:w="60"/>
+              <w:right w:type="dxa" w:w="100"/>
+            </w:tcMar>
+            <w:vAlign w:val="center"/>
+          </w:tcPr>
+          <w:p>
+            <w:r>
+              <w:rPr>
+                <w:rFonts w:ascii="Calibri" w:cs="Calibri" w:eastAsia="Calibri" w:hAnsi="Calibri"/>
+                <w:b w:val="false"/>
+                <w:bCs w:val="false"/>
+                <w:color w:val="000000"/>
+                <w:sz w:val="19"/>
+                <w:szCs w:val="19"/>
+              </w:rPr>
+              <w:t xml:space="preserve">-0.079</w:t>
+            </w:r>
+          </w:p>
+        </w:tc>
+      </w:tr>
+      <w:tr>
+        <w:tc>
+          <w:tcPr>
+            <w:tcW w:type="dxa" w:w="2600"/>
+            <w:tcMar>
+              <w:top w:type="dxa" w:w="60"/>
+              <w:left w:type="dxa" w:w="100"/>
+              <w:bottom w:type="dxa" w:w="60"/>
+              <w:right w:type="dxa" w:w="100"/>
+            </w:tcMar>
+            <w:vAlign w:val="center"/>
+          </w:tcPr>
+          <w:p>
+            <w:r>
+              <w:rPr>
+                <w:rFonts w:ascii="Calibri" w:cs="Calibri" w:eastAsia="Calibri" w:hAnsi="Calibri"/>
+                <w:b w:val="false"/>
+                <w:bCs w:val="false"/>
+                <w:color w:val="000000"/>
+                <w:sz w:val="19"/>
+                <w:szCs w:val="19"/>
+              </w:rPr>
+              <w:t xml:space="preserve">Face-swap (cross-dataset)</w:t>
+            </w:r>
+          </w:p>
+        </w:tc>
+        <w:tc>
+          <w:tcPr>
+            <w:tcW w:type="dxa" w:w="2500"/>
+            <w:tcMar>
+              <w:top w:type="dxa" w:w="60"/>
+              <w:left w:type="dxa" w:w="100"/>
+              <w:bottom w:type="dxa" w:w="60"/>
+              <w:right w:type="dxa" w:w="100"/>
+            </w:tcMar>
+            <w:vAlign w:val="center"/>
+          </w:tcPr>
+          <w:p>
+            <w:r>
+              <w:rPr>
+                <w:rFonts w:ascii="Calibri" w:cs="Calibri" w:eastAsia="Calibri" w:hAnsi="Calibri"/>
+                <w:b w:val="false"/>
+                <w:bCs w:val="false"/>
+                <w:color w:val="000000"/>
+                <w:sz w:val="19"/>
+                <w:szCs w:val="19"/>
+              </w:rPr>
+              <w:t xml:space="preserve">0.525</w:t>
+            </w:r>
+          </w:p>
+        </w:tc>
+        <w:tc>
+          <w:tcPr>
+            <w:tcW w:type="dxa" w:w="2500"/>
+            <w:tcMar>
+              <w:top w:type="dxa" w:w="60"/>
+              <w:left w:type="dxa" w:w="100"/>
+              <w:bottom w:type="dxa" w:w="60"/>
+              <w:right w:type="dxa" w:w="100"/>
+            </w:tcMar>
+            <w:vAlign w:val="center"/>
+          </w:tcPr>
+          <w:p>
+            <w:r>
+              <w:rPr>
+                <w:rFonts w:ascii="Calibri" w:cs="Calibri" w:eastAsia="Calibri" w:hAnsi="Calibri"/>
+                <w:b w:val="false"/>
+                <w:bCs w:val="false"/>
+                <w:color w:val="000000"/>
+                <w:sz w:val="19"/>
+                <w:szCs w:val="19"/>
+              </w:rPr>
+              <w:t xml:space="preserve">0.560</w:t>
+            </w:r>
+          </w:p>
+        </w:tc>
+        <w:tc>
+          <w:tcPr>
+            <w:tcW w:type="dxa" w:w="2400"/>
+            <w:tcMar>
+              <w:top w:type="dxa" w:w="60"/>
+              <w:left w:type="dxa" w:w="100"/>
+              <w:bottom w:type="dxa" w:w="60"/>
+              <w:right w:type="dxa" w:w="100"/>
+            </w:tcMar>
+            <w:vAlign w:val="center"/>
+          </w:tcPr>
+          <w:p>
+            <w:r>
+              <w:rPr>
+                <w:rFonts w:ascii="Calibri" w:cs="Calibri" w:eastAsia="Calibri" w:hAnsi="Calibri"/>
+                <w:b w:val="false"/>
+                <w:bCs w:val="false"/>
+                <w:color w:val="000000"/>
+                <w:sz w:val="19"/>
+                <w:szCs w:val="19"/>
+              </w:rPr>
+              <w:t xml:space="preserve">+0.035</w:t>
+            </w:r>
+          </w:p>
+        </w:tc>
+      </w:tr>
+      <w:tr>
+        <w:tc>
+          <w:tcPr>
+            <w:tcW w:type="dxa" w:w="2600"/>
+            <w:tcMar>
+              <w:top w:type="dxa" w:w="60"/>
+              <w:left w:type="dxa" w:w="100"/>
+              <w:bottom w:type="dxa" w:w="60"/>
+              <w:right w:type="dxa" w:w="100"/>
+            </w:tcMar>
+            <w:vAlign w:val="center"/>
+          </w:tcPr>
+          <w:p>
+            <w:r>
+              <w:rPr>
+                <w:rFonts w:ascii="Calibri" w:cs="Calibri" w:eastAsia="Calibri" w:hAnsi="Calibri"/>
+                <w:b w:val="false"/>
+                <w:bCs w:val="false"/>
+                <w:color w:val="000000"/>
+                <w:sz w:val="19"/>
+                <w:szCs w:val="19"/>
+              </w:rPr>
+              <w:t xml:space="preserve">Diffusion (third-domain)</w:t>
+            </w:r>
+          </w:p>
+        </w:tc>
+        <w:tc>
+          <w:tcPr>
+            <w:tcW w:type="dxa" w:w="2500"/>
+            <w:tcMar>
+              <w:top w:type="dxa" w:w="60"/>
+              <w:left w:type="dxa" w:w="100"/>
+              <w:bottom w:type="dxa" w:w="60"/>
+              <w:right w:type="dxa" w:w="100"/>
+            </w:tcMar>
+            <w:vAlign w:val="center"/>
+          </w:tcPr>
+          <w:p>
+            <w:r>
+              <w:rPr>
+                <w:rFonts w:ascii="Calibri" w:cs="Calibri" w:eastAsia="Calibri" w:hAnsi="Calibri"/>
+                <w:b w:val="false"/>
+                <w:bCs w:val="false"/>
+                <w:color w:val="000000"/>
+                <w:sz w:val="19"/>
+                <w:szCs w:val="19"/>
+              </w:rPr>
+              <w:t xml:space="preserve">0.277</w:t>
+            </w:r>
+          </w:p>
+        </w:tc>
+        <w:tc>
+          <w:tcPr>
+            <w:tcW w:type="dxa" w:w="2500"/>
+            <w:tcMar>
+              <w:top w:type="dxa" w:w="60"/>
+              <w:left w:type="dxa" w:w="100"/>
+              <w:bottom w:type="dxa" w:w="60"/>
+              <w:right w:type="dxa" w:w="100"/>
+            </w:tcMar>
+            <w:vAlign w:val="center"/>
+          </w:tcPr>
+          <w:p>
+            <w:r>
+              <w:rPr>
+                <w:rFonts w:ascii="Calibri" w:cs="Calibri" w:eastAsia="Calibri" w:hAnsi="Calibri"/>
+                <w:b w:val="false"/>
+                <w:bCs w:val="false"/>
+                <w:color w:val="000000"/>
+                <w:sz w:val="19"/>
+                <w:szCs w:val="19"/>
+              </w:rPr>
+              <w:t xml:space="preserve">0.303</w:t>
+            </w:r>
+          </w:p>
+        </w:tc>
+        <w:tc>
+          <w:tcPr>
+            <w:tcW w:type="dxa" w:w="2400"/>
+            <w:tcMar>
+              <w:top w:type="dxa" w:w="60"/>
+              <w:left w:type="dxa" w:w="100"/>
+              <w:bottom w:type="dxa" w:w="60"/>
+              <w:right w:type="dxa" w:w="100"/>
+            </w:tcMar>
+            <w:vAlign w:val="center"/>
+          </w:tcPr>
+          <w:p>
+            <w:r>
+              <w:rPr>
+                <w:rFonts w:ascii="Calibri" w:cs="Calibri" w:eastAsia="Calibri" w:hAnsi="Calibri"/>
+                <w:b w:val="false"/>
+                <w:bCs w:val="false"/>
+                <w:color w:val="000000"/>
+                <w:sz w:val="19"/>
+                <w:szCs w:val="19"/>
+              </w:rPr>
+              <w:t xml:space="preserve">+0.026</w:t>
+            </w:r>
+          </w:p>
+        </w:tc>
+      </w:tr>
+    </w:tbl>
+    <w:p>
+      <w:pPr>
+        <w:pStyle w:val="Heading2"/>
+        <w:spacing w:after="80" w:before="140"/>
+      </w:pPr>
+      <w:r>
+        <w:rPr>
+          <w:rFonts w:ascii="Calibri" w:cs="Calibri" w:eastAsia="Calibri" w:hAnsi="Calibri"/>
+          <w:b/>
+          <w:bCs/>
+          <w:color w:val="2E5395"/>
+          <w:sz w:val="21"/>
+          <w:szCs w:val="21"/>
+        </w:rPr>
+        <w:t xml:space="preserve">Interpretation</w:t>
       </w:r>
     </w:p>
     <w:p>
@@ -3832,54 +4205,7 @@
           <w:sz w:val="20"/>
           <w:szCs w:val="20"/>
         </w:rPr>
-        <w:t xml:space="preserve">Overall, this is a more guarded finding than Phase 6's headline result: mixed-source training (on StyleGAN + face-swap) provides a partial, measurable benefit even on a completely unrelated third generation method (diffusion), but does not achieve reliable open-set generalization to an arbitrary unseen generator. This is a more precise and defensible claim than "mixed-source training solves generalization," and is consistent with the broader literature's view of cross-generator generalization as a substantially unresolved problem (SOTA Section 8).</w:t>
-      </w:r>
-    </w:p>
-    <w:p>
-      <w:pPr>
-        <w:pStyle w:val="Heading1"/>
-        <w:spacing w:after="100" w:before="220"/>
-      </w:pPr>
-      <w:r>
-        <w:rPr>
-          <w:rFonts w:ascii="Calibri" w:cs="Calibri" w:eastAsia="Calibri" w:hAnsi="Calibri"/>
-          <w:b/>
-          <w:bCs/>
-          <w:color w:val="1F3864"/>
-          <w:sz w:val="24"/>
-          <w:szCs w:val="24"/>
-        </w:rPr>
-        <w:t xml:space="preserve">11. Overall Conclusion (Phases 1-7)</w:t>
-      </w:r>
-    </w:p>
-    <w:p>
-      <w:pPr>
-        <w:spacing w:after="120" w:line="260"/>
-      </w:pPr>
-      <w:r>
-        <w:rPr>
-          <w:rFonts w:ascii="Calibri" w:cs="Calibri" w:eastAsia="Calibri" w:hAnsi="Calibri"/>
-          <w:sz w:val="20"/>
-          <w:szCs w:val="20"/>
-        </w:rPr>
-        <w:t xml:space="preserve">Across seven phases, this work establishes a complete and nuanced empirical narrative. A fine-tuned ResNet18 achieves excellent in-distribution performance (98.8% accuracy, 0.999 AUC) when trained and tested on a single generator family (Phases 1-2), but this does not reflect a generally robust deepfake detector: the model collapses to near-chance accuracy on an unseen face-swap dataset (Phase 3), and ensembling with an independently trained EfficientNet-B0 does not recover this loss (Phase 4), since both models share the same single-source blind spot. The model additionally exhibits near-total vulnerability to imperceptible adversarial perturbations (Phase 5). Diversifying the training data to include two forgery types (Phase 6) recovers the large majority of lost generalization performance on those two types (Face-swap AUC: 0.525 -&gt; 0.928) while retaining strong in-distribution performance — the thesis's strongest positive result. However, this benefit only partially transfers to a third, unrelated forgery paradigm (diffusion-generated faces, Phase 7): AUC improves from a below-chance 0.277 to a modest 0.552, correcting a systematic bias but falling well short of reliable detection. Together, these results provide direct empirical evidence for the central open challenge identified in the thesis's state-of-the-art review (Section 8), and additionally show that training data diversity, while substantially more effective than architectural ensembling at closing the generalization gap for known forgery types, does not by itself solve open-set generalization to arbitrary unseen generators. Adversarial robustness (Phase 5) also remains an entirely open weakness, unaddressed by mixed-source training.</w:t>
-      </w:r>
-    </w:p>
-    <w:p>
-      <w:pPr>
-        <w:pStyle w:val="Heading1"/>
-        <w:spacing w:after="100" w:before="220"/>
-      </w:pPr>
-      <w:r>
-        <w:rPr>
-          <w:rFonts w:ascii="Calibri" w:cs="Calibri" w:eastAsia="Calibri" w:hAnsi="Calibri"/>
-          <w:b/>
-          <w:bCs/>
-          <w:color w:val="1F3864"/>
-          <w:sz w:val="24"/>
-          <w:szCs w:val="24"/>
-        </w:rPr>
-        <w:t xml:space="preserve">12. Next Steps</w:t>
+        <w:t xml:space="preserve">In-distribution performance was noticeably lower than Phase 2 (0.920 vs. 0.999 AUC), and early overfitting was observed (best validation accuracy reached at epoch 3 of 5).</w:t>
       </w:r>
     </w:p>
     <w:p>
@@ -3897,7 +4223,7 @@
           <w:sz w:val="20"/>
           <w:szCs w:val="20"/>
         </w:rPr>
-        <w:t xml:space="preserve">Adversarial training (or other defense) to address the Phase 5 robustness gap, which mixed-source training did not target.</w:t>
+        <w:t xml:space="preserve">Cross-domain AUC improved only marginally on both unseen domains (+0.035 face-swap, +0.026 diffusion) — directionally positive, but far smaller than Phase 6's improvement.</w:t>
       </w:r>
     </w:p>
     <w:p>
@@ -3915,7 +4241,1115 @@
           <w:sz w:val="20"/>
           <w:szCs w:val="20"/>
         </w:rPr>
-        <w:t xml:space="preserve">Investigate the Phase 7 below-chance AUC finding further (e.g. feature-level analysis of what the single-source model associates with "real") as a specific, well-defined sub-question.</w:t>
+        <w:t xml:space="preserve">Of the remedies tested up to this phase, training data diversity (Phase 6) remained substantially more effective than a change of input representation (Phase 8) alone.</w:t>
+      </w:r>
+    </w:p>
+    <w:p>
+      <w:pPr>
+        <w:pStyle w:val="Heading1"/>
+        <w:spacing w:after="100" w:before="220"/>
+      </w:pPr>
+      <w:r>
+        <w:rPr>
+          <w:rFonts w:ascii="Calibri" w:cs="Calibri" w:eastAsia="Calibri" w:hAnsi="Calibri"/>
+          <w:b/>
+          <w:bCs/>
+          <w:color w:val="1F3864"/>
+          <w:sz w:val="24"/>
+          <w:szCs w:val="24"/>
+        </w:rPr>
+        <w:t xml:space="preserve">12. Phase 9 — Three-Source Mixed Training (Few-Shot Recovery)</w:t>
+      </w:r>
+    </w:p>
+    <w:p>
+      <w:pPr>
+        <w:spacing w:after="120" w:line="260"/>
+      </w:pPr>
+      <w:r>
+        <w:rPr>
+          <w:rFonts w:ascii="Calibri" w:cs="Calibri" w:eastAsia="Calibri" w:hAnsi="Calibri"/>
+          <w:sz w:val="20"/>
+          <w:szCs w:val="20"/>
+        </w:rPr>
+        <w:t xml:space="preserve">Phase 7 tested zero-shot generalization to diffusion-generated faces (no diffusion examples in training) and found only a partial benefit from two-source training. This phase tests the natural follow-up: does including even a modest sample of the third domain directly in training close the remaining gap? A ResNet18 was fine-tuned (identical recipe to Phases 2 and 6) on a three-source training set combining StyleGAN, face-swap, and 1,500 diffusion-generated images (out of 2,536 available; the remaining 1,015 were held out, disjoint from training, for evaluation, to avoid data leakage). All three models (Phase 2, Phase 6, Phase 9) were then re-evaluated on this same held-out diffusion set, alongside fresh StyleGAN and face-swap test samples, for a fair three-way comparison.</w:t>
+      </w:r>
+    </w:p>
+    <w:p>
+      <w:pPr>
+        <w:spacing w:after="80" w:before="100"/>
+      </w:pPr>
+      <w:r>
+        <w:rPr>
+          <w:rFonts w:ascii="Calibri" w:cs="Calibri" w:eastAsia="Calibri" w:hAnsi="Calibri"/>
+          <w:b/>
+          <w:bCs/>
+          <w:sz w:val="20"/>
+          <w:szCs w:val="20"/>
+        </w:rPr>
+        <w:t xml:space="preserve">Results:</w:t>
+      </w:r>
+    </w:p>
+    <w:tbl>
+      <w:tblPr>
+        <w:tblW w:type="dxa" w:w="10000"/>
+        <w:tblBorders>
+          <w:top w:val="single" w:color="auto" w:sz="4"/>
+          <w:left w:val="single" w:color="auto" w:sz="4"/>
+          <w:bottom w:val="single" w:color="auto" w:sz="4"/>
+          <w:right w:val="single" w:color="auto" w:sz="4"/>
+          <w:insideH w:val="single" w:color="auto" w:sz="4"/>
+          <w:insideV w:val="single" w:color="auto" w:sz="4"/>
+        </w:tblBorders>
+      </w:tblPr>
+      <w:tblGrid>
+        <w:gridCol w:w="3200"/>
+        <w:gridCol w:w="2600"/>
+        <w:gridCol w:w="2100"/>
+        <w:gridCol w:w="2100"/>
+      </w:tblGrid>
+      <w:tr>
+        <w:trPr>
+          <w:tblHeader/>
+        </w:trPr>
+        <w:tc>
+          <w:tcPr>
+            <w:tcW w:type="dxa" w:w="3200"/>
+            <w:shd w:fill="1F3864" w:val="clear"/>
+            <w:tcMar>
+              <w:top w:type="dxa" w:w="60"/>
+              <w:left w:type="dxa" w:w="100"/>
+              <w:bottom w:type="dxa" w:w="60"/>
+              <w:right w:type="dxa" w:w="100"/>
+            </w:tcMar>
+            <w:vAlign w:val="center"/>
+          </w:tcPr>
+          <w:p>
+            <w:r>
+              <w:rPr>
+                <w:rFonts w:ascii="Calibri" w:cs="Calibri" w:eastAsia="Calibri" w:hAnsi="Calibri"/>
+                <w:b/>
+                <w:bCs/>
+                <w:color w:val="FFFFFF"/>
+                <w:sz w:val="19"/>
+                <w:szCs w:val="19"/>
+              </w:rPr>
+              <w:t xml:space="preserve">Model</w:t>
+            </w:r>
+          </w:p>
+        </w:tc>
+        <w:tc>
+          <w:tcPr>
+            <w:tcW w:type="dxa" w:w="2600"/>
+            <w:shd w:fill="1F3864" w:val="clear"/>
+            <w:tcMar>
+              <w:top w:type="dxa" w:w="60"/>
+              <w:left w:type="dxa" w:w="100"/>
+              <w:bottom w:type="dxa" w:w="60"/>
+              <w:right w:type="dxa" w:w="100"/>
+            </w:tcMar>
+            <w:vAlign w:val="center"/>
+          </w:tcPr>
+          <w:p>
+            <w:r>
+              <w:rPr>
+                <w:rFonts w:ascii="Calibri" w:cs="Calibri" w:eastAsia="Calibri" w:hAnsi="Calibri"/>
+                <w:b/>
+                <w:bCs/>
+                <w:color w:val="FFFFFF"/>
+                <w:sz w:val="19"/>
+                <w:szCs w:val="19"/>
+              </w:rPr>
+              <w:t xml:space="preserve">Domain</w:t>
+            </w:r>
+          </w:p>
+        </w:tc>
+        <w:tc>
+          <w:tcPr>
+            <w:tcW w:type="dxa" w:w="2100"/>
+            <w:shd w:fill="1F3864" w:val="clear"/>
+            <w:tcMar>
+              <w:top w:type="dxa" w:w="60"/>
+              <w:left w:type="dxa" w:w="100"/>
+              <w:bottom w:type="dxa" w:w="60"/>
+              <w:right w:type="dxa" w:w="100"/>
+            </w:tcMar>
+            <w:vAlign w:val="center"/>
+          </w:tcPr>
+          <w:p>
+            <w:r>
+              <w:rPr>
+                <w:rFonts w:ascii="Calibri" w:cs="Calibri" w:eastAsia="Calibri" w:hAnsi="Calibri"/>
+                <w:b/>
+                <w:bCs/>
+                <w:color w:val="FFFFFF"/>
+                <w:sz w:val="19"/>
+                <w:szCs w:val="19"/>
+              </w:rPr>
+              <w:t xml:space="preserve">Accuracy</w:t>
+            </w:r>
+          </w:p>
+        </w:tc>
+        <w:tc>
+          <w:tcPr>
+            <w:tcW w:type="dxa" w:w="2100"/>
+            <w:shd w:fill="1F3864" w:val="clear"/>
+            <w:tcMar>
+              <w:top w:type="dxa" w:w="60"/>
+              <w:left w:type="dxa" w:w="100"/>
+              <w:bottom w:type="dxa" w:w="60"/>
+              <w:right w:type="dxa" w:w="100"/>
+            </w:tcMar>
+            <w:vAlign w:val="center"/>
+          </w:tcPr>
+          <w:p>
+            <w:r>
+              <w:rPr>
+                <w:rFonts w:ascii="Calibri" w:cs="Calibri" w:eastAsia="Calibri" w:hAnsi="Calibri"/>
+                <w:b/>
+                <w:bCs/>
+                <w:color w:val="FFFFFF"/>
+                <w:sz w:val="19"/>
+                <w:szCs w:val="19"/>
+              </w:rPr>
+              <w:t xml:space="preserve">AUC</w:t>
+            </w:r>
+          </w:p>
+        </w:tc>
+      </w:tr>
+      <w:tr>
+        <w:tc>
+          <w:tcPr>
+            <w:tcW w:type="dxa" w:w="3200"/>
+            <w:tcMar>
+              <w:top w:type="dxa" w:w="60"/>
+              <w:left w:type="dxa" w:w="100"/>
+              <w:bottom w:type="dxa" w:w="60"/>
+              <w:right w:type="dxa" w:w="100"/>
+            </w:tcMar>
+            <w:vAlign w:val="center"/>
+          </w:tcPr>
+          <w:p>
+            <w:r>
+              <w:rPr>
+                <w:rFonts w:ascii="Calibri" w:cs="Calibri" w:eastAsia="Calibri" w:hAnsi="Calibri"/>
+                <w:b w:val="false"/>
+                <w:bCs w:val="false"/>
+                <w:color w:val="000000"/>
+                <w:sz w:val="19"/>
+                <w:szCs w:val="19"/>
+              </w:rPr>
+              <w:t xml:space="preserve">Phase 2 (single-source)</w:t>
+            </w:r>
+          </w:p>
+        </w:tc>
+        <w:tc>
+          <w:tcPr>
+            <w:tcW w:type="dxa" w:w="2600"/>
+            <w:tcMar>
+              <w:top w:type="dxa" w:w="60"/>
+              <w:left w:type="dxa" w:w="100"/>
+              <w:bottom w:type="dxa" w:w="60"/>
+              <w:right w:type="dxa" w:w="100"/>
+            </w:tcMar>
+            <w:vAlign w:val="center"/>
+          </w:tcPr>
+          <w:p>
+            <w:r>
+              <w:rPr>
+                <w:rFonts w:ascii="Calibri" w:cs="Calibri" w:eastAsia="Calibri" w:hAnsi="Calibri"/>
+                <w:b w:val="false"/>
+                <w:bCs w:val="false"/>
+                <w:color w:val="000000"/>
+                <w:sz w:val="19"/>
+                <w:szCs w:val="19"/>
+              </w:rPr>
+              <w:t xml:space="preserve">StyleGAN</w:t>
+            </w:r>
+          </w:p>
+        </w:tc>
+        <w:tc>
+          <w:tcPr>
+            <w:tcW w:type="dxa" w:w="2100"/>
+            <w:tcMar>
+              <w:top w:type="dxa" w:w="60"/>
+              <w:left w:type="dxa" w:w="100"/>
+              <w:bottom w:type="dxa" w:w="60"/>
+              <w:right w:type="dxa" w:w="100"/>
+            </w:tcMar>
+            <w:vAlign w:val="center"/>
+          </w:tcPr>
+          <w:p>
+            <w:r>
+              <w:rPr>
+                <w:rFonts w:ascii="Calibri" w:cs="Calibri" w:eastAsia="Calibri" w:hAnsi="Calibri"/>
+                <w:b w:val="false"/>
+                <w:bCs w:val="false"/>
+                <w:color w:val="000000"/>
+                <w:sz w:val="19"/>
+                <w:szCs w:val="19"/>
+              </w:rPr>
+              <w:t xml:space="preserve">98.70%</w:t>
+            </w:r>
+          </w:p>
+        </w:tc>
+        <w:tc>
+          <w:tcPr>
+            <w:tcW w:type="dxa" w:w="2100"/>
+            <w:tcMar>
+              <w:top w:type="dxa" w:w="60"/>
+              <w:left w:type="dxa" w:w="100"/>
+              <w:bottom w:type="dxa" w:w="60"/>
+              <w:right w:type="dxa" w:w="100"/>
+            </w:tcMar>
+            <w:vAlign w:val="center"/>
+          </w:tcPr>
+          <w:p>
+            <w:r>
+              <w:rPr>
+                <w:rFonts w:ascii="Calibri" w:cs="Calibri" w:eastAsia="Calibri" w:hAnsi="Calibri"/>
+                <w:b w:val="false"/>
+                <w:bCs w:val="false"/>
+                <w:color w:val="000000"/>
+                <w:sz w:val="19"/>
+                <w:szCs w:val="19"/>
+              </w:rPr>
+              <w:t xml:space="preserve">0.999</w:t>
+            </w:r>
+          </w:p>
+        </w:tc>
+      </w:tr>
+      <w:tr>
+        <w:tc>
+          <w:tcPr>
+            <w:tcW w:type="dxa" w:w="3200"/>
+            <w:tcMar>
+              <w:top w:type="dxa" w:w="60"/>
+              <w:left w:type="dxa" w:w="100"/>
+              <w:bottom w:type="dxa" w:w="60"/>
+              <w:right w:type="dxa" w:w="100"/>
+            </w:tcMar>
+            <w:vAlign w:val="center"/>
+          </w:tcPr>
+          <w:p>
+            <w:r>
+              <w:rPr>
+                <w:rFonts w:ascii="Calibri" w:cs="Calibri" w:eastAsia="Calibri" w:hAnsi="Calibri"/>
+                <w:b w:val="false"/>
+                <w:bCs w:val="false"/>
+                <w:color w:val="000000"/>
+                <w:sz w:val="19"/>
+                <w:szCs w:val="19"/>
+              </w:rPr>
+              <w:t xml:space="preserve">Phase 2 (single-source)</w:t>
+            </w:r>
+          </w:p>
+        </w:tc>
+        <w:tc>
+          <w:tcPr>
+            <w:tcW w:type="dxa" w:w="2600"/>
+            <w:tcMar>
+              <w:top w:type="dxa" w:w="60"/>
+              <w:left w:type="dxa" w:w="100"/>
+              <w:bottom w:type="dxa" w:w="60"/>
+              <w:right w:type="dxa" w:w="100"/>
+            </w:tcMar>
+            <w:vAlign w:val="center"/>
+          </w:tcPr>
+          <w:p>
+            <w:r>
+              <w:rPr>
+                <w:rFonts w:ascii="Calibri" w:cs="Calibri" w:eastAsia="Calibri" w:hAnsi="Calibri"/>
+                <w:b w:val="false"/>
+                <w:bCs w:val="false"/>
+                <w:color w:val="000000"/>
+                <w:sz w:val="19"/>
+                <w:szCs w:val="19"/>
+              </w:rPr>
+              <w:t xml:space="preserve">Face-swap</w:t>
+            </w:r>
+          </w:p>
+        </w:tc>
+        <w:tc>
+          <w:tcPr>
+            <w:tcW w:type="dxa" w:w="2100"/>
+            <w:tcMar>
+              <w:top w:type="dxa" w:w="60"/>
+              <w:left w:type="dxa" w:w="100"/>
+              <w:bottom w:type="dxa" w:w="60"/>
+              <w:right w:type="dxa" w:w="100"/>
+            </w:tcMar>
+            <w:vAlign w:val="center"/>
+          </w:tcPr>
+          <w:p>
+            <w:r>
+              <w:rPr>
+                <w:rFonts w:ascii="Calibri" w:cs="Calibri" w:eastAsia="Calibri" w:hAnsi="Calibri"/>
+                <w:b w:val="false"/>
+                <w:bCs w:val="false"/>
+                <w:color w:val="000000"/>
+                <w:sz w:val="19"/>
+                <w:szCs w:val="19"/>
+              </w:rPr>
+              <w:t xml:space="preserve">49.79%</w:t>
+            </w:r>
+          </w:p>
+        </w:tc>
+        <w:tc>
+          <w:tcPr>
+            <w:tcW w:type="dxa" w:w="2100"/>
+            <w:tcMar>
+              <w:top w:type="dxa" w:w="60"/>
+              <w:left w:type="dxa" w:w="100"/>
+              <w:bottom w:type="dxa" w:w="60"/>
+              <w:right w:type="dxa" w:w="100"/>
+            </w:tcMar>
+            <w:vAlign w:val="center"/>
+          </w:tcPr>
+          <w:p>
+            <w:r>
+              <w:rPr>
+                <w:rFonts w:ascii="Calibri" w:cs="Calibri" w:eastAsia="Calibri" w:hAnsi="Calibri"/>
+                <w:b w:val="false"/>
+                <w:bCs w:val="false"/>
+                <w:color w:val="000000"/>
+                <w:sz w:val="19"/>
+                <w:szCs w:val="19"/>
+              </w:rPr>
+              <w:t xml:space="preserve">0.523</w:t>
+            </w:r>
+          </w:p>
+        </w:tc>
+      </w:tr>
+      <w:tr>
+        <w:tc>
+          <w:tcPr>
+            <w:tcW w:type="dxa" w:w="3200"/>
+            <w:tcMar>
+              <w:top w:type="dxa" w:w="60"/>
+              <w:left w:type="dxa" w:w="100"/>
+              <w:bottom w:type="dxa" w:w="60"/>
+              <w:right w:type="dxa" w:w="100"/>
+            </w:tcMar>
+            <w:vAlign w:val="center"/>
+          </w:tcPr>
+          <w:p>
+            <w:r>
+              <w:rPr>
+                <w:rFonts w:ascii="Calibri" w:cs="Calibri" w:eastAsia="Calibri" w:hAnsi="Calibri"/>
+                <w:b w:val="false"/>
+                <w:bCs w:val="false"/>
+                <w:color w:val="000000"/>
+                <w:sz w:val="19"/>
+                <w:szCs w:val="19"/>
+              </w:rPr>
+              <w:t xml:space="preserve">Phase 2 (single-source)</w:t>
+            </w:r>
+          </w:p>
+        </w:tc>
+        <w:tc>
+          <w:tcPr>
+            <w:tcW w:type="dxa" w:w="2600"/>
+            <w:tcMar>
+              <w:top w:type="dxa" w:w="60"/>
+              <w:left w:type="dxa" w:w="100"/>
+              <w:bottom w:type="dxa" w:w="60"/>
+              <w:right w:type="dxa" w:w="100"/>
+            </w:tcMar>
+            <w:vAlign w:val="center"/>
+          </w:tcPr>
+          <w:p>
+            <w:r>
+              <w:rPr>
+                <w:rFonts w:ascii="Calibri" w:cs="Calibri" w:eastAsia="Calibri" w:hAnsi="Calibri"/>
+                <w:b w:val="false"/>
+                <w:bCs w:val="false"/>
+                <w:color w:val="000000"/>
+                <w:sz w:val="19"/>
+                <w:szCs w:val="19"/>
+              </w:rPr>
+              <w:t xml:space="preserve">Diffusion (held-out)</w:t>
+            </w:r>
+          </w:p>
+        </w:tc>
+        <w:tc>
+          <w:tcPr>
+            <w:tcW w:type="dxa" w:w="2100"/>
+            <w:tcMar>
+              <w:top w:type="dxa" w:w="60"/>
+              <w:left w:type="dxa" w:w="100"/>
+              <w:bottom w:type="dxa" w:w="60"/>
+              <w:right w:type="dxa" w:w="100"/>
+            </w:tcMar>
+            <w:vAlign w:val="center"/>
+          </w:tcPr>
+          <w:p>
+            <w:r>
+              <w:rPr>
+                <w:rFonts w:ascii="Calibri" w:cs="Calibri" w:eastAsia="Calibri" w:hAnsi="Calibri"/>
+                <w:b w:val="false"/>
+                <w:bCs w:val="false"/>
+                <w:color w:val="000000"/>
+                <w:sz w:val="19"/>
+                <w:szCs w:val="19"/>
+              </w:rPr>
+              <w:t xml:space="preserve">49.51%</w:t>
+            </w:r>
+          </w:p>
+        </w:tc>
+        <w:tc>
+          <w:tcPr>
+            <w:tcW w:type="dxa" w:w="2100"/>
+            <w:tcMar>
+              <w:top w:type="dxa" w:w="60"/>
+              <w:left w:type="dxa" w:w="100"/>
+              <w:bottom w:type="dxa" w:w="60"/>
+              <w:right w:type="dxa" w:w="100"/>
+            </w:tcMar>
+            <w:vAlign w:val="center"/>
+          </w:tcPr>
+          <w:p>
+            <w:r>
+              <w:rPr>
+                <w:rFonts w:ascii="Calibri" w:cs="Calibri" w:eastAsia="Calibri" w:hAnsi="Calibri"/>
+                <w:b w:val="false"/>
+                <w:bCs w:val="false"/>
+                <w:color w:val="000000"/>
+                <w:sz w:val="19"/>
+                <w:szCs w:val="19"/>
+              </w:rPr>
+              <w:t xml:space="preserve">0.285</w:t>
+            </w:r>
+          </w:p>
+        </w:tc>
+      </w:tr>
+      <w:tr>
+        <w:tc>
+          <w:tcPr>
+            <w:tcW w:type="dxa" w:w="3200"/>
+            <w:tcMar>
+              <w:top w:type="dxa" w:w="60"/>
+              <w:left w:type="dxa" w:w="100"/>
+              <w:bottom w:type="dxa" w:w="60"/>
+              <w:right w:type="dxa" w:w="100"/>
+            </w:tcMar>
+            <w:vAlign w:val="center"/>
+          </w:tcPr>
+          <w:p>
+            <w:r>
+              <w:rPr>
+                <w:rFonts w:ascii="Calibri" w:cs="Calibri" w:eastAsia="Calibri" w:hAnsi="Calibri"/>
+                <w:b w:val="false"/>
+                <w:bCs w:val="false"/>
+                <w:color w:val="000000"/>
+                <w:sz w:val="19"/>
+                <w:szCs w:val="19"/>
+              </w:rPr>
+              <w:t xml:space="preserve">Phase 6 (two-source)</w:t>
+            </w:r>
+          </w:p>
+        </w:tc>
+        <w:tc>
+          <w:tcPr>
+            <w:tcW w:type="dxa" w:w="2600"/>
+            <w:tcMar>
+              <w:top w:type="dxa" w:w="60"/>
+              <w:left w:type="dxa" w:w="100"/>
+              <w:bottom w:type="dxa" w:w="60"/>
+              <w:right w:type="dxa" w:w="100"/>
+            </w:tcMar>
+            <w:vAlign w:val="center"/>
+          </w:tcPr>
+          <w:p>
+            <w:r>
+              <w:rPr>
+                <w:rFonts w:ascii="Calibri" w:cs="Calibri" w:eastAsia="Calibri" w:hAnsi="Calibri"/>
+                <w:b w:val="false"/>
+                <w:bCs w:val="false"/>
+                <w:color w:val="000000"/>
+                <w:sz w:val="19"/>
+                <w:szCs w:val="19"/>
+              </w:rPr>
+              <w:t xml:space="preserve">StyleGAN</w:t>
+            </w:r>
+          </w:p>
+        </w:tc>
+        <w:tc>
+          <w:tcPr>
+            <w:tcW w:type="dxa" w:w="2100"/>
+            <w:tcMar>
+              <w:top w:type="dxa" w:w="60"/>
+              <w:left w:type="dxa" w:w="100"/>
+              <w:bottom w:type="dxa" w:w="60"/>
+              <w:right w:type="dxa" w:w="100"/>
+            </w:tcMar>
+            <w:vAlign w:val="center"/>
+          </w:tcPr>
+          <w:p>
+            <w:r>
+              <w:rPr>
+                <w:rFonts w:ascii="Calibri" w:cs="Calibri" w:eastAsia="Calibri" w:hAnsi="Calibri"/>
+                <w:b w:val="false"/>
+                <w:bCs w:val="false"/>
+                <w:color w:val="000000"/>
+                <w:sz w:val="19"/>
+                <w:szCs w:val="19"/>
+              </w:rPr>
+              <w:t xml:space="preserve">95.80%</w:t>
+            </w:r>
+          </w:p>
+        </w:tc>
+        <w:tc>
+          <w:tcPr>
+            <w:tcW w:type="dxa" w:w="2100"/>
+            <w:tcMar>
+              <w:top w:type="dxa" w:w="60"/>
+              <w:left w:type="dxa" w:w="100"/>
+              <w:bottom w:type="dxa" w:w="60"/>
+              <w:right w:type="dxa" w:w="100"/>
+            </w:tcMar>
+            <w:vAlign w:val="center"/>
+          </w:tcPr>
+          <w:p>
+            <w:r>
+              <w:rPr>
+                <w:rFonts w:ascii="Calibri" w:cs="Calibri" w:eastAsia="Calibri" w:hAnsi="Calibri"/>
+                <w:b w:val="false"/>
+                <w:bCs w:val="false"/>
+                <w:color w:val="000000"/>
+                <w:sz w:val="19"/>
+                <w:szCs w:val="19"/>
+              </w:rPr>
+              <w:t xml:space="preserve">0.995</w:t>
+            </w:r>
+          </w:p>
+        </w:tc>
+      </w:tr>
+      <w:tr>
+        <w:tc>
+          <w:tcPr>
+            <w:tcW w:type="dxa" w:w="3200"/>
+            <w:tcMar>
+              <w:top w:type="dxa" w:w="60"/>
+              <w:left w:type="dxa" w:w="100"/>
+              <w:bottom w:type="dxa" w:w="60"/>
+              <w:right w:type="dxa" w:w="100"/>
+            </w:tcMar>
+            <w:vAlign w:val="center"/>
+          </w:tcPr>
+          <w:p>
+            <w:r>
+              <w:rPr>
+                <w:rFonts w:ascii="Calibri" w:cs="Calibri" w:eastAsia="Calibri" w:hAnsi="Calibri"/>
+                <w:b w:val="false"/>
+                <w:bCs w:val="false"/>
+                <w:color w:val="000000"/>
+                <w:sz w:val="19"/>
+                <w:szCs w:val="19"/>
+              </w:rPr>
+              <w:t xml:space="preserve">Phase 6 (two-source)</w:t>
+            </w:r>
+          </w:p>
+        </w:tc>
+        <w:tc>
+          <w:tcPr>
+            <w:tcW w:type="dxa" w:w="2600"/>
+            <w:tcMar>
+              <w:top w:type="dxa" w:w="60"/>
+              <w:left w:type="dxa" w:w="100"/>
+              <w:bottom w:type="dxa" w:w="60"/>
+              <w:right w:type="dxa" w:w="100"/>
+            </w:tcMar>
+            <w:vAlign w:val="center"/>
+          </w:tcPr>
+          <w:p>
+            <w:r>
+              <w:rPr>
+                <w:rFonts w:ascii="Calibri" w:cs="Calibri" w:eastAsia="Calibri" w:hAnsi="Calibri"/>
+                <w:b w:val="false"/>
+                <w:bCs w:val="false"/>
+                <w:color w:val="000000"/>
+                <w:sz w:val="19"/>
+                <w:szCs w:val="19"/>
+              </w:rPr>
+              <w:t xml:space="preserve">Face-swap</w:t>
+            </w:r>
+          </w:p>
+        </w:tc>
+        <w:tc>
+          <w:tcPr>
+            <w:tcW w:type="dxa" w:w="2100"/>
+            <w:tcMar>
+              <w:top w:type="dxa" w:w="60"/>
+              <w:left w:type="dxa" w:w="100"/>
+              <w:bottom w:type="dxa" w:w="60"/>
+              <w:right w:type="dxa" w:w="100"/>
+            </w:tcMar>
+            <w:vAlign w:val="center"/>
+          </w:tcPr>
+          <w:p>
+            <w:r>
+              <w:rPr>
+                <w:rFonts w:ascii="Calibri" w:cs="Calibri" w:eastAsia="Calibri" w:hAnsi="Calibri"/>
+                <w:b w:val="false"/>
+                <w:bCs w:val="false"/>
+                <w:color w:val="000000"/>
+                <w:sz w:val="19"/>
+                <w:szCs w:val="19"/>
+              </w:rPr>
+              <w:t xml:space="preserve">82.54%</w:t>
+            </w:r>
+          </w:p>
+        </w:tc>
+        <w:tc>
+          <w:tcPr>
+            <w:tcW w:type="dxa" w:w="2100"/>
+            <w:tcMar>
+              <w:top w:type="dxa" w:w="60"/>
+              <w:left w:type="dxa" w:w="100"/>
+              <w:bottom w:type="dxa" w:w="60"/>
+              <w:right w:type="dxa" w:w="100"/>
+            </w:tcMar>
+            <w:vAlign w:val="center"/>
+          </w:tcPr>
+          <w:p>
+            <w:r>
+              <w:rPr>
+                <w:rFonts w:ascii="Calibri" w:cs="Calibri" w:eastAsia="Calibri" w:hAnsi="Calibri"/>
+                <w:b w:val="false"/>
+                <w:bCs w:val="false"/>
+                <w:color w:val="000000"/>
+                <w:sz w:val="19"/>
+                <w:szCs w:val="19"/>
+              </w:rPr>
+              <w:t xml:space="preserve">0.928</w:t>
+            </w:r>
+          </w:p>
+        </w:tc>
+      </w:tr>
+      <w:tr>
+        <w:tc>
+          <w:tcPr>
+            <w:tcW w:type="dxa" w:w="3200"/>
+            <w:tcMar>
+              <w:top w:type="dxa" w:w="60"/>
+              <w:left w:type="dxa" w:w="100"/>
+              <w:bottom w:type="dxa" w:w="60"/>
+              <w:right w:type="dxa" w:w="100"/>
+            </w:tcMar>
+            <w:vAlign w:val="center"/>
+          </w:tcPr>
+          <w:p>
+            <w:r>
+              <w:rPr>
+                <w:rFonts w:ascii="Calibri" w:cs="Calibri" w:eastAsia="Calibri" w:hAnsi="Calibri"/>
+                <w:b w:val="false"/>
+                <w:bCs w:val="false"/>
+                <w:color w:val="000000"/>
+                <w:sz w:val="19"/>
+                <w:szCs w:val="19"/>
+              </w:rPr>
+              <w:t xml:space="preserve">Phase 6 (two-source)</w:t>
+            </w:r>
+          </w:p>
+        </w:tc>
+        <w:tc>
+          <w:tcPr>
+            <w:tcW w:type="dxa" w:w="2600"/>
+            <w:tcMar>
+              <w:top w:type="dxa" w:w="60"/>
+              <w:left w:type="dxa" w:w="100"/>
+              <w:bottom w:type="dxa" w:w="60"/>
+              <w:right w:type="dxa" w:w="100"/>
+            </w:tcMar>
+            <w:vAlign w:val="center"/>
+          </w:tcPr>
+          <w:p>
+            <w:r>
+              <w:rPr>
+                <w:rFonts w:ascii="Calibri" w:cs="Calibri" w:eastAsia="Calibri" w:hAnsi="Calibri"/>
+                <w:b w:val="false"/>
+                <w:bCs w:val="false"/>
+                <w:color w:val="000000"/>
+                <w:sz w:val="19"/>
+                <w:szCs w:val="19"/>
+              </w:rPr>
+              <w:t xml:space="preserve">Diffusion (held-out)</w:t>
+            </w:r>
+          </w:p>
+        </w:tc>
+        <w:tc>
+          <w:tcPr>
+            <w:tcW w:type="dxa" w:w="2100"/>
+            <w:tcMar>
+              <w:top w:type="dxa" w:w="60"/>
+              <w:left w:type="dxa" w:w="100"/>
+              <w:bottom w:type="dxa" w:w="60"/>
+              <w:right w:type="dxa" w:w="100"/>
+            </w:tcMar>
+            <w:vAlign w:val="center"/>
+          </w:tcPr>
+          <w:p>
+            <w:r>
+              <w:rPr>
+                <w:rFonts w:ascii="Calibri" w:cs="Calibri" w:eastAsia="Calibri" w:hAnsi="Calibri"/>
+                <w:b w:val="false"/>
+                <w:bCs w:val="false"/>
+                <w:color w:val="000000"/>
+                <w:sz w:val="19"/>
+                <w:szCs w:val="19"/>
+              </w:rPr>
+              <w:t xml:space="preserve">53.65%</w:t>
+            </w:r>
+          </w:p>
+        </w:tc>
+        <w:tc>
+          <w:tcPr>
+            <w:tcW w:type="dxa" w:w="2100"/>
+            <w:tcMar>
+              <w:top w:type="dxa" w:w="60"/>
+              <w:left w:type="dxa" w:w="100"/>
+              <w:bottom w:type="dxa" w:w="60"/>
+              <w:right w:type="dxa" w:w="100"/>
+            </w:tcMar>
+            <w:vAlign w:val="center"/>
+          </w:tcPr>
+          <w:p>
+            <w:r>
+              <w:rPr>
+                <w:rFonts w:ascii="Calibri" w:cs="Calibri" w:eastAsia="Calibri" w:hAnsi="Calibri"/>
+                <w:b w:val="false"/>
+                <w:bCs w:val="false"/>
+                <w:color w:val="000000"/>
+                <w:sz w:val="19"/>
+                <w:szCs w:val="19"/>
+              </w:rPr>
+              <w:t xml:space="preserve">0.553</w:t>
+            </w:r>
+          </w:p>
+        </w:tc>
+      </w:tr>
+      <w:tr>
+        <w:tc>
+          <w:tcPr>
+            <w:tcW w:type="dxa" w:w="3200"/>
+            <w:tcMar>
+              <w:top w:type="dxa" w:w="60"/>
+              <w:left w:type="dxa" w:w="100"/>
+              <w:bottom w:type="dxa" w:w="60"/>
+              <w:right w:type="dxa" w:w="100"/>
+            </w:tcMar>
+            <w:vAlign w:val="center"/>
+          </w:tcPr>
+          <w:p>
+            <w:r>
+              <w:rPr>
+                <w:rFonts w:ascii="Calibri" w:cs="Calibri" w:eastAsia="Calibri" w:hAnsi="Calibri"/>
+                <w:b w:val="false"/>
+                <w:bCs w:val="false"/>
+                <w:color w:val="000000"/>
+                <w:sz w:val="19"/>
+                <w:szCs w:val="19"/>
+              </w:rPr>
+              <w:t xml:space="preserve">Phase 9 (three-source)</w:t>
+            </w:r>
+          </w:p>
+        </w:tc>
+        <w:tc>
+          <w:tcPr>
+            <w:tcW w:type="dxa" w:w="2600"/>
+            <w:tcMar>
+              <w:top w:type="dxa" w:w="60"/>
+              <w:left w:type="dxa" w:w="100"/>
+              <w:bottom w:type="dxa" w:w="60"/>
+              <w:right w:type="dxa" w:w="100"/>
+            </w:tcMar>
+            <w:vAlign w:val="center"/>
+          </w:tcPr>
+          <w:p>
+            <w:r>
+              <w:rPr>
+                <w:rFonts w:ascii="Calibri" w:cs="Calibri" w:eastAsia="Calibri" w:hAnsi="Calibri"/>
+                <w:b w:val="false"/>
+                <w:bCs w:val="false"/>
+                <w:color w:val="000000"/>
+                <w:sz w:val="19"/>
+                <w:szCs w:val="19"/>
+              </w:rPr>
+              <w:t xml:space="preserve">StyleGAN</w:t>
+            </w:r>
+          </w:p>
+        </w:tc>
+        <w:tc>
+          <w:tcPr>
+            <w:tcW w:type="dxa" w:w="2100"/>
+            <w:tcMar>
+              <w:top w:type="dxa" w:w="60"/>
+              <w:left w:type="dxa" w:w="100"/>
+              <w:bottom w:type="dxa" w:w="60"/>
+              <w:right w:type="dxa" w:w="100"/>
+            </w:tcMar>
+            <w:vAlign w:val="center"/>
+          </w:tcPr>
+          <w:p>
+            <w:r>
+              <w:rPr>
+                <w:rFonts w:ascii="Calibri" w:cs="Calibri" w:eastAsia="Calibri" w:hAnsi="Calibri"/>
+                <w:b w:val="false"/>
+                <w:bCs w:val="false"/>
+                <w:color w:val="000000"/>
+                <w:sz w:val="19"/>
+                <w:szCs w:val="19"/>
+              </w:rPr>
+              <w:t xml:space="preserve">96.01%</w:t>
+            </w:r>
+          </w:p>
+        </w:tc>
+        <w:tc>
+          <w:tcPr>
+            <w:tcW w:type="dxa" w:w="2100"/>
+            <w:tcMar>
+              <w:top w:type="dxa" w:w="60"/>
+              <w:left w:type="dxa" w:w="100"/>
+              <w:bottom w:type="dxa" w:w="60"/>
+              <w:right w:type="dxa" w:w="100"/>
+            </w:tcMar>
+            <w:vAlign w:val="center"/>
+          </w:tcPr>
+          <w:p>
+            <w:r>
+              <w:rPr>
+                <w:rFonts w:ascii="Calibri" w:cs="Calibri" w:eastAsia="Calibri" w:hAnsi="Calibri"/>
+                <w:b w:val="false"/>
+                <w:bCs w:val="false"/>
+                <w:color w:val="000000"/>
+                <w:sz w:val="19"/>
+                <w:szCs w:val="19"/>
+              </w:rPr>
+              <w:t xml:space="preserve">0.994</w:t>
+            </w:r>
+          </w:p>
+        </w:tc>
+      </w:tr>
+      <w:tr>
+        <w:tc>
+          <w:tcPr>
+            <w:tcW w:type="dxa" w:w="3200"/>
+            <w:tcMar>
+              <w:top w:type="dxa" w:w="60"/>
+              <w:left w:type="dxa" w:w="100"/>
+              <w:bottom w:type="dxa" w:w="60"/>
+              <w:right w:type="dxa" w:w="100"/>
+            </w:tcMar>
+            <w:vAlign w:val="center"/>
+          </w:tcPr>
+          <w:p>
+            <w:r>
+              <w:rPr>
+                <w:rFonts w:ascii="Calibri" w:cs="Calibri" w:eastAsia="Calibri" w:hAnsi="Calibri"/>
+                <w:b w:val="false"/>
+                <w:bCs w:val="false"/>
+                <w:color w:val="000000"/>
+                <w:sz w:val="19"/>
+                <w:szCs w:val="19"/>
+              </w:rPr>
+              <w:t xml:space="preserve">Phase 9 (three-source)</w:t>
+            </w:r>
+          </w:p>
+        </w:tc>
+        <w:tc>
+          <w:tcPr>
+            <w:tcW w:type="dxa" w:w="2600"/>
+            <w:tcMar>
+              <w:top w:type="dxa" w:w="60"/>
+              <w:left w:type="dxa" w:w="100"/>
+              <w:bottom w:type="dxa" w:w="60"/>
+              <w:right w:type="dxa" w:w="100"/>
+            </w:tcMar>
+            <w:vAlign w:val="center"/>
+          </w:tcPr>
+          <w:p>
+            <w:r>
+              <w:rPr>
+                <w:rFonts w:ascii="Calibri" w:cs="Calibri" w:eastAsia="Calibri" w:hAnsi="Calibri"/>
+                <w:b w:val="false"/>
+                <w:bCs w:val="false"/>
+                <w:color w:val="000000"/>
+                <w:sz w:val="19"/>
+                <w:szCs w:val="19"/>
+              </w:rPr>
+              <w:t xml:space="preserve">Face-swap</w:t>
+            </w:r>
+          </w:p>
+        </w:tc>
+        <w:tc>
+          <w:tcPr>
+            <w:tcW w:type="dxa" w:w="2100"/>
+            <w:tcMar>
+              <w:top w:type="dxa" w:w="60"/>
+              <w:left w:type="dxa" w:w="100"/>
+              <w:bottom w:type="dxa" w:w="60"/>
+              <w:right w:type="dxa" w:w="100"/>
+            </w:tcMar>
+            <w:vAlign w:val="center"/>
+          </w:tcPr>
+          <w:p>
+            <w:r>
+              <w:rPr>
+                <w:rFonts w:ascii="Calibri" w:cs="Calibri" w:eastAsia="Calibri" w:hAnsi="Calibri"/>
+                <w:b w:val="false"/>
+                <w:bCs w:val="false"/>
+                <w:color w:val="000000"/>
+                <w:sz w:val="19"/>
+                <w:szCs w:val="19"/>
+              </w:rPr>
+              <w:t xml:space="preserve">82.09%</w:t>
+            </w:r>
+          </w:p>
+        </w:tc>
+        <w:tc>
+          <w:tcPr>
+            <w:tcW w:type="dxa" w:w="2100"/>
+            <w:tcMar>
+              <w:top w:type="dxa" w:w="60"/>
+              <w:left w:type="dxa" w:w="100"/>
+              <w:bottom w:type="dxa" w:w="60"/>
+              <w:right w:type="dxa" w:w="100"/>
+            </w:tcMar>
+            <w:vAlign w:val="center"/>
+          </w:tcPr>
+          <w:p>
+            <w:r>
+              <w:rPr>
+                <w:rFonts w:ascii="Calibri" w:cs="Calibri" w:eastAsia="Calibri" w:hAnsi="Calibri"/>
+                <w:b w:val="false"/>
+                <w:bCs w:val="false"/>
+                <w:color w:val="000000"/>
+                <w:sz w:val="19"/>
+                <w:szCs w:val="19"/>
+              </w:rPr>
+              <w:t xml:space="preserve">0.913</w:t>
+            </w:r>
+          </w:p>
+        </w:tc>
+      </w:tr>
+      <w:tr>
+        <w:tc>
+          <w:tcPr>
+            <w:tcW w:type="dxa" w:w="3200"/>
+            <w:tcMar>
+              <w:top w:type="dxa" w:w="60"/>
+              <w:left w:type="dxa" w:w="100"/>
+              <w:bottom w:type="dxa" w:w="60"/>
+              <w:right w:type="dxa" w:w="100"/>
+            </w:tcMar>
+            <w:vAlign w:val="center"/>
+          </w:tcPr>
+          <w:p>
+            <w:r>
+              <w:rPr>
+                <w:rFonts w:ascii="Calibri" w:cs="Calibri" w:eastAsia="Calibri" w:hAnsi="Calibri"/>
+                <w:b w:val="false"/>
+                <w:bCs w:val="false"/>
+                <w:color w:val="000000"/>
+                <w:sz w:val="19"/>
+                <w:szCs w:val="19"/>
+              </w:rPr>
+              <w:t xml:space="preserve">Phase 9 (three-source)</w:t>
+            </w:r>
+          </w:p>
+        </w:tc>
+        <w:tc>
+          <w:tcPr>
+            <w:tcW w:type="dxa" w:w="2600"/>
+            <w:tcMar>
+              <w:top w:type="dxa" w:w="60"/>
+              <w:left w:type="dxa" w:w="100"/>
+              <w:bottom w:type="dxa" w:w="60"/>
+              <w:right w:type="dxa" w:w="100"/>
+            </w:tcMar>
+            <w:vAlign w:val="center"/>
+          </w:tcPr>
+          <w:p>
+            <w:r>
+              <w:rPr>
+                <w:rFonts w:ascii="Calibri" w:cs="Calibri" w:eastAsia="Calibri" w:hAnsi="Calibri"/>
+                <w:b w:val="false"/>
+                <w:bCs w:val="false"/>
+                <w:color w:val="000000"/>
+                <w:sz w:val="19"/>
+                <w:szCs w:val="19"/>
+              </w:rPr>
+              <w:t xml:space="preserve">Diffusion (held-out)</w:t>
+            </w:r>
+          </w:p>
+        </w:tc>
+        <w:tc>
+          <w:tcPr>
+            <w:tcW w:type="dxa" w:w="2100"/>
+            <w:tcMar>
+              <w:top w:type="dxa" w:w="60"/>
+              <w:left w:type="dxa" w:w="100"/>
+              <w:bottom w:type="dxa" w:w="60"/>
+              <w:right w:type="dxa" w:w="100"/>
+            </w:tcMar>
+            <w:vAlign w:val="center"/>
+          </w:tcPr>
+          <w:p>
+            <w:r>
+              <w:rPr>
+                <w:rFonts w:ascii="Calibri" w:cs="Calibri" w:eastAsia="Calibri" w:hAnsi="Calibri"/>
+                <w:b w:val="false"/>
+                <w:bCs w:val="false"/>
+                <w:color w:val="000000"/>
+                <w:sz w:val="19"/>
+                <w:szCs w:val="19"/>
+              </w:rPr>
+              <w:t xml:space="preserve">98.62%</w:t>
+            </w:r>
+          </w:p>
+        </w:tc>
+        <w:tc>
+          <w:tcPr>
+            <w:tcW w:type="dxa" w:w="2100"/>
+            <w:tcMar>
+              <w:top w:type="dxa" w:w="60"/>
+              <w:left w:type="dxa" w:w="100"/>
+              <w:bottom w:type="dxa" w:w="60"/>
+              <w:right w:type="dxa" w:w="100"/>
+            </w:tcMar>
+            <w:vAlign w:val="center"/>
+          </w:tcPr>
+          <w:p>
+            <w:r>
+              <w:rPr>
+                <w:rFonts w:ascii="Calibri" w:cs="Calibri" w:eastAsia="Calibri" w:hAnsi="Calibri"/>
+                <w:b w:val="false"/>
+                <w:bCs w:val="false"/>
+                <w:color w:val="000000"/>
+                <w:sz w:val="19"/>
+                <w:szCs w:val="19"/>
+              </w:rPr>
+              <w:t xml:space="preserve">0.999</w:t>
+            </w:r>
+          </w:p>
+        </w:tc>
+      </w:tr>
+    </w:tbl>
+    <w:p>
+      <w:pPr>
+        <w:pStyle w:val="Heading2"/>
+        <w:spacing w:after="80" w:before="140"/>
+      </w:pPr>
+      <w:r>
+        <w:rPr>
+          <w:rFonts w:ascii="Calibri" w:cs="Calibri" w:eastAsia="Calibri" w:hAnsi="Calibri"/>
+          <w:b/>
+          <w:bCs/>
+          <w:color w:val="2E5395"/>
+          <w:sz w:val="21"/>
+          <w:szCs w:val="21"/>
+        </w:rPr>
+        <w:t xml:space="preserve">Interpretation</w:t>
       </w:r>
     </w:p>
     <w:p>
@@ -3933,7 +5367,7 @@
           <w:sz w:val="20"/>
           <w:szCs w:val="20"/>
         </w:rPr>
-        <w:t xml:space="preserve">Consider frequency-domain features (SOTA Section 4.2) or a foundation-model-based approach (e.g. CLIP adapter, SOTA Section 4.4), which may generalize more broadly across generation paradigms than a plain fine-tuned CNN, even with mixed-source training.</w:t>
+        <w:t xml:space="preserve">On the held-out diffusion domain, Phase 9 achieves 98.6% accuracy and 0.999 AUC — compared to Phase 2's 0.285 AUC (below chance) and Phase 6's 0.553 AUC (barely above chance). Including just 1,500 training images (roughly 2.4% of the 61,500-image three-source training set) took diffusion detection from catastrophic failure to near-perfect, a far larger effect than any zero-shot remedy tested in this work (Phases 4, 6-zero-shot, and 8).</w:t>
       </w:r>
     </w:p>
     <w:p>
@@ -3951,7 +5385,162 @@
           <w:sz w:val="20"/>
           <w:szCs w:val="20"/>
         </w:rPr>
-        <w:t xml:space="preserve">If pursuing broader open-set generalization further, consider domain-generalization techniques explicitly designed for this setting (e.g. adversarial domain discriminators, meta-learning-based approaches) rather than simple data mixing alone.</w:t>
+        <w:t xml:space="preserve">This improvement came at negligible cost to the other two domains: StyleGAN AUC changed by less than 0.001 (0.995 to 0.994), and face-swap AUC decreased only modestly (0.928 to 0.913), indicating the model gained substantial new capability without materially sacrificing previously learned capability.</w:t>
+      </w:r>
+    </w:p>
+    <w:p>
+      <w:pPr>
+        <w:pStyle w:val="ListParagraph"/>
+        <w:numPr>
+          <w:ilvl w:val="0"/>
+          <w:numId w:val="1"/>
+        </w:numPr>
+        <w:spacing w:after="60" w:line="250"/>
+      </w:pPr>
+      <w:r>
+        <w:rPr>
+          <w:rFonts w:ascii="Calibri" w:cs="Calibri" w:eastAsia="Calibri" w:hAnsi="Calibri"/>
+          <w:sz w:val="20"/>
+          <w:szCs w:val="20"/>
+        </w:rPr>
+        <w:t xml:space="preserve">This result refines the conclusions of Phases 7-8 in an important way: the model's limitation with respect to diffusion-generated faces was not a fundamental inability to learn the relevant discriminative features, but specifically a zero-shot extrapolation limitation. Given even modest direct exposure to the target domain, the capacity to learn it was clearly present and readily realized.</w:t>
+      </w:r>
+    </w:p>
+    <w:p>
+      <w:pPr>
+        <w:pStyle w:val="ListParagraph"/>
+        <w:numPr>
+          <w:ilvl w:val="0"/>
+          <w:numId w:val="1"/>
+        </w:numPr>
+        <w:spacing w:after="60" w:line="250"/>
+      </w:pPr>
+      <w:r>
+        <w:rPr>
+          <w:rFonts w:ascii="Calibri" w:cs="Calibri" w:eastAsia="Calibri" w:hAnsi="Calibri"/>
+          <w:sz w:val="20"/>
+          <w:szCs w:val="20"/>
+        </w:rPr>
+        <w:t xml:space="preserve">This constitutes the thesis's single strongest empirical result, and has a direct practical implication: a small, targeted data-collection effort for a new, previously unseen forgery type is likely to be dramatically more effective than any zero-shot architectural or representational remedy (ensembling, frequency-domain input) tested in this work.</w:t>
+      </w:r>
+    </w:p>
+    <w:p>
+      <w:pPr>
+        <w:pStyle w:val="Heading1"/>
+        <w:spacing w:after="100" w:before="220"/>
+      </w:pPr>
+      <w:r>
+        <w:rPr>
+          <w:rFonts w:ascii="Calibri" w:cs="Calibri" w:eastAsia="Calibri" w:hAnsi="Calibri"/>
+          <w:b/>
+          <w:bCs/>
+          <w:color w:val="1F3864"/>
+          <w:sz w:val="24"/>
+          <w:szCs w:val="24"/>
+        </w:rPr>
+        <w:t xml:space="preserve">13. Overall Conclusion (Phases 1-9)</w:t>
+      </w:r>
+    </w:p>
+    <w:p>
+      <w:pPr>
+        <w:spacing w:after="120" w:line="260"/>
+      </w:pPr>
+      <w:r>
+        <w:rPr>
+          <w:rFonts w:ascii="Calibri" w:cs="Calibri" w:eastAsia="Calibri" w:hAnsi="Calibri"/>
+          <w:sz w:val="20"/>
+          <w:szCs w:val="20"/>
+        </w:rPr>
+        <w:t xml:space="preserve">Across nine phases, this work establishes a complete and nuanced empirical narrative regarding the generalization behavior of deepfake detectors. A fine-tuned ResNet18 achieves excellent in-distribution performance (98.8% accuracy, 0.999 AUC) on a single generator family (Phases 1-2), but this performance does not reflect a generally robust detector: the model collapses to near-chance accuracy on unseen forgery types (Phase 3, Phase 7), and neither architectural ensembling (Phase 4) nor a change of input representation to the frequency domain (Phase 8) meaningfully address this in a zero-shot setting. Diversifying the training data to include a second forgery type (Phase 6) substantially improves generalization to that type, though this benefit only partially extends, zero-shot, to a third, unrelated forgery paradigm (Phase 7). Critically, however, directly including even a modest, few-shot sample of that third domain in training (Phase 9) resolves the remaining gap almost entirely, at negligible cost to performance on the other domains. This progression of results supports a specific, actionable conclusion: the generalization limitations observed throughout this work are attributable primarily to the absence of relevant training examples, rather than to any fundamental architectural or representational limitation of the underlying model. Adversarial robustness (Phase 5) remains an entirely separate, unaddressed weakness throughout, unrelated to the data-diversity findings that otherwise dominate this work's conclusions.</w:t>
+      </w:r>
+    </w:p>
+    <w:p>
+      <w:pPr>
+        <w:pStyle w:val="Heading1"/>
+        <w:spacing w:after="100" w:before="220"/>
+      </w:pPr>
+      <w:r>
+        <w:rPr>
+          <w:rFonts w:ascii="Calibri" w:cs="Calibri" w:eastAsia="Calibri" w:hAnsi="Calibri"/>
+          <w:b/>
+          <w:bCs/>
+          <w:color w:val="1F3864"/>
+          <w:sz w:val="24"/>
+          <w:szCs w:val="24"/>
+        </w:rPr>
+        <w:t xml:space="preserve">14. Next Steps</w:t>
+      </w:r>
+    </w:p>
+    <w:p>
+      <w:pPr>
+        <w:pStyle w:val="ListParagraph"/>
+        <w:numPr>
+          <w:ilvl w:val="0"/>
+          <w:numId w:val="1"/>
+        </w:numPr>
+        <w:spacing w:after="60" w:line="250"/>
+      </w:pPr>
+      <w:r>
+        <w:rPr>
+          <w:rFonts w:ascii="Calibri" w:cs="Calibri" w:eastAsia="Calibri" w:hAnsi="Calibri"/>
+          <w:sz w:val="20"/>
+          <w:szCs w:val="20"/>
+        </w:rPr>
+        <w:t xml:space="preserve">Adversarial training (or other defense) to address the Phase 5 robustness gap, unaddressed by any phase to date.</w:t>
+      </w:r>
+    </w:p>
+    <w:p>
+      <w:pPr>
+        <w:pStyle w:val="ListParagraph"/>
+        <w:numPr>
+          <w:ilvl w:val="0"/>
+          <w:numId w:val="1"/>
+        </w:numPr>
+        <w:spacing w:after="60" w:line="250"/>
+      </w:pPr>
+      <w:r>
+        <w:rPr>
+          <w:rFonts w:ascii="Calibri" w:cs="Calibri" w:eastAsia="Calibri" w:hAnsi="Calibri"/>
+          <w:sz w:val="20"/>
+          <w:szCs w:val="20"/>
+        </w:rPr>
+        <w:t xml:space="preserve">Given the strength of the Phase 9 finding, investigate the minimum number of target-domain training examples required for substantial recovery (e.g. repeat Phase 9 with 100, 500, and 1,000 diffusion images instead of 1,500, to characterize the few-shot learning curve).</w:t>
+      </w:r>
+    </w:p>
+    <w:p>
+      <w:pPr>
+        <w:pStyle w:val="ListParagraph"/>
+        <w:numPr>
+          <w:ilvl w:val="0"/>
+          <w:numId w:val="1"/>
+        </w:numPr>
+        <w:spacing w:after="60" w:line="250"/>
+      </w:pPr>
+      <w:r>
+        <w:rPr>
+          <w:rFonts w:ascii="Calibri" w:cs="Calibri" w:eastAsia="Calibri" w:hAnsi="Calibri"/>
+          <w:sz w:val="20"/>
+          <w:szCs w:val="20"/>
+        </w:rPr>
+        <w:t xml:space="preserve">CLIP-based or other foundation-model detector (SOTA Section 4.4), as a comparison point against the data-centric remedy established as most effective in this work.</w:t>
+      </w:r>
+    </w:p>
+    <w:p>
+      <w:pPr>
+        <w:pStyle w:val="ListParagraph"/>
+        <w:numPr>
+          <w:ilvl w:val="0"/>
+          <w:numId w:val="1"/>
+        </w:numPr>
+        <w:spacing w:after="60" w:line="250"/>
+      </w:pPr>
+      <w:r>
+        <w:rPr>
+          <w:rFonts w:ascii="Calibri" w:cs="Calibri" w:eastAsia="Calibri" w:hAnsi="Calibri"/>
+          <w:sz w:val="20"/>
+          <w:szCs w:val="20"/>
+        </w:rPr>
+        <w:t xml:space="preserve">Feature-level investigation of the Phase 7/8 below-chance AUC finding as a focused, self-contained sub-question.</w:t>
       </w:r>
     </w:p>
     <w:p>

--- a/results/Final_Results_Report.docx
+++ b/results/Final_Results_Report.docx
@@ -33,7 +33,7 @@
           <w:sz w:val="20"/>
           <w:szCs w:val="20"/>
         </w:rPr>
-        <w:t xml:space="preserve">Master 2 Thesis — Deepfake Detection Track — Phases 1-9 Complete</w:t>
+        <w:t xml:space="preserve">Master 2 Thesis — Deepfake Detection Track — Phases 1-10 Complete</w:t>
       </w:r>
     </w:p>
     <w:p>
@@ -63,7 +63,7 @@
           <w:sz w:val="20"/>
           <w:szCs w:val="20"/>
         </w:rPr>
-        <w:t xml:space="preserve">Build and validate an end-to-end pipeline for digital face forgery (deepfake) detection, then progressively evaluate and improve it. This report consolidates all nine phases of the experimental work: the four items originally requested by the supervisor (fine-tuning, cross-dataset evaluation, ensembling, adversarial robustness), plus five self-directed extensions investigating the fixability, extent, representation-dependence, and few-shot recoverability of the generalization gap found.</w:t>
+        <w:t xml:space="preserve">Build and validate an end-to-end pipeline for digital face forgery (deepfake) detection, then progressively evaluate and improve it. This report consolidates all ten phases of the experimental work: the four items originally requested by the supervisor (fine-tuning, cross-dataset evaluation, ensembling, adversarial robustness), plus six self-directed extensions investigating the fixability, extent, representation-dependence, few-shot recoverability, and backbone-dependence of the generalization gap found.</w:t>
       </w:r>
     </w:p>
     <w:p>
@@ -5438,7 +5438,7 @@
           <w:sz w:val="24"/>
           <w:szCs w:val="24"/>
         </w:rPr>
-        <w:t xml:space="preserve">13. Overall Conclusion (Phases 1-9)</w:t>
+        <w:t xml:space="preserve">13. Phase 10 — CLIP-Based Detector (Foundation Model Adapter)</w:t>
       </w:r>
     </w:p>
     <w:p>
@@ -5451,24 +5451,473 @@
           <w:sz w:val="20"/>
           <w:szCs w:val="20"/>
         </w:rPr>
-        <w:t xml:space="preserve">Across nine phases, this work establishes a complete and nuanced empirical narrative regarding the generalization behavior of deepfake detectors. A fine-tuned ResNet18 achieves excellent in-distribution performance (98.8% accuracy, 0.999 AUC) on a single generator family (Phases 1-2), but this performance does not reflect a generally robust detector: the model collapses to near-chance accuracy on unseen forgery types (Phase 3, Phase 7), and neither architectural ensembling (Phase 4) nor a change of input representation to the frequency domain (Phase 8) meaningfully address this in a zero-shot setting. Diversifying the training data to include a second forgery type (Phase 6) substantially improves generalization to that type, though this benefit only partially extends, zero-shot, to a third, unrelated forgery paradigm (Phase 7). Critically, however, directly including even a modest, few-shot sample of that third domain in training (Phase 9) resolves the remaining gap almost entirely, at negligible cost to performance on the other domains. This progression of results supports a specific, actionable conclusion: the generalization limitations observed throughout this work are attributable primarily to the absence of relevant training examples, rather than to any fundamental architectural or representational limitation of the underlying model. Adversarial robustness (Phase 5) remains an entirely separate, unaddressed weakness throughout, unrelated to the data-diversity findings that otherwise dominate this work's conclusions.</w:t>
-      </w:r>
-    </w:p>
-    <w:p>
-      <w:pPr>
-        <w:pStyle w:val="Heading1"/>
-        <w:spacing w:after="100" w:before="220"/>
+        <w:t xml:space="preserve">Tests whether a frozen CLIP (ViT-B/32) vision backbone, pretrained on web-scale image-text data far broader than ImageNet, yields representations that generalize better zero-shot to unseen forgery types than an ImageNet-pretrained ResNet18 (SOTA review, Section 4.4). For a clean, isolated comparison, a small linear classification head (the only trainable component; all CLIP parameters remain frozen) was trained on CLIP embeddings of StyleGAN images only — identical training data to Phase 2 — then evaluated zero-shot on face-swap and diffusion-generated faces.</w:t>
+      </w:r>
+    </w:p>
+    <w:p>
+      <w:pPr>
+        <w:spacing w:after="80" w:before="100"/>
       </w:pPr>
       <w:r>
         <w:rPr>
           <w:rFonts w:ascii="Calibri" w:cs="Calibri" w:eastAsia="Calibri" w:hAnsi="Calibri"/>
           <w:b/>
           <w:bCs/>
-          <w:color w:val="1F3864"/>
-          <w:sz w:val="24"/>
-          <w:szCs w:val="24"/>
-        </w:rPr>
-        <w:t xml:space="preserve">14. Next Steps</w:t>
+          <w:sz w:val="20"/>
+          <w:szCs w:val="20"/>
+        </w:rPr>
+        <w:t xml:space="preserve">Results (AUC comparison against Phase 2's ResNet18):</w:t>
+      </w:r>
+    </w:p>
+    <w:tbl>
+      <w:tblPr>
+        <w:tblW w:type="dxa" w:w="10000"/>
+        <w:tblBorders>
+          <w:top w:val="single" w:color="auto" w:sz="4"/>
+          <w:left w:val="single" w:color="auto" w:sz="4"/>
+          <w:bottom w:val="single" w:color="auto" w:sz="4"/>
+          <w:right w:val="single" w:color="auto" w:sz="4"/>
+          <w:insideH w:val="single" w:color="auto" w:sz="4"/>
+          <w:insideV w:val="single" w:color="auto" w:sz="4"/>
+        </w:tblBorders>
+      </w:tblPr>
+      <w:tblGrid>
+        <w:gridCol w:w="2600"/>
+        <w:gridCol w:w="2600"/>
+        <w:gridCol w:w="2600"/>
+        <w:gridCol w:w="2200"/>
+      </w:tblGrid>
+      <w:tr>
+        <w:trPr>
+          <w:tblHeader/>
+        </w:trPr>
+        <w:tc>
+          <w:tcPr>
+            <w:tcW w:type="dxa" w:w="2600"/>
+            <w:shd w:fill="1F3864" w:val="clear"/>
+            <w:tcMar>
+              <w:top w:type="dxa" w:w="60"/>
+              <w:left w:type="dxa" w:w="100"/>
+              <w:bottom w:type="dxa" w:w="60"/>
+              <w:right w:type="dxa" w:w="100"/>
+            </w:tcMar>
+            <w:vAlign w:val="center"/>
+          </w:tcPr>
+          <w:p>
+            <w:r>
+              <w:rPr>
+                <w:rFonts w:ascii="Calibri" w:cs="Calibri" w:eastAsia="Calibri" w:hAnsi="Calibri"/>
+                <w:b/>
+                <w:bCs/>
+                <w:color w:val="FFFFFF"/>
+                <w:sz w:val="19"/>
+                <w:szCs w:val="19"/>
+              </w:rPr>
+              <w:t xml:space="preserve">Domain</w:t>
+            </w:r>
+          </w:p>
+        </w:tc>
+        <w:tc>
+          <w:tcPr>
+            <w:tcW w:type="dxa" w:w="2600"/>
+            <w:shd w:fill="1F3864" w:val="clear"/>
+            <w:tcMar>
+              <w:top w:type="dxa" w:w="60"/>
+              <w:left w:type="dxa" w:w="100"/>
+              <w:bottom w:type="dxa" w:w="60"/>
+              <w:right w:type="dxa" w:w="100"/>
+            </w:tcMar>
+            <w:vAlign w:val="center"/>
+          </w:tcPr>
+          <w:p>
+            <w:r>
+              <w:rPr>
+                <w:rFonts w:ascii="Calibri" w:cs="Calibri" w:eastAsia="Calibri" w:hAnsi="Calibri"/>
+                <w:b/>
+                <w:bCs/>
+                <w:color w:val="FFFFFF"/>
+                <w:sz w:val="19"/>
+                <w:szCs w:val="19"/>
+              </w:rPr>
+              <w:t xml:space="preserve">Phase 2 (ResNet18) AUC</w:t>
+            </w:r>
+          </w:p>
+        </w:tc>
+        <w:tc>
+          <w:tcPr>
+            <w:tcW w:type="dxa" w:w="2600"/>
+            <w:shd w:fill="1F3864" w:val="clear"/>
+            <w:tcMar>
+              <w:top w:type="dxa" w:w="60"/>
+              <w:left w:type="dxa" w:w="100"/>
+              <w:bottom w:type="dxa" w:w="60"/>
+              <w:right w:type="dxa" w:w="100"/>
+            </w:tcMar>
+            <w:vAlign w:val="center"/>
+          </w:tcPr>
+          <w:p>
+            <w:r>
+              <w:rPr>
+                <w:rFonts w:ascii="Calibri" w:cs="Calibri" w:eastAsia="Calibri" w:hAnsi="Calibri"/>
+                <w:b/>
+                <w:bCs/>
+                <w:color w:val="FFFFFF"/>
+                <w:sz w:val="19"/>
+                <w:szCs w:val="19"/>
+              </w:rPr>
+              <w:t xml:space="preserve">Phase 10 (CLIP) AUC</w:t>
+            </w:r>
+          </w:p>
+        </w:tc>
+        <w:tc>
+          <w:tcPr>
+            <w:tcW w:type="dxa" w:w="2200"/>
+            <w:shd w:fill="1F3864" w:val="clear"/>
+            <w:tcMar>
+              <w:top w:type="dxa" w:w="60"/>
+              <w:left w:type="dxa" w:w="100"/>
+              <w:bottom w:type="dxa" w:w="60"/>
+              <w:right w:type="dxa" w:w="100"/>
+            </w:tcMar>
+            <w:vAlign w:val="center"/>
+          </w:tcPr>
+          <w:p>
+            <w:r>
+              <w:rPr>
+                <w:rFonts w:ascii="Calibri" w:cs="Calibri" w:eastAsia="Calibri" w:hAnsi="Calibri"/>
+                <w:b/>
+                <w:bCs/>
+                <w:color w:val="FFFFFF"/>
+                <w:sz w:val="19"/>
+                <w:szCs w:val="19"/>
+              </w:rPr>
+              <w:t xml:space="preserve">Change</w:t>
+            </w:r>
+          </w:p>
+        </w:tc>
+      </w:tr>
+      <w:tr>
+        <w:tc>
+          <w:tcPr>
+            <w:tcW w:type="dxa" w:w="2600"/>
+            <w:tcMar>
+              <w:top w:type="dxa" w:w="60"/>
+              <w:left w:type="dxa" w:w="100"/>
+              <w:bottom w:type="dxa" w:w="60"/>
+              <w:right w:type="dxa" w:w="100"/>
+            </w:tcMar>
+            <w:vAlign w:val="center"/>
+          </w:tcPr>
+          <w:p>
+            <w:r>
+              <w:rPr>
+                <w:rFonts w:ascii="Calibri" w:cs="Calibri" w:eastAsia="Calibri" w:hAnsi="Calibri"/>
+                <w:b w:val="false"/>
+                <w:bCs w:val="false"/>
+                <w:color w:val="000000"/>
+                <w:sz w:val="19"/>
+                <w:szCs w:val="19"/>
+              </w:rPr>
+              <w:t xml:space="preserve">StyleGAN (in-distribution)</w:t>
+            </w:r>
+          </w:p>
+        </w:tc>
+        <w:tc>
+          <w:tcPr>
+            <w:tcW w:type="dxa" w:w="2600"/>
+            <w:tcMar>
+              <w:top w:type="dxa" w:w="60"/>
+              <w:left w:type="dxa" w:w="100"/>
+              <w:bottom w:type="dxa" w:w="60"/>
+              <w:right w:type="dxa" w:w="100"/>
+            </w:tcMar>
+            <w:vAlign w:val="center"/>
+          </w:tcPr>
+          <w:p>
+            <w:r>
+              <w:rPr>
+                <w:rFonts w:ascii="Calibri" w:cs="Calibri" w:eastAsia="Calibri" w:hAnsi="Calibri"/>
+                <w:b w:val="false"/>
+                <w:bCs w:val="false"/>
+                <w:color w:val="000000"/>
+                <w:sz w:val="19"/>
+                <w:szCs w:val="19"/>
+              </w:rPr>
+              <w:t xml:space="preserve">0.999</w:t>
+            </w:r>
+          </w:p>
+        </w:tc>
+        <w:tc>
+          <w:tcPr>
+            <w:tcW w:type="dxa" w:w="2600"/>
+            <w:tcMar>
+              <w:top w:type="dxa" w:w="60"/>
+              <w:left w:type="dxa" w:w="100"/>
+              <w:bottom w:type="dxa" w:w="60"/>
+              <w:right w:type="dxa" w:w="100"/>
+            </w:tcMar>
+            <w:vAlign w:val="center"/>
+          </w:tcPr>
+          <w:p>
+            <w:r>
+              <w:rPr>
+                <w:rFonts w:ascii="Calibri" w:cs="Calibri" w:eastAsia="Calibri" w:hAnsi="Calibri"/>
+                <w:b w:val="false"/>
+                <w:bCs w:val="false"/>
+                <w:color w:val="000000"/>
+                <w:sz w:val="19"/>
+                <w:szCs w:val="19"/>
+              </w:rPr>
+              <w:t xml:space="preserve">0.988</w:t>
+            </w:r>
+          </w:p>
+        </w:tc>
+        <w:tc>
+          <w:tcPr>
+            <w:tcW w:type="dxa" w:w="2200"/>
+            <w:tcMar>
+              <w:top w:type="dxa" w:w="60"/>
+              <w:left w:type="dxa" w:w="100"/>
+              <w:bottom w:type="dxa" w:w="60"/>
+              <w:right w:type="dxa" w:w="100"/>
+            </w:tcMar>
+            <w:vAlign w:val="center"/>
+          </w:tcPr>
+          <w:p>
+            <w:r>
+              <w:rPr>
+                <w:rFonts w:ascii="Calibri" w:cs="Calibri" w:eastAsia="Calibri" w:hAnsi="Calibri"/>
+                <w:b w:val="false"/>
+                <w:bCs w:val="false"/>
+                <w:color w:val="000000"/>
+                <w:sz w:val="19"/>
+                <w:szCs w:val="19"/>
+              </w:rPr>
+              <w:t xml:space="preserve">-0.011</w:t>
+            </w:r>
+          </w:p>
+        </w:tc>
+      </w:tr>
+      <w:tr>
+        <w:tc>
+          <w:tcPr>
+            <w:tcW w:type="dxa" w:w="2600"/>
+            <w:tcMar>
+              <w:top w:type="dxa" w:w="60"/>
+              <w:left w:type="dxa" w:w="100"/>
+              <w:bottom w:type="dxa" w:w="60"/>
+              <w:right w:type="dxa" w:w="100"/>
+            </w:tcMar>
+            <w:vAlign w:val="center"/>
+          </w:tcPr>
+          <w:p>
+            <w:r>
+              <w:rPr>
+                <w:rFonts w:ascii="Calibri" w:cs="Calibri" w:eastAsia="Calibri" w:hAnsi="Calibri"/>
+                <w:b w:val="false"/>
+                <w:bCs w:val="false"/>
+                <w:color w:val="000000"/>
+                <w:sz w:val="19"/>
+                <w:szCs w:val="19"/>
+              </w:rPr>
+              <w:t xml:space="preserve">Face-swap (zero-shot)</w:t>
+            </w:r>
+          </w:p>
+        </w:tc>
+        <w:tc>
+          <w:tcPr>
+            <w:tcW w:type="dxa" w:w="2600"/>
+            <w:tcMar>
+              <w:top w:type="dxa" w:w="60"/>
+              <w:left w:type="dxa" w:w="100"/>
+              <w:bottom w:type="dxa" w:w="60"/>
+              <w:right w:type="dxa" w:w="100"/>
+            </w:tcMar>
+            <w:vAlign w:val="center"/>
+          </w:tcPr>
+          <w:p>
+            <w:r>
+              <w:rPr>
+                <w:rFonts w:ascii="Calibri" w:cs="Calibri" w:eastAsia="Calibri" w:hAnsi="Calibri"/>
+                <w:b w:val="false"/>
+                <w:bCs w:val="false"/>
+                <w:color w:val="000000"/>
+                <w:sz w:val="19"/>
+                <w:szCs w:val="19"/>
+              </w:rPr>
+              <w:t xml:space="preserve">0.525</w:t>
+            </w:r>
+          </w:p>
+        </w:tc>
+        <w:tc>
+          <w:tcPr>
+            <w:tcW w:type="dxa" w:w="2600"/>
+            <w:tcMar>
+              <w:top w:type="dxa" w:w="60"/>
+              <w:left w:type="dxa" w:w="100"/>
+              <w:bottom w:type="dxa" w:w="60"/>
+              <w:right w:type="dxa" w:w="100"/>
+            </w:tcMar>
+            <w:vAlign w:val="center"/>
+          </w:tcPr>
+          <w:p>
+            <w:r>
+              <w:rPr>
+                <w:rFonts w:ascii="Calibri" w:cs="Calibri" w:eastAsia="Calibri" w:hAnsi="Calibri"/>
+                <w:b w:val="false"/>
+                <w:bCs w:val="false"/>
+                <w:color w:val="000000"/>
+                <w:sz w:val="19"/>
+                <w:szCs w:val="19"/>
+              </w:rPr>
+              <w:t xml:space="preserve">0.484</w:t>
+            </w:r>
+          </w:p>
+        </w:tc>
+        <w:tc>
+          <w:tcPr>
+            <w:tcW w:type="dxa" w:w="2200"/>
+            <w:tcMar>
+              <w:top w:type="dxa" w:w="60"/>
+              <w:left w:type="dxa" w:w="100"/>
+              <w:bottom w:type="dxa" w:w="60"/>
+              <w:right w:type="dxa" w:w="100"/>
+            </w:tcMar>
+            <w:vAlign w:val="center"/>
+          </w:tcPr>
+          <w:p>
+            <w:r>
+              <w:rPr>
+                <w:rFonts w:ascii="Calibri" w:cs="Calibri" w:eastAsia="Calibri" w:hAnsi="Calibri"/>
+                <w:b w:val="false"/>
+                <w:bCs w:val="false"/>
+                <w:color w:val="000000"/>
+                <w:sz w:val="19"/>
+                <w:szCs w:val="19"/>
+              </w:rPr>
+              <w:t xml:space="preserve">-0.041</w:t>
+            </w:r>
+          </w:p>
+        </w:tc>
+      </w:tr>
+      <w:tr>
+        <w:tc>
+          <w:tcPr>
+            <w:tcW w:type="dxa" w:w="2600"/>
+            <w:tcMar>
+              <w:top w:type="dxa" w:w="60"/>
+              <w:left w:type="dxa" w:w="100"/>
+              <w:bottom w:type="dxa" w:w="60"/>
+              <w:right w:type="dxa" w:w="100"/>
+            </w:tcMar>
+            <w:vAlign w:val="center"/>
+          </w:tcPr>
+          <w:p>
+            <w:r>
+              <w:rPr>
+                <w:rFonts w:ascii="Calibri" w:cs="Calibri" w:eastAsia="Calibri" w:hAnsi="Calibri"/>
+                <w:b w:val="false"/>
+                <w:bCs w:val="false"/>
+                <w:color w:val="000000"/>
+                <w:sz w:val="19"/>
+                <w:szCs w:val="19"/>
+              </w:rPr>
+              <w:t xml:space="preserve">Diffusion (zero-shot)</w:t>
+            </w:r>
+          </w:p>
+        </w:tc>
+        <w:tc>
+          <w:tcPr>
+            <w:tcW w:type="dxa" w:w="2600"/>
+            <w:tcMar>
+              <w:top w:type="dxa" w:w="60"/>
+              <w:left w:type="dxa" w:w="100"/>
+              <w:bottom w:type="dxa" w:w="60"/>
+              <w:right w:type="dxa" w:w="100"/>
+            </w:tcMar>
+            <w:vAlign w:val="center"/>
+          </w:tcPr>
+          <w:p>
+            <w:r>
+              <w:rPr>
+                <w:rFonts w:ascii="Calibri" w:cs="Calibri" w:eastAsia="Calibri" w:hAnsi="Calibri"/>
+                <w:b w:val="false"/>
+                <w:bCs w:val="false"/>
+                <w:color w:val="000000"/>
+                <w:sz w:val="19"/>
+                <w:szCs w:val="19"/>
+              </w:rPr>
+              <w:t xml:space="preserve">0.277</w:t>
+            </w:r>
+          </w:p>
+        </w:tc>
+        <w:tc>
+          <w:tcPr>
+            <w:tcW w:type="dxa" w:w="2600"/>
+            <w:tcMar>
+              <w:top w:type="dxa" w:w="60"/>
+              <w:left w:type="dxa" w:w="100"/>
+              <w:bottom w:type="dxa" w:w="60"/>
+              <w:right w:type="dxa" w:w="100"/>
+            </w:tcMar>
+            <w:vAlign w:val="center"/>
+          </w:tcPr>
+          <w:p>
+            <w:r>
+              <w:rPr>
+                <w:rFonts w:ascii="Calibri" w:cs="Calibri" w:eastAsia="Calibri" w:hAnsi="Calibri"/>
+                <w:b w:val="false"/>
+                <w:bCs w:val="false"/>
+                <w:color w:val="000000"/>
+                <w:sz w:val="19"/>
+                <w:szCs w:val="19"/>
+              </w:rPr>
+              <w:t xml:space="preserve">0.232</w:t>
+            </w:r>
+          </w:p>
+        </w:tc>
+        <w:tc>
+          <w:tcPr>
+            <w:tcW w:type="dxa" w:w="2200"/>
+            <w:tcMar>
+              <w:top w:type="dxa" w:w="60"/>
+              <w:left w:type="dxa" w:w="100"/>
+              <w:bottom w:type="dxa" w:w="60"/>
+              <w:right w:type="dxa" w:w="100"/>
+            </w:tcMar>
+            <w:vAlign w:val="center"/>
+          </w:tcPr>
+          <w:p>
+            <w:r>
+              <w:rPr>
+                <w:rFonts w:ascii="Calibri" w:cs="Calibri" w:eastAsia="Calibri" w:hAnsi="Calibri"/>
+                <w:b w:val="false"/>
+                <w:bCs w:val="false"/>
+                <w:color w:val="000000"/>
+                <w:sz w:val="19"/>
+                <w:szCs w:val="19"/>
+              </w:rPr>
+              <w:t xml:space="preserve">-0.045</w:t>
+            </w:r>
+          </w:p>
+        </w:tc>
+      </w:tr>
+    </w:tbl>
+    <w:p>
+      <w:pPr>
+        <w:pStyle w:val="Heading2"/>
+        <w:spacing w:after="80" w:before="140"/>
+      </w:pPr>
+      <w:r>
+        <w:rPr>
+          <w:rFonts w:ascii="Calibri" w:cs="Calibri" w:eastAsia="Calibri" w:hAnsi="Calibri"/>
+          <w:b/>
+          <w:bCs/>
+          <w:color w:val="2E5395"/>
+          <w:sz w:val="21"/>
+          <w:szCs w:val="21"/>
+        </w:rPr>
+        <w:t xml:space="preserve">Interpretation</w:t>
       </w:r>
     </w:p>
     <w:p>
@@ -5486,7 +5935,7 @@
           <w:sz w:val="20"/>
           <w:szCs w:val="20"/>
         </w:rPr>
-        <w:t xml:space="preserve">Adversarial training (or other defense) to address the Phase 5 robustness gap, unaddressed by any phase to date.</w:t>
+        <w:t xml:space="preserve">In-distribution, CLIP's linear-probe performance (98.8% accuracy / 0.999 AUC for Phase 2 vs. 94.4% / 0.988 for CLIP) is slightly lower, consistent with CLIP's representation being fixed and general-purpose rather than specifically fine-tuned for this task.</w:t>
       </w:r>
     </w:p>
     <w:p>
@@ -5504,7 +5953,7 @@
           <w:sz w:val="20"/>
           <w:szCs w:val="20"/>
         </w:rPr>
-        <w:t xml:space="preserve">Given the strength of the Phase 9 finding, investigate the minimum number of target-domain training examples required for substantial recovery (e.g. repeat Phase 9 with 100, 500, and 1,000 diffusion images instead of 1,500, to characterize the few-shot learning curve).</w:t>
+        <w:t xml:space="preserve">Critically, CLIP did not generalize better, zero-shot, to either unseen domain: its Face-swap AUC (0.484) and Diffusion AUC (0.232) were both at or below Phase 2's corresponding figures (0.525 and 0.277), with the Diffusion AUC in particular falling even further below the chance level of 0.5 than Phase 2's did.</w:t>
       </w:r>
     </w:p>
     <w:p>
@@ -5522,7 +5971,54 @@
           <w:sz w:val="20"/>
           <w:szCs w:val="20"/>
         </w:rPr>
-        <w:t xml:space="preserve">CLIP-based or other foundation-model detector (SOTA Section 4.4), as a comparison point against the data-centric remedy established as most effective in this work.</w:t>
+        <w:t xml:space="preserve">This result does not support the hypothesis that a broader-pretrained foundation-model backbone alone improves zero-shot generalization to unseen forgery types. Combined with the Phase 9 finding, this provides converging evidence that the dominant factor governing generalization in this work is specifically whether relevant training examples of a given forgery type were present during training — not backbone architecture, pretraining scale, or input representation. This rules out a plausible alternative explanation for the generalization gap (an insufficiently powerful or narrowly pretrained backbone) and correspondingly strengthens the practical conclusion drawn from Phase 9: targeted data collection, not architectural or representational substitution, is the most direct and effective remedy identified in this work.</w:t>
+      </w:r>
+    </w:p>
+    <w:p>
+      <w:pPr>
+        <w:pStyle w:val="Heading1"/>
+        <w:spacing w:after="100" w:before="220"/>
+      </w:pPr>
+      <w:r>
+        <w:rPr>
+          <w:rFonts w:ascii="Calibri" w:cs="Calibri" w:eastAsia="Calibri" w:hAnsi="Calibri"/>
+          <w:b/>
+          <w:bCs/>
+          <w:color w:val="1F3864"/>
+          <w:sz w:val="24"/>
+          <w:szCs w:val="24"/>
+        </w:rPr>
+        <w:t xml:space="preserve">14. Overall Conclusion (Phases 1-10)</w:t>
+      </w:r>
+    </w:p>
+    <w:p>
+      <w:pPr>
+        <w:spacing w:after="120" w:line="260"/>
+      </w:pPr>
+      <w:r>
+        <w:rPr>
+          <w:rFonts w:ascii="Calibri" w:cs="Calibri" w:eastAsia="Calibri" w:hAnsi="Calibri"/>
+          <w:sz w:val="20"/>
+          <w:szCs w:val="20"/>
+        </w:rPr>
+        <w:t xml:space="preserve">Across ten phases, this work establishes a complete and nuanced empirical narrative regarding the generalization behavior of deepfake detectors. A fine-tuned ResNet18 achieves excellent in-distribution performance (98.8% accuracy, 0.999 AUC) on a single generator family (Phases 1-2), but this performance does not reflect a generally robust detector: the model collapses to near-chance (or below-chance) accuracy on unseen forgery types (Phase 3, Phase 7), and none of architectural ensembling (Phase 4), a change of input representation to the frequency domain (Phase 8), nor substituting a substantially broader-pretrained foundation-model backbone (Phase 10) meaningfully address this in a zero-shot setting. Diversifying the training data to include a second forgery type (Phase 6) substantially improves generalization to that type, though this benefit only partially extends, zero-shot, to a third, unrelated forgery paradigm (Phase 7). Critically, directly including even a modest, few-shot sample of that third domain in training (Phase 9) resolves the remaining gap almost entirely, at negligible cost to performance on the other domains. Taken together, these results converge on a specific, actionable conclusion: the generalization limitations observed throughout this work are attributable specifically to the absence of relevant training examples, rather than to any architectural, representational, or backbone-pretraining limitation of the underlying model. Adversarial robustness (Phase 5) remains an entirely separate, unaddressed weakness throughout, unrelated to the data-diversity findings that otherwise dominate this work's conclusions.</w:t>
+      </w:r>
+    </w:p>
+    <w:p>
+      <w:pPr>
+        <w:pStyle w:val="Heading1"/>
+        <w:spacing w:after="100" w:before="220"/>
+      </w:pPr>
+      <w:r>
+        <w:rPr>
+          <w:rFonts w:ascii="Calibri" w:cs="Calibri" w:eastAsia="Calibri" w:hAnsi="Calibri"/>
+          <w:b/>
+          <w:bCs/>
+          <w:color w:val="1F3864"/>
+          <w:sz w:val="24"/>
+          <w:szCs w:val="24"/>
+        </w:rPr>
+        <w:t xml:space="preserve">15. Next Steps</w:t>
       </w:r>
     </w:p>
     <w:p>
@@ -5540,7 +6036,61 @@
           <w:sz w:val="20"/>
           <w:szCs w:val="20"/>
         </w:rPr>
-        <w:t xml:space="preserve">Feature-level investigation of the Phase 7/8 below-chance AUC finding as a focused, self-contained sub-question.</w:t>
+        <w:t xml:space="preserve">Adversarial training (or other defense) to address the Phase 5 robustness gap, unaddressed by any phase to date.</w:t>
+      </w:r>
+    </w:p>
+    <w:p>
+      <w:pPr>
+        <w:pStyle w:val="ListParagraph"/>
+        <w:numPr>
+          <w:ilvl w:val="0"/>
+          <w:numId w:val="1"/>
+        </w:numPr>
+        <w:spacing w:after="60" w:line="250"/>
+      </w:pPr>
+      <w:r>
+        <w:rPr>
+          <w:rFonts w:ascii="Calibri" w:cs="Calibri" w:eastAsia="Calibri" w:hAnsi="Calibri"/>
+          <w:sz w:val="20"/>
+          <w:szCs w:val="20"/>
+        </w:rPr>
+        <w:t xml:space="preserve">Given the strength of the Phase 9 finding and its reinforcement by Phase 10, investigate the minimum number of target-domain training examples required for substantial recovery (e.g. repeat Phase 9 with 100, 500, and 1,000 diffusion images instead of 1,500, to characterize the few-shot learning curve).</w:t>
+      </w:r>
+    </w:p>
+    <w:p>
+      <w:pPr>
+        <w:pStyle w:val="ListParagraph"/>
+        <w:numPr>
+          <w:ilvl w:val="0"/>
+          <w:numId w:val="1"/>
+        </w:numPr>
+        <w:spacing w:after="60" w:line="250"/>
+      </w:pPr>
+      <w:r>
+        <w:rPr>
+          <w:rFonts w:ascii="Calibri" w:cs="Calibri" w:eastAsia="Calibri" w:hAnsi="Calibri"/>
+          <w:sz w:val="20"/>
+          <w:szCs w:val="20"/>
+        </w:rPr>
+        <w:t xml:space="preserve">Feature-level investigation of the Phase 7/8/10 below-chance AUC finding as a focused, self-contained sub-question — understanding specifically what visual property causes multiple independent models/backbones to systematically mistake diffusion-generated faces for real photographs.</w:t>
+      </w:r>
+    </w:p>
+    <w:p>
+      <w:pPr>
+        <w:pStyle w:val="ListParagraph"/>
+        <w:numPr>
+          <w:ilvl w:val="0"/>
+          <w:numId w:val="1"/>
+        </w:numPr>
+        <w:spacing w:after="60" w:line="250"/>
+      </w:pPr>
+      <w:r>
+        <w:rPr>
+          <w:rFonts w:ascii="Calibri" w:cs="Calibri" w:eastAsia="Calibri" w:hAnsi="Calibri"/>
+          <w:sz w:val="20"/>
+          <w:szCs w:val="20"/>
+        </w:rPr>
+        <w:t xml:space="preserve">Fine-tuning (rather than linear-probing) the CLIP backbone itself, as a follow-up to Phase 10, to test whether allowing CLIP's representation to adapt (rather than remaining fully frozen) changes its generalization behavior.</w:t>
       </w:r>
     </w:p>
     <w:p>
